--- a/ErickQuiroz_A1.docx
+++ b/ErickQuiroz_A1.docx
@@ -27,7 +27,7 @@
         <mc:AlternateContent>
           <mc:Choice Requires="wpg">
             <w:drawing>
-              <wp:anchor distT="0" distB="0" distL="114300" distR="114300" simplePos="0" relativeHeight="251658240" behindDoc="1" locked="0" layoutInCell="0" allowOverlap="1" wp14:anchorId="773B7568" wp14:editId="3F1405D3">
+              <wp:anchor distT="0" distB="0" distL="114300" distR="114300" simplePos="0" relativeHeight="251658240" behindDoc="1" locked="0" layoutInCell="0" allowOverlap="1">
                 <wp:simplePos x="0" y="0"/>
                 <wp:positionH relativeFrom="page">
                   <wp:posOffset>0</wp:posOffset>
@@ -38,7 +38,7 @@
                 <wp:extent cx="7772400" cy="9909175"/>
                 <wp:effectExtent l="0" t="0" r="0" b="0"/>
                 <wp:wrapNone/>
-                <wp:docPr id="1435730523" name="Group 2"/>
+                <wp:docPr id="1140816223" name="Group 2"/>
                 <wp:cNvGraphicFramePr>
                   <a:graphicFrameLocks xmlns:a="http://schemas.openxmlformats.org/drawingml/2006/main"/>
                 </wp:cNvGraphicFramePr>
@@ -58,7 +58,7 @@
                       </wpg:grpSpPr>
                       <pic:pic xmlns:pic="http://schemas.openxmlformats.org/drawingml/2006/picture">
                         <pic:nvPicPr>
-                          <pic:cNvPr id="1298590473" name="Picture 3"/>
+                          <pic:cNvPr id="1179855779" name="Picture 3"/>
                           <pic:cNvPicPr>
                             <a:picLocks noChangeAspect="1" noChangeArrowheads="1"/>
                           </pic:cNvPicPr>
@@ -111,7 +111,7 @@
                       </pic:pic>
                       <pic:pic xmlns:pic="http://schemas.openxmlformats.org/drawingml/2006/picture">
                         <pic:nvPicPr>
-                          <pic:cNvPr id="1334525831" name="Picture 4"/>
+                          <pic:cNvPr id="750580328" name="Picture 4"/>
                           <pic:cNvPicPr>
                             <a:picLocks noChangeAspect="1" noChangeArrowheads="1"/>
                           </pic:cNvPicPr>
@@ -164,7 +164,7 @@
                       </pic:pic>
                       <pic:pic xmlns:pic="http://schemas.openxmlformats.org/drawingml/2006/picture">
                         <pic:nvPicPr>
-                          <pic:cNvPr id="1649253782" name="Picture 5"/>
+                          <pic:cNvPr id="1168402138" name="Picture 5"/>
                           <pic:cNvPicPr>
                             <a:picLocks noChangeAspect="1" noChangeArrowheads="1"/>
                           </pic:cNvPicPr>
@@ -217,7 +217,7 @@
                       </pic:pic>
                       <pic:pic xmlns:pic="http://schemas.openxmlformats.org/drawingml/2006/picture">
                         <pic:nvPicPr>
-                          <pic:cNvPr id="1423864820" name="Picture 6"/>
+                          <pic:cNvPr id="898598525" name="Picture 6"/>
                           <pic:cNvPicPr>
                             <a:picLocks noChangeAspect="1" noChangeArrowheads="1"/>
                           </pic:cNvPicPr>
@@ -270,7 +270,7 @@
                       </pic:pic>
                       <pic:pic xmlns:pic="http://schemas.openxmlformats.org/drawingml/2006/picture">
                         <pic:nvPicPr>
-                          <pic:cNvPr id="1819498560" name="Picture 7"/>
+                          <pic:cNvPr id="888152756" name="Picture 7"/>
                           <pic:cNvPicPr>
                             <a:picLocks noChangeAspect="1" noChangeArrowheads="1"/>
                           </pic:cNvPicPr>
@@ -323,7 +323,7 @@
                       </pic:pic>
                       <pic:pic xmlns:pic="http://schemas.openxmlformats.org/drawingml/2006/picture">
                         <pic:nvPicPr>
-                          <pic:cNvPr id="1407645962" name="Picture 8"/>
+                          <pic:cNvPr id="1447413382" name="Picture 8"/>
                           <pic:cNvPicPr>
                             <a:picLocks noChangeAspect="1" noChangeArrowheads="1"/>
                           </pic:cNvPicPr>
@@ -376,7 +376,7 @@
                       </pic:pic>
                       <pic:pic xmlns:pic="http://schemas.openxmlformats.org/drawingml/2006/picture">
                         <pic:nvPicPr>
-                          <pic:cNvPr id="1999422338" name="Picture 9"/>
+                          <pic:cNvPr id="1895514587" name="Picture 9"/>
                           <pic:cNvPicPr>
                             <a:picLocks noChangeAspect="1" noChangeArrowheads="1"/>
                           </pic:cNvPicPr>
@@ -429,7 +429,7 @@
                       </pic:pic>
                       <pic:pic xmlns:pic="http://schemas.openxmlformats.org/drawingml/2006/picture">
                         <pic:nvPicPr>
-                          <pic:cNvPr id="1401991320" name="Picture 10"/>
+                          <pic:cNvPr id="1416730235" name="Picture 10"/>
                           <pic:cNvPicPr>
                             <a:picLocks noChangeAspect="1" noChangeArrowheads="1"/>
                           </pic:cNvPicPr>
@@ -482,7 +482,7 @@
                       </pic:pic>
                       <pic:pic xmlns:pic="http://schemas.openxmlformats.org/drawingml/2006/picture">
                         <pic:nvPicPr>
-                          <pic:cNvPr id="324464402" name="Picture 11"/>
+                          <pic:cNvPr id="2054050023" name="Picture 11"/>
                           <pic:cNvPicPr>
                             <a:picLocks noChangeAspect="1" noChangeArrowheads="1"/>
                           </pic:cNvPicPr>
@@ -535,7 +535,7 @@
                       </pic:pic>
                       <pic:pic xmlns:pic="http://schemas.openxmlformats.org/drawingml/2006/picture">
                         <pic:nvPicPr>
-                          <pic:cNvPr id="2045853365" name="Picture 12"/>
+                          <pic:cNvPr id="563565415" name="Picture 12"/>
                           <pic:cNvPicPr>
                             <a:picLocks noChangeAspect="1" noChangeArrowheads="1"/>
                           </pic:cNvPicPr>
@@ -587,7 +587,7 @@
                         </pic:spPr>
                       </pic:pic>
                       <wpg:grpSp>
-                        <wpg:cNvPr id="1811994464" name="Group 13"/>
+                        <wpg:cNvPr id="825846192" name="Group 13"/>
                         <wpg:cNvGrpSpPr>
                           <a:grpSpLocks/>
                         </wpg:cNvGrpSpPr>
@@ -600,7 +600,7 @@
                           </a:xfrm>
                         </wpg:grpSpPr>
                         <wps:wsp>
-                          <wps:cNvPr id="1108670178" name="Freeform 14"/>
+                          <wps:cNvPr id="1299541858" name="Freeform 14"/>
                           <wps:cNvSpPr>
                             <a:spLocks/>
                           </wps:cNvSpPr>
@@ -687,7 +687,7 @@
                           </wps:bodyPr>
                         </wps:wsp>
                         <wps:wsp>
-                          <wps:cNvPr id="241404441" name="Freeform 15"/>
+                          <wps:cNvPr id="242558722" name="Freeform 15"/>
                           <wps:cNvSpPr>
                             <a:spLocks/>
                           </wps:cNvSpPr>
@@ -774,7 +774,7 @@
                           </wps:bodyPr>
                         </wps:wsp>
                         <wps:wsp>
-                          <wps:cNvPr id="618993612" name="Freeform 16"/>
+                          <wps:cNvPr id="1218032493" name="Freeform 16"/>
                           <wps:cNvSpPr>
                             <a:spLocks/>
                           </wps:cNvSpPr>
@@ -861,7 +861,7 @@
                           </wps:bodyPr>
                         </wps:wsp>
                         <wps:wsp>
-                          <wps:cNvPr id="400971825" name="Freeform 17"/>
+                          <wps:cNvPr id="166810270" name="Freeform 17"/>
                           <wps:cNvSpPr>
                             <a:spLocks/>
                           </wps:cNvSpPr>
@@ -948,7 +948,7 @@
                           </wps:bodyPr>
                         </wps:wsp>
                         <wps:wsp>
-                          <wps:cNvPr id="540671170" name="Freeform 18"/>
+                          <wps:cNvPr id="823452142" name="Freeform 18"/>
                           <wps:cNvSpPr>
                             <a:spLocks/>
                           </wps:cNvSpPr>
@@ -1035,7 +1035,7 @@
                           </wps:bodyPr>
                         </wps:wsp>
                         <wps:wsp>
-                          <wps:cNvPr id="705791186" name="Freeform 19"/>
+                          <wps:cNvPr id="1807740156" name="Freeform 19"/>
                           <wps:cNvSpPr>
                             <a:spLocks/>
                           </wps:cNvSpPr>
@@ -1122,7 +1122,7 @@
                           </wps:bodyPr>
                         </wps:wsp>
                         <wps:wsp>
-                          <wps:cNvPr id="101303881" name="Freeform 20"/>
+                          <wps:cNvPr id="580155641" name="Freeform 20"/>
                           <wps:cNvSpPr>
                             <a:spLocks/>
                           </wps:cNvSpPr>
@@ -1209,7 +1209,7 @@
                           </wps:bodyPr>
                         </wps:wsp>
                         <wps:wsp>
-                          <wps:cNvPr id="1634688228" name="Freeform 21"/>
+                          <wps:cNvPr id="1690043210" name="Freeform 21"/>
                           <wps:cNvSpPr>
                             <a:spLocks/>
                           </wps:cNvSpPr>
@@ -1296,7 +1296,7 @@
                           </wps:bodyPr>
                         </wps:wsp>
                         <wps:wsp>
-                          <wps:cNvPr id="76298930" name="Freeform 22"/>
+                          <wps:cNvPr id="238064326" name="Freeform 22"/>
                           <wps:cNvSpPr>
                             <a:spLocks/>
                           </wps:cNvSpPr>
@@ -1383,7 +1383,7 @@
                           </wps:bodyPr>
                         </wps:wsp>
                         <wps:wsp>
-                          <wps:cNvPr id="1906443454" name="Freeform 23"/>
+                          <wps:cNvPr id="1533970463" name="Freeform 23"/>
                           <wps:cNvSpPr>
                             <a:spLocks/>
                           </wps:cNvSpPr>
@@ -1470,7 +1470,7 @@
                           </wps:bodyPr>
                         </wps:wsp>
                         <wps:wsp>
-                          <wps:cNvPr id="557174942" name="Freeform 24"/>
+                          <wps:cNvPr id="274196831" name="Freeform 24"/>
                           <wps:cNvSpPr>
                             <a:spLocks/>
                           </wps:cNvSpPr>
@@ -1557,7 +1557,7 @@
                           </wps:bodyPr>
                         </wps:wsp>
                         <wps:wsp>
-                          <wps:cNvPr id="746075109" name="Freeform 25"/>
+                          <wps:cNvPr id="2112350675" name="Freeform 25"/>
                           <wps:cNvSpPr>
                             <a:spLocks/>
                           </wps:cNvSpPr>
@@ -1644,7 +1644,7 @@
                           </wps:bodyPr>
                         </wps:wsp>
                         <wps:wsp>
-                          <wps:cNvPr id="812410044" name="Freeform 26"/>
+                          <wps:cNvPr id="2010424082" name="Freeform 26"/>
                           <wps:cNvSpPr>
                             <a:spLocks/>
                           </wps:cNvSpPr>
@@ -1731,7 +1731,7 @@
                           </wps:bodyPr>
                         </wps:wsp>
                         <wps:wsp>
-                          <wps:cNvPr id="1482303944" name="Freeform 27"/>
+                          <wps:cNvPr id="1015497105" name="Freeform 27"/>
                           <wps:cNvSpPr>
                             <a:spLocks/>
                           </wps:cNvSpPr>
@@ -1818,7 +1818,7 @@
                           </wps:bodyPr>
                         </wps:wsp>
                         <wps:wsp>
-                          <wps:cNvPr id="324323375" name="Freeform 28"/>
+                          <wps:cNvPr id="612387909" name="Freeform 28"/>
                           <wps:cNvSpPr>
                             <a:spLocks/>
                           </wps:cNvSpPr>
@@ -1905,7 +1905,7 @@
                           </wps:bodyPr>
                         </wps:wsp>
                         <wps:wsp>
-                          <wps:cNvPr id="274918151" name="Freeform 29"/>
+                          <wps:cNvPr id="861009712" name="Freeform 29"/>
                           <wps:cNvSpPr>
                             <a:spLocks/>
                           </wps:cNvSpPr>
@@ -1992,7 +1992,7 @@
                           </wps:bodyPr>
                         </wps:wsp>
                         <wps:wsp>
-                          <wps:cNvPr id="1384789950" name="Freeform 30"/>
+                          <wps:cNvPr id="1316774853" name="Freeform 30"/>
                           <wps:cNvSpPr>
                             <a:spLocks/>
                           </wps:cNvSpPr>
@@ -2079,7 +2079,7 @@
                           </wps:bodyPr>
                         </wps:wsp>
                         <wps:wsp>
-                          <wps:cNvPr id="2094974556" name="Freeform 31"/>
+                          <wps:cNvPr id="1437522153" name="Freeform 31"/>
                           <wps:cNvSpPr>
                             <a:spLocks/>
                           </wps:cNvSpPr>
@@ -2166,7 +2166,7 @@
                           </wps:bodyPr>
                         </wps:wsp>
                         <wps:wsp>
-                          <wps:cNvPr id="1205091025" name="Freeform 32"/>
+                          <wps:cNvPr id="1578262845" name="Freeform 32"/>
                           <wps:cNvSpPr>
                             <a:spLocks/>
                           </wps:cNvSpPr>
@@ -2253,7 +2253,7 @@
                           </wps:bodyPr>
                         </wps:wsp>
                         <wps:wsp>
-                          <wps:cNvPr id="111854567" name="Freeform 33"/>
+                          <wps:cNvPr id="366135773" name="Freeform 33"/>
                           <wps:cNvSpPr>
                             <a:spLocks/>
                           </wps:cNvSpPr>
@@ -2341,7 +2341,7 @@
                         </wps:wsp>
                       </wpg:grpSp>
                       <wps:wsp>
-                        <wps:cNvPr id="146614063" name="Freeform 34"/>
+                        <wps:cNvPr id="877013282" name="Freeform 34"/>
                         <wps:cNvSpPr>
                           <a:spLocks/>
                         </wps:cNvSpPr>
@@ -2436,7 +2436,7 @@
                         </wps:bodyPr>
                       </wps:wsp>
                       <wps:wsp>
-                        <wps:cNvPr id="1691232491" name="Freeform 35"/>
+                        <wps:cNvPr id="103524256" name="Freeform 35"/>
                         <wps:cNvSpPr>
                           <a:spLocks/>
                         </wps:cNvSpPr>
@@ -2523,7 +2523,7 @@
                         </wps:bodyPr>
                       </wps:wsp>
                       <wps:wsp>
-                        <wps:cNvPr id="1939483111" name="Freeform 36"/>
+                        <wps:cNvPr id="258534502" name="Freeform 36"/>
                         <wps:cNvSpPr>
                           <a:spLocks/>
                         </wps:cNvSpPr>
@@ -2610,7 +2610,7 @@
                         </wps:bodyPr>
                       </wps:wsp>
                       <wps:wsp>
-                        <wps:cNvPr id="1971226192" name="Freeform 37"/>
+                        <wps:cNvPr id="182189740" name="Freeform 37"/>
                         <wps:cNvSpPr>
                           <a:spLocks/>
                         </wps:cNvSpPr>
@@ -2672,7 +2672,7 @@
                         </wps:bodyPr>
                       </wps:wsp>
                       <wps:wsp>
-                        <wps:cNvPr id="966866835" name="Freeform 38"/>
+                        <wps:cNvPr id="767713572" name="Freeform 38"/>
                         <wps:cNvSpPr>
                           <a:spLocks/>
                         </wps:cNvSpPr>
@@ -2734,7 +2734,7 @@
                         </wps:bodyPr>
                       </wps:wsp>
                       <wps:wsp>
-                        <wps:cNvPr id="440297256" name="Freeform 39"/>
+                        <wps:cNvPr id="1883673436" name="Freeform 39"/>
                         <wps:cNvSpPr>
                           <a:spLocks/>
                         </wps:cNvSpPr>
@@ -2797,7 +2797,7 @@
                       </wps:wsp>
                       <pic:pic xmlns:pic="http://schemas.openxmlformats.org/drawingml/2006/picture">
                         <pic:nvPicPr>
-                          <pic:cNvPr id="1599108327" name="Picture 40"/>
+                          <pic:cNvPr id="641032861" name="Picture 40"/>
                           <pic:cNvPicPr>
                             <a:picLocks noChangeAspect="1" noChangeArrowheads="1"/>
                           </pic:cNvPicPr>
@@ -2849,7 +2849,7 @@
                         </pic:spPr>
                       </pic:pic>
                       <wps:wsp>
-                        <wps:cNvPr id="2106646131" name="Freeform 41"/>
+                        <wps:cNvPr id="1250999649" name="Freeform 41"/>
                         <wps:cNvSpPr>
                           <a:spLocks/>
                         </wps:cNvSpPr>
@@ -2911,7 +2911,7 @@
                         </wps:bodyPr>
                       </wps:wsp>
                       <wps:wsp>
-                        <wps:cNvPr id="1796167806" name="Freeform 42"/>
+                        <wps:cNvPr id="589875391" name="Freeform 42"/>
                         <wps:cNvSpPr>
                           <a:spLocks/>
                         </wps:cNvSpPr>
@@ -2973,7 +2973,7 @@
                         </wps:bodyPr>
                       </wps:wsp>
                       <wps:wsp>
-                        <wps:cNvPr id="51028610" name="Freeform 43"/>
+                        <wps:cNvPr id="553438293" name="Freeform 43"/>
                         <wps:cNvSpPr>
                           <a:spLocks/>
                         </wps:cNvSpPr>
@@ -3035,7 +3035,7 @@
                         </wps:bodyPr>
                       </wps:wsp>
                       <wps:wsp>
-                        <wps:cNvPr id="449368868" name="Freeform 44"/>
+                        <wps:cNvPr id="1898169316" name="Freeform 44"/>
                         <wps:cNvSpPr>
                           <a:spLocks/>
                         </wps:cNvSpPr>
@@ -3124,7 +3124,7 @@
                         </wps:bodyPr>
                       </wps:wsp>
                       <wps:wsp>
-                        <wps:cNvPr id="1859115504" name="Freeform 45"/>
+                        <wps:cNvPr id="221857988" name="Freeform 45"/>
                         <wps:cNvSpPr>
                           <a:spLocks/>
                         </wps:cNvSpPr>
@@ -3229,7 +3229,7 @@
                         </wps:bodyPr>
                       </wps:wsp>
                       <wps:wsp>
-                        <wps:cNvPr id="1063996582" name="Freeform 46"/>
+                        <wps:cNvPr id="985268150" name="Freeform 46"/>
                         <wps:cNvSpPr>
                           <a:spLocks/>
                         </wps:cNvSpPr>
@@ -3326,7 +3326,7 @@
                         </wps:bodyPr>
                       </wps:wsp>
                       <wps:wsp>
-                        <wps:cNvPr id="886338120" name="Freeform 47"/>
+                        <wps:cNvPr id="1566965707" name="Freeform 47"/>
                         <wps:cNvSpPr>
                           <a:spLocks/>
                         </wps:cNvSpPr>
@@ -3413,7 +3413,7 @@
                         </wps:bodyPr>
                       </wps:wsp>
                       <wps:wsp>
-                        <wps:cNvPr id="33148239" name="Freeform 48"/>
+                        <wps:cNvPr id="936198035" name="Freeform 48"/>
                         <wps:cNvSpPr>
                           <a:spLocks/>
                         </wps:cNvSpPr>
@@ -3513,7 +3513,7 @@
           </mc:Choice>
           <mc:Fallback>
             <w:pict>
-              <v:group w14:anchorId="6F3319B0" id="Group 2" o:spid="_x0000_s1026" style="position:absolute;margin-left:0;margin-top:0;width:612pt;height:780.25pt;z-index:-251658240;mso-position-horizontal-relative:page;mso-position-vertical-relative:page" coordsize="12240,15605" o:gfxdata="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" o:allowincell="f">
+              <v:group w14:anchorId="3BC0E5E8" id="Group 2" o:spid="_x0000_s1026" style="position:absolute;margin-left:0;margin-top:0;width:612pt;height:780.25pt;z-index:-251658240;mso-position-horizontal-relative:page;mso-position-vertical-relative:page" coordsize="12240,15605" o:gfxdata="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" o:allowincell="f">
                 <v:shapetype id="_x0000_t75" coordsize="21600,21600" o:spt="75" o:preferrelative="t" path="m@4@5l@4@11@9@11@9@5xe" filled="f" stroked="f">
                   <v:stroke joinstyle="miter"/>
                   <v:formulas>
@@ -3533,144 +3533,144 @@
                   <v:path o:extrusionok="f" gradientshapeok="t" o:connecttype="rect"/>
                   <o:lock v:ext="edit" aspectratio="t"/>
                 </v:shapetype>
-                <v:shape id="Picture 3" o:spid="_x0000_s1027" type="#_x0000_t75" style="position:absolute;left:1193;top:15409;width:200;height:200;visibility:visible;mso-wrap-style:square" o:gfxdata="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">
+                <v:shape id="Picture 3" o:spid="_x0000_s1027" type="#_x0000_t75" style="position:absolute;left:1193;top:15409;width:200;height:200;visibility:visible;mso-wrap-style:square" o:gfxdata="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">
                   <v:imagedata r:id="rId13" o:title=""/>
                 </v:shape>
-                <v:shape id="Picture 4" o:spid="_x0000_s1028" type="#_x0000_t75" style="position:absolute;left:876;top:15409;width:200;height:200;visibility:visible;mso-wrap-style:square" o:gfxdata="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">
+                <v:shape id="Picture 4" o:spid="_x0000_s1028" type="#_x0000_t75" style="position:absolute;left:876;top:15409;width:200;height:200;visibility:visible;mso-wrap-style:square" o:gfxdata="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">
                   <v:imagedata r:id="rId14" o:title=""/>
                 </v:shape>
-                <v:shape id="Picture 5" o:spid="_x0000_s1029" type="#_x0000_t75" style="position:absolute;left:876;top:15060;width:200;height:200;visibility:visible;mso-wrap-style:square" o:gfxdata="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">
+                <v:shape id="Picture 5" o:spid="_x0000_s1029" type="#_x0000_t75" style="position:absolute;left:876;top:15060;width:200;height:200;visibility:visible;mso-wrap-style:square" o:gfxdata="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">
                   <v:imagedata r:id="rId14" o:title=""/>
                 </v:shape>
-                <v:shape id="Picture 6" o:spid="_x0000_s1030" type="#_x0000_t75" style="position:absolute;left:558;top:15409;width:200;height:200;visibility:visible;mso-wrap-style:square" o:gfxdata="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">
+                <v:shape id="Picture 6" o:spid="_x0000_s1030" type="#_x0000_t75" style="position:absolute;left:558;top:15409;width:200;height:200;visibility:visible;mso-wrap-style:square" o:gfxdata="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">
                   <v:imagedata r:id="rId13" o:title=""/>
                 </v:shape>
-                <v:shape id="Picture 7" o:spid="_x0000_s1031" type="#_x0000_t75" style="position:absolute;left:558;top:15060;width:200;height:200;visibility:visible;mso-wrap-style:square" o:gfxdata="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">
+                <v:shape id="Picture 7" o:spid="_x0000_s1031" type="#_x0000_t75" style="position:absolute;left:558;top:15060;width:200;height:200;visibility:visible;mso-wrap-style:square" o:gfxdata="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">
                   <v:imagedata r:id="rId13" o:title=""/>
                 </v:shape>
-                <v:shape id="Picture 8" o:spid="_x0000_s1032" type="#_x0000_t75" style="position:absolute;left:558;top:14710;width:200;height:200;visibility:visible;mso-wrap-style:square" o:gfxdata="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">
+                <v:shape id="Picture 8" o:spid="_x0000_s1032" type="#_x0000_t75" style="position:absolute;left:558;top:14710;width:200;height:200;visibility:visible;mso-wrap-style:square" o:gfxdata="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">
                   <v:imagedata r:id="rId15" o:title=""/>
                 </v:shape>
-                <v:shape id="Picture 9" o:spid="_x0000_s1033" type="#_x0000_t75" style="position:absolute;left:240;top:15409;width:200;height:200;visibility:visible;mso-wrap-style:square" o:gfxdata="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">
+                <v:shape id="Picture 9" o:spid="_x0000_s1033" type="#_x0000_t75" style="position:absolute;left:240;top:15409;width:200;height:200;visibility:visible;mso-wrap-style:square" o:gfxdata="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">
                   <v:imagedata r:id="rId14" o:title=""/>
                 </v:shape>
-                <v:shape id="Picture 10" o:spid="_x0000_s1034" type="#_x0000_t75" style="position:absolute;left:240;top:15060;width:200;height:200;visibility:visible;mso-wrap-style:square" o:gfxdata="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">
+                <v:shape id="Picture 10" o:spid="_x0000_s1034" type="#_x0000_t75" style="position:absolute;left:240;top:15060;width:200;height:200;visibility:visible;mso-wrap-style:square" o:gfxdata="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">
                   <v:imagedata r:id="rId14" o:title=""/>
                 </v:shape>
-                <v:shape id="Picture 11" o:spid="_x0000_s1035" type="#_x0000_t75" style="position:absolute;left:240;top:14710;width:200;height:200;visibility:visible;mso-wrap-style:square" o:gfxdata="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">
+                <v:shape id="Picture 11" o:spid="_x0000_s1035" type="#_x0000_t75" style="position:absolute;left:240;top:14710;width:200;height:200;visibility:visible;mso-wrap-style:square" o:gfxdata="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">
                   <v:imagedata r:id="rId16" o:title=""/>
                 </v:shape>
-                <v:shape id="Picture 12" o:spid="_x0000_s1036" type="#_x0000_t75" style="position:absolute;left:240;top:14361;width:200;height:200;visibility:visible;mso-wrap-style:square" o:gfxdata="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">
+                <v:shape id="Picture 12" o:spid="_x0000_s1036" type="#_x0000_t75" style="position:absolute;left:240;top:14361;width:200;height:200;visibility:visible;mso-wrap-style:square" o:gfxdata="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">
                   <v:imagedata r:id="rId14" o:title=""/>
                 </v:shape>
-                <v:group id="Group 13" o:spid="_x0000_s1037" style="position:absolute;left:320;top:2239;width:11596;height:515" coordorigin="320,2239" coordsize="11596,515" o:gfxdata="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">
-                  <v:shape id="Freeform 14" o:spid="_x0000_s1038" style="position:absolute;left:320;top:2239;width:11596;height:515;visibility:visible;mso-wrap-style:square;v-text-anchor:top" coordsize="11596,515" o:gfxdata="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" path="m79,435l,435r,79l79,514r,-79xe" fillcolor="#dbeefa" stroked="f">
+                <v:group id="Group 13" o:spid="_x0000_s1037" style="position:absolute;left:320;top:2239;width:11596;height:515" coordorigin="320,2239" coordsize="11596,515" o:gfxdata="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">
+                  <v:shape id="Freeform 14" o:spid="_x0000_s1038" style="position:absolute;left:320;top:2239;width:11596;height:515;visibility:visible;mso-wrap-style:square;v-text-anchor:top" coordsize="11596,515" o:gfxdata="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" path="m79,435l,435r,79l79,514r,-79xe" fillcolor="#dbeefa" stroked="f">
                     <v:path arrowok="t" o:connecttype="custom" o:connectlocs="79,435;0,435;0,514;79,514;79,435" o:connectangles="0,0,0,0,0"/>
                   </v:shape>
-                  <v:shape id="Freeform 15" o:spid="_x0000_s1039" style="position:absolute;left:320;top:2239;width:11596;height:515;visibility:visible;mso-wrap-style:square;v-text-anchor:top" coordsize="11596,515" o:gfxdata="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" path="m79,290l,290r,79l79,369r,-79xe" fillcolor="#dbeefa" stroked="f">
+                  <v:shape id="Freeform 15" o:spid="_x0000_s1039" style="position:absolute;left:320;top:2239;width:11596;height:515;visibility:visible;mso-wrap-style:square;v-text-anchor:top" coordsize="11596,515" o:gfxdata="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" path="m79,290l,290r,79l79,369r,-79xe" fillcolor="#dbeefa" stroked="f">
                     <v:path arrowok="t" o:connecttype="custom" o:connectlocs="79,290;0,290;0,369;79,369;79,290" o:connectangles="0,0,0,0,0"/>
                   </v:shape>
-                  <v:shape id="Freeform 16" o:spid="_x0000_s1040" style="position:absolute;left:320;top:2239;width:11596;height:515;visibility:visible;mso-wrap-style:square;v-text-anchor:top" coordsize="11596,515" o:gfxdata="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" path="m79,145l,145r,79l79,224r,-79xe" fillcolor="#dbeefa" stroked="f">
+                  <v:shape id="Freeform 16" o:spid="_x0000_s1040" style="position:absolute;left:320;top:2239;width:11596;height:515;visibility:visible;mso-wrap-style:square;v-text-anchor:top" coordsize="11596,515" o:gfxdata="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" path="m79,145l,145r,79l79,224r,-79xe" fillcolor="#dbeefa" stroked="f">
                     <v:path arrowok="t" o:connecttype="custom" o:connectlocs="79,145;0,145;0,224;79,224;79,145" o:connectangles="0,0,0,0,0"/>
                   </v:shape>
-                  <v:shape id="Freeform 17" o:spid="_x0000_s1041" style="position:absolute;left:320;top:2239;width:11596;height:515;visibility:visible;mso-wrap-style:square;v-text-anchor:top" coordsize="11596,515" o:gfxdata="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" path="m79,l,,,79r79,l79,xe" fillcolor="#dbeefa" stroked="f">
+                  <v:shape id="Freeform 17" o:spid="_x0000_s1041" style="position:absolute;left:320;top:2239;width:11596;height:515;visibility:visible;mso-wrap-style:square;v-text-anchor:top" coordsize="11596,515" o:gfxdata="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" path="m79,l,,,79r79,l79,xe" fillcolor="#dbeefa" stroked="f">
                     <v:path arrowok="t" o:connecttype="custom" o:connectlocs="79,0;0,0;0,79;79,79;79,0" o:connectangles="0,0,0,0,0"/>
                   </v:shape>
-                  <v:shape id="Freeform 18" o:spid="_x0000_s1042" style="position:absolute;left:320;top:2239;width:11596;height:515;visibility:visible;mso-wrap-style:square;v-text-anchor:top" coordsize="11596,515" o:gfxdata="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" path="m211,290r-79,l132,369r79,l211,290xe" fillcolor="#dbeefa" stroked="f">
+                  <v:shape id="Freeform 18" o:spid="_x0000_s1042" style="position:absolute;left:320;top:2239;width:11596;height:515;visibility:visible;mso-wrap-style:square;v-text-anchor:top" coordsize="11596,515" o:gfxdata="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" path="m211,290r-79,l132,369r79,l211,290xe" fillcolor="#dbeefa" stroked="f">
                     <v:path arrowok="t" o:connecttype="custom" o:connectlocs="211,290;132,290;132,369;211,369;211,290" o:connectangles="0,0,0,0,0"/>
                   </v:shape>
-                  <v:shape id="Freeform 19" o:spid="_x0000_s1043" style="position:absolute;left:320;top:2239;width:11596;height:515;visibility:visible;mso-wrap-style:square;v-text-anchor:top" coordsize="11596,515" o:gfxdata="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" path="m211,145r-79,l132,224r79,l211,145xe" fillcolor="#dbeefa" stroked="f">
+                  <v:shape id="Freeform 19" o:spid="_x0000_s1043" style="position:absolute;left:320;top:2239;width:11596;height:515;visibility:visible;mso-wrap-style:square;v-text-anchor:top" coordsize="11596,515" o:gfxdata="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" path="m211,145r-79,l132,224r79,l211,145xe" fillcolor="#dbeefa" stroked="f">
                     <v:path arrowok="t" o:connecttype="custom" o:connectlocs="211,145;132,145;132,224;211,224;211,145" o:connectangles="0,0,0,0,0"/>
                   </v:shape>
-                  <v:shape id="Freeform 20" o:spid="_x0000_s1044" style="position:absolute;left:320;top:2239;width:11596;height:515;visibility:visible;mso-wrap-style:square;v-text-anchor:top" coordsize="11596,515" o:gfxdata="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" path="m211,l132,r,79l211,79,211,xe" fillcolor="#dbeefa" stroked="f">
+                  <v:shape id="Freeform 20" o:spid="_x0000_s1044" style="position:absolute;left:320;top:2239;width:11596;height:515;visibility:visible;mso-wrap-style:square;v-text-anchor:top" coordsize="11596,515" o:gfxdata="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" path="m211,l132,r,79l211,79,211,xe" fillcolor="#dbeefa" stroked="f">
                     <v:path arrowok="t" o:connecttype="custom" o:connectlocs="211,0;132,0;132,79;211,79;211,0" o:connectangles="0,0,0,0,0"/>
                   </v:shape>
-                  <v:shape id="Freeform 21" o:spid="_x0000_s1045" style="position:absolute;left:320;top:2239;width:11596;height:515;visibility:visible;mso-wrap-style:square;v-text-anchor:top" coordsize="11596,515" o:gfxdata="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" path="m343,145r-79,l264,224r79,l343,145xe" fillcolor="#dbeefa" stroked="f">
+                  <v:shape id="Freeform 21" o:spid="_x0000_s1045" style="position:absolute;left:320;top:2239;width:11596;height:515;visibility:visible;mso-wrap-style:square;v-text-anchor:top" coordsize="11596,515" o:gfxdata="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" path="m343,145r-79,l264,224r79,l343,145xe" fillcolor="#dbeefa" stroked="f">
                     <v:path arrowok="t" o:connecttype="custom" o:connectlocs="343,145;264,145;264,224;343,224;343,145" o:connectangles="0,0,0,0,0"/>
                   </v:shape>
-                  <v:shape id="Freeform 22" o:spid="_x0000_s1046" style="position:absolute;left:320;top:2239;width:11596;height:515;visibility:visible;mso-wrap-style:square;v-text-anchor:top" coordsize="11596,515" o:gfxdata="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" path="m343,l264,r,79l343,79,343,xe" fillcolor="#dbeefa" stroked="f">
+                  <v:shape id="Freeform 22" o:spid="_x0000_s1046" style="position:absolute;left:320;top:2239;width:11596;height:515;visibility:visible;mso-wrap-style:square;v-text-anchor:top" coordsize="11596,515" o:gfxdata="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" path="m343,l264,r,79l343,79,343,xe" fillcolor="#dbeefa" stroked="f">
                     <v:path arrowok="t" o:connecttype="custom" o:connectlocs="343,0;264,0;264,79;343,79;343,0" o:connectangles="0,0,0,0,0"/>
                   </v:shape>
-                  <v:shape id="Freeform 23" o:spid="_x0000_s1047" style="position:absolute;left:320;top:2239;width:11596;height:515;visibility:visible;mso-wrap-style:square;v-text-anchor:top" coordsize="11596,515" o:gfxdata="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" path="m475,l396,r,79l475,79,475,xe" fillcolor="#dbeefa" stroked="f">
+                  <v:shape id="Freeform 23" o:spid="_x0000_s1047" style="position:absolute;left:320;top:2239;width:11596;height:515;visibility:visible;mso-wrap-style:square;v-text-anchor:top" coordsize="11596,515" o:gfxdata="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" path="m475,l396,r,79l475,79,475,xe" fillcolor="#dbeefa" stroked="f">
                     <v:path arrowok="t" o:connecttype="custom" o:connectlocs="475,0;396,0;396,79;475,79;475,0" o:connectangles="0,0,0,0,0"/>
                   </v:shape>
-                  <v:shape id="Freeform 24" o:spid="_x0000_s1048" style="position:absolute;left:320;top:2239;width:11596;height:515;visibility:visible;mso-wrap-style:square;v-text-anchor:top" coordsize="11596,515" o:gfxdata="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" path="m11199,r-79,l11120,79r79,l11199,xe" fillcolor="#dbeefa" stroked="f">
+                  <v:shape id="Freeform 24" o:spid="_x0000_s1048" style="position:absolute;left:320;top:2239;width:11596;height:515;visibility:visible;mso-wrap-style:square;v-text-anchor:top" coordsize="11596,515" o:gfxdata="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" path="m11199,r-79,l11120,79r79,l11199,xe" fillcolor="#dbeefa" stroked="f">
                     <v:path arrowok="t" o:connecttype="custom" o:connectlocs="11199,0;11120,0;11120,79;11199,79;11199,0" o:connectangles="0,0,0,0,0"/>
                   </v:shape>
-                  <v:shape id="Freeform 25" o:spid="_x0000_s1049" style="position:absolute;left:320;top:2239;width:11596;height:515;visibility:visible;mso-wrap-style:square;v-text-anchor:top" coordsize="11596,515" o:gfxdata="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" path="m11331,145r-80,l11251,224r80,l11331,145xe" fillcolor="#dbeefa" stroked="f">
+                  <v:shape id="Freeform 25" o:spid="_x0000_s1049" style="position:absolute;left:320;top:2239;width:11596;height:515;visibility:visible;mso-wrap-style:square;v-text-anchor:top" coordsize="11596,515" o:gfxdata="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" path="m11331,145r-80,l11251,224r80,l11331,145xe" fillcolor="#dbeefa" stroked="f">
                     <v:path arrowok="t" o:connecttype="custom" o:connectlocs="11331,145;11251,145;11251,224;11331,224;11331,145" o:connectangles="0,0,0,0,0"/>
                   </v:shape>
-                  <v:shape id="Freeform 26" o:spid="_x0000_s1050" style="position:absolute;left:320;top:2239;width:11596;height:515;visibility:visible;mso-wrap-style:square;v-text-anchor:top" coordsize="11596,515" o:gfxdata="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" path="m11331,r-80,l11251,79r80,l11331,xe" fillcolor="#dbeefa" stroked="f">
+                  <v:shape id="Freeform 26" o:spid="_x0000_s1050" style="position:absolute;left:320;top:2239;width:11596;height:515;visibility:visible;mso-wrap-style:square;v-text-anchor:top" coordsize="11596,515" o:gfxdata="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" path="m11331,r-80,l11251,79r80,l11331,xe" fillcolor="#dbeefa" stroked="f">
                     <v:path arrowok="t" o:connecttype="custom" o:connectlocs="11331,0;11251,0;11251,79;11331,79;11331,0" o:connectangles="0,0,0,0,0"/>
                   </v:shape>
-                  <v:shape id="Freeform 27" o:spid="_x0000_s1051" style="position:absolute;left:320;top:2239;width:11596;height:515;visibility:visible;mso-wrap-style:square;v-text-anchor:top" coordsize="11596,515" o:gfxdata="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" path="m11463,290r-80,l11383,369r80,l11463,290xe" fillcolor="#dbeefa" stroked="f">
+                  <v:shape id="Freeform 27" o:spid="_x0000_s1051" style="position:absolute;left:320;top:2239;width:11596;height:515;visibility:visible;mso-wrap-style:square;v-text-anchor:top" coordsize="11596,515" o:gfxdata="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" path="m11463,290r-80,l11383,369r80,l11463,290xe" fillcolor="#dbeefa" stroked="f">
                     <v:path arrowok="t" o:connecttype="custom" o:connectlocs="11463,290;11383,290;11383,369;11463,369;11463,290" o:connectangles="0,0,0,0,0"/>
                   </v:shape>
-                  <v:shape id="Freeform 28" o:spid="_x0000_s1052" style="position:absolute;left:320;top:2239;width:11596;height:515;visibility:visible;mso-wrap-style:square;v-text-anchor:top" coordsize="11596,515" o:gfxdata="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" path="m11463,145r-80,l11383,224r80,l11463,145xe" fillcolor="#dbeefa" stroked="f">
+                  <v:shape id="Freeform 28" o:spid="_x0000_s1052" style="position:absolute;left:320;top:2239;width:11596;height:515;visibility:visible;mso-wrap-style:square;v-text-anchor:top" coordsize="11596,515" o:gfxdata="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" path="m11463,145r-80,l11383,224r80,l11463,145xe" fillcolor="#dbeefa" stroked="f">
                     <v:path arrowok="t" o:connecttype="custom" o:connectlocs="11463,145;11383,145;11383,224;11463,224;11463,145" o:connectangles="0,0,0,0,0"/>
                   </v:shape>
-                  <v:shape id="Freeform 29" o:spid="_x0000_s1053" style="position:absolute;left:320;top:2239;width:11596;height:515;visibility:visible;mso-wrap-style:square;v-text-anchor:top" coordsize="11596,515" o:gfxdata="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" path="m11463,r-80,l11383,79r80,l11463,xe" fillcolor="#dbeefa" stroked="f">
+                  <v:shape id="Freeform 29" o:spid="_x0000_s1053" style="position:absolute;left:320;top:2239;width:11596;height:515;visibility:visible;mso-wrap-style:square;v-text-anchor:top" coordsize="11596,515" o:gfxdata="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" path="m11463,r-80,l11383,79r80,l11463,xe" fillcolor="#dbeefa" stroked="f">
                     <v:path arrowok="t" o:connecttype="custom" o:connectlocs="11463,0;11383,0;11383,79;11463,79;11463,0" o:connectangles="0,0,0,0,0"/>
                   </v:shape>
-                  <v:shape id="Freeform 30" o:spid="_x0000_s1054" style="position:absolute;left:320;top:2239;width:11596;height:515;visibility:visible;mso-wrap-style:square;v-text-anchor:top" coordsize="11596,515" o:gfxdata="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" path="m11595,435r-79,l11516,514r79,l11595,435xe" fillcolor="#dbeefa" stroked="f">
+                  <v:shape id="Freeform 30" o:spid="_x0000_s1054" style="position:absolute;left:320;top:2239;width:11596;height:515;visibility:visible;mso-wrap-style:square;v-text-anchor:top" coordsize="11596,515" o:gfxdata="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" path="m11595,435r-79,l11516,514r79,l11595,435xe" fillcolor="#dbeefa" stroked="f">
                     <v:path arrowok="t" o:connecttype="custom" o:connectlocs="11595,435;11516,435;11516,514;11595,514;11595,435" o:connectangles="0,0,0,0,0"/>
                   </v:shape>
-                  <v:shape id="Freeform 31" o:spid="_x0000_s1055" style="position:absolute;left:320;top:2239;width:11596;height:515;visibility:visible;mso-wrap-style:square;v-text-anchor:top" coordsize="11596,515" o:gfxdata="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" path="m11595,290r-79,l11516,369r79,l11595,290xe" fillcolor="#dbeefa" stroked="f">
+                  <v:shape id="Freeform 31" o:spid="_x0000_s1055" style="position:absolute;left:320;top:2239;width:11596;height:515;visibility:visible;mso-wrap-style:square;v-text-anchor:top" coordsize="11596,515" o:gfxdata="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" path="m11595,290r-79,l11516,369r79,l11595,290xe" fillcolor="#dbeefa" stroked="f">
                     <v:path arrowok="t" o:connecttype="custom" o:connectlocs="11595,290;11516,290;11516,369;11595,369;11595,290" o:connectangles="0,0,0,0,0"/>
                   </v:shape>
-                  <v:shape id="Freeform 32" o:spid="_x0000_s1056" style="position:absolute;left:320;top:2239;width:11596;height:515;visibility:visible;mso-wrap-style:square;v-text-anchor:top" coordsize="11596,515" o:gfxdata="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" path="m11595,145r-79,l11516,224r79,l11595,145xe" fillcolor="#dbeefa" stroked="f">
+                  <v:shape id="Freeform 32" o:spid="_x0000_s1056" style="position:absolute;left:320;top:2239;width:11596;height:515;visibility:visible;mso-wrap-style:square;v-text-anchor:top" coordsize="11596,515" o:gfxdata="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" path="m11595,145r-79,l11516,224r79,l11595,145xe" fillcolor="#dbeefa" stroked="f">
                     <v:path arrowok="t" o:connecttype="custom" o:connectlocs="11595,145;11516,145;11516,224;11595,224;11595,145" o:connectangles="0,0,0,0,0"/>
                   </v:shape>
-                  <v:shape id="Freeform 33" o:spid="_x0000_s1057" style="position:absolute;left:320;top:2239;width:11596;height:515;visibility:visible;mso-wrap-style:square;v-text-anchor:top" coordsize="11596,515" o:gfxdata="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" path="m11595,r-79,l11516,79r79,l11595,xe" fillcolor="#dbeefa" stroked="f">
+                  <v:shape id="Freeform 33" o:spid="_x0000_s1057" style="position:absolute;left:320;top:2239;width:11596;height:515;visibility:visible;mso-wrap-style:square;v-text-anchor:top" coordsize="11596,515" o:gfxdata="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" path="m11595,r-79,l11516,79r79,l11595,xe" fillcolor="#dbeefa" stroked="f">
                     <v:path arrowok="t" o:connecttype="custom" o:connectlocs="11595,0;11516,0;11516,79;11595,79;11595,0" o:connectangles="0,0,0,0,0"/>
                   </v:shape>
                 </v:group>
-                <v:shape id="Freeform 34" o:spid="_x0000_s1058" style="position:absolute;left:240;top:2160;width:11760;height:13440;visibility:visible;mso-wrap-style:square;v-text-anchor:top" coordsize="11760,13440" o:gfxdata="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" path="m,11760l,,11760,r,13440l1560,13440,,11760xe" filled="f" strokecolor="#55ace0" strokeweight=".5pt">
+                <v:shape id="Freeform 34" o:spid="_x0000_s1058" style="position:absolute;left:240;top:2160;width:11760;height:13440;visibility:visible;mso-wrap-style:square;v-text-anchor:top" coordsize="11760,13440" o:gfxdata="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" path="m,11760l,,11760,r,13440l1560,13440,,11760xe" filled="f" strokecolor="#55ace0" strokeweight=".5pt">
                   <v:path arrowok="t" o:connecttype="custom" o:connectlocs="0,11760;0,0;11760,0;11760,13440;1560,13440;0,11760" o:connectangles="0,0,0,0,0,0"/>
                 </v:shape>
-                <v:shape id="Freeform 35" o:spid="_x0000_s1059" style="position:absolute;left:11430;top:13510;width:240;height:917;visibility:visible;mso-wrap-style:square;v-text-anchor:top" coordsize="240,917" o:gfxdata="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" path="m240,l,,,916r240,l240,xe" fillcolor="#1d63af" stroked="f">
+                <v:shape id="Freeform 35" o:spid="_x0000_s1059" style="position:absolute;left:11430;top:13510;width:240;height:917;visibility:visible;mso-wrap-style:square;v-text-anchor:top" coordsize="240,917" o:gfxdata="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" path="m240,l,,,916r240,l240,xe" fillcolor="#1d63af" stroked="f">
                   <v:path arrowok="t" o:connecttype="custom" o:connectlocs="240,0;0,0;0,916;240,916;240,0" o:connectangles="0,0,0,0,0"/>
                 </v:shape>
-                <v:shape id="Freeform 36" o:spid="_x0000_s1060" style="position:absolute;left:11430;top:14426;width:240;height:844;visibility:visible;mso-wrap-style:square;v-text-anchor:top" coordsize="240,844" o:gfxdata="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" path="m240,l,,,843r240,l240,xe" fillcolor="#fff200" stroked="f">
+                <v:shape id="Freeform 36" o:spid="_x0000_s1060" style="position:absolute;left:11430;top:14426;width:240;height:844;visibility:visible;mso-wrap-style:square;v-text-anchor:top" coordsize="240,844" o:gfxdata="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" path="m240,l,,,843r240,l240,xe" fillcolor="#fff200" stroked="f">
                   <v:path arrowok="t" o:connecttype="custom" o:connectlocs="240,0;0,0;0,843;240,843;240,0" o:connectangles="0,0,0,0,0"/>
                 </v:shape>
-                <v:shape id="Freeform 37" o:spid="_x0000_s1061" style="position:absolute;left:600;top:13840;width:10337;height:1;visibility:visible;mso-wrap-style:square;v-text-anchor:top" coordsize="10337,1" o:gfxdata="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" path="m,l10336,e" filled="f" strokecolor="#55ace0" strokeweight=".5pt">
+                <v:shape id="Freeform 37" o:spid="_x0000_s1061" style="position:absolute;left:600;top:13840;width:10337;height:1;visibility:visible;mso-wrap-style:square;v-text-anchor:top" coordsize="10337,1" o:gfxdata="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" path="m,l10336,e" filled="f" strokecolor="#55ace0" strokeweight=".5pt">
                   <v:path arrowok="t" o:connecttype="custom" o:connectlocs="0,0;10336,0" o:connectangles="0,0"/>
                 </v:shape>
-                <v:shape id="Freeform 38" o:spid="_x0000_s1062" style="position:absolute;left:1100;top:14465;width:9837;height:1;visibility:visible;mso-wrap-style:square;v-text-anchor:top" coordsize="9837,1" o:gfxdata="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" path="m,l9836,e" filled="f" strokecolor="#55ace0" strokeweight=".5pt">
+                <v:shape id="Freeform 38" o:spid="_x0000_s1062" style="position:absolute;left:1100;top:14465;width:9837;height:1;visibility:visible;mso-wrap-style:square;v-text-anchor:top" coordsize="9837,1" o:gfxdata="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" path="m,l9836,e" filled="f" strokecolor="#55ace0" strokeweight=".5pt">
                   <v:path arrowok="t" o:connecttype="custom" o:connectlocs="0,0;9836,0" o:connectangles="0,0"/>
                 </v:shape>
-                <v:shape id="Freeform 39" o:spid="_x0000_s1063" style="position:absolute;left:1760;top:15065;width:9177;height:1;visibility:visible;mso-wrap-style:square;v-text-anchor:top" coordsize="9177,1" o:gfxdata="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" path="m,l9176,e" filled="f" strokecolor="#55ace0" strokeweight=".5pt">
+                <v:shape id="Freeform 39" o:spid="_x0000_s1063" style="position:absolute;left:1760;top:15065;width:9177;height:1;visibility:visible;mso-wrap-style:square;v-text-anchor:top" coordsize="9177,1" o:gfxdata="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" path="m,l9176,e" filled="f" strokecolor="#55ace0" strokeweight=".5pt">
                   <v:path arrowok="t" o:connecttype="custom" o:connectlocs="0,0;9176,0" o:connectangles="0,0"/>
                 </v:shape>
-                <v:shape id="Picture 40" o:spid="_x0000_s1064" type="#_x0000_t75" style="position:absolute;left:4964;top:11081;width:2440;height:800;visibility:visible;mso-wrap-style:square" o:gfxdata="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">
+                <v:shape id="Picture 40" o:spid="_x0000_s1064" type="#_x0000_t75" style="position:absolute;left:4964;top:11081;width:2440;height:800;visibility:visible;mso-wrap-style:square" o:gfxdata="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">
                   <v:imagedata r:id="rId17" o:title=""/>
                 </v:shape>
-                <v:shape id="Freeform 41" o:spid="_x0000_s1065" style="position:absolute;left:2090;top:7600;width:8060;height:1;visibility:visible;mso-wrap-style:square;v-text-anchor:top" coordsize="8060,1" o:gfxdata="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" path="m,l8060,e" filled="f" strokecolor="#55ace0" strokeweight="1pt">
+                <v:shape id="Freeform 41" o:spid="_x0000_s1065" style="position:absolute;left:2090;top:7600;width:8060;height:1;visibility:visible;mso-wrap-style:square;v-text-anchor:top" coordsize="8060,1" o:gfxdata="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" path="m,l8060,e" filled="f" strokecolor="#55ace0" strokeweight="1pt">
                   <v:path arrowok="t" o:connecttype="custom" o:connectlocs="0,0;8060,0" o:connectangles="0,0"/>
                 </v:shape>
-                <v:shape id="Freeform 42" o:spid="_x0000_s1066" style="position:absolute;left:2090;top:7555;width:1;height:90;visibility:visible;mso-wrap-style:square;v-text-anchor:top" coordsize="1,90" o:gfxdata="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" path="m,l,90e" filled="f" strokecolor="#55ace0" strokeweight="1pt">
+                <v:shape id="Freeform 42" o:spid="_x0000_s1066" style="position:absolute;left:2090;top:7555;width:1;height:90;visibility:visible;mso-wrap-style:square;v-text-anchor:top" coordsize="1,90" o:gfxdata="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" path="m,l,90e" filled="f" strokecolor="#55ace0" strokeweight="1pt">
                   <v:path arrowok="t" o:connecttype="custom" o:connectlocs="0,0;0,90" o:connectangles="0,0"/>
                 </v:shape>
-                <v:shape id="Freeform 43" o:spid="_x0000_s1067" style="position:absolute;left:10150;top:7555;width:1;height:90;visibility:visible;mso-wrap-style:square;v-text-anchor:top" coordsize="1,90" o:gfxdata="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" path="m,l,90e" filled="f" strokecolor="#55ace0" strokeweight="1pt">
+                <v:shape id="Freeform 43" o:spid="_x0000_s1067" style="position:absolute;left:10150;top:7555;width:1;height:90;visibility:visible;mso-wrap-style:square;v-text-anchor:top" coordsize="1,90" o:gfxdata="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" path="m,l,90e" filled="f" strokecolor="#55ace0" strokeweight="1pt">
                   <v:path arrowok="t" o:connecttype="custom" o:connectlocs="0,0;0,90" o:connectangles="0,0"/>
                 </v:shape>
-                <v:shape id="Freeform 44" o:spid="_x0000_s1068" style="position:absolute;left:161;width:2269;height:1623;visibility:visible;mso-wrap-style:square;v-text-anchor:top" coordsize="2269,1623" o:gfxdata="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" path="m809,l,,1458,1622r810,l809,xe" fillcolor="#f3f4f4" stroked="f">
+                <v:shape id="Freeform 44" o:spid="_x0000_s1068" style="position:absolute;left:161;width:2269;height:1623;visibility:visible;mso-wrap-style:square;v-text-anchor:top" coordsize="2269,1623" o:gfxdata="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" path="m809,l,,1458,1622r810,l809,xe" fillcolor="#f3f4f4" stroked="f">
                   <v:fill opacity="32896f"/>
                   <v:path arrowok="t" o:connecttype="custom" o:connectlocs="809,0;0,0;1458,1622;2268,1622;809,0" o:connectangles="0,0,0,0,0"/>
                 </v:shape>
-                <v:shape id="Freeform 45" o:spid="_x0000_s1069" style="position:absolute;top:740;width:2105;height:1410;visibility:visible;mso-wrap-style:square;v-text-anchor:top" coordsize="2105,1410" o:gfxdata="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" path="m,l4,445r878,964l2104,1409,1619,882r-826,l,xe" fillcolor="#d1d3d4" stroked="f">
+                <v:shape id="Freeform 45" o:spid="_x0000_s1069" style="position:absolute;top:740;width:2105;height:1410;visibility:visible;mso-wrap-style:square;v-text-anchor:top" coordsize="2105,1410" o:gfxdata="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" path="m,l4,445r878,964l2104,1409,1619,882r-826,l,xe" fillcolor="#d1d3d4" stroked="f">
                   <v:fill opacity="32896f"/>
                   <v:path arrowok="t" o:connecttype="custom" o:connectlocs="0,0;4,445;882,1409;2104,1409;1619,882;793,882;0,0" o:connectangles="0,0,0,0,0,0,0"/>
                 </v:shape>
-                <v:shape id="Freeform 46" o:spid="_x0000_s1070" style="position:absolute;width:1621;height:1623;visibility:visible;mso-wrap-style:square;v-text-anchor:top" coordsize="1621,1623" o:gfxdata="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" path="m161,l,,,740r794,882l1620,1622,161,xe" fillcolor="#e6e7e8" stroked="f">
+                <v:shape id="Freeform 46" o:spid="_x0000_s1070" style="position:absolute;width:1621;height:1623;visibility:visible;mso-wrap-style:square;v-text-anchor:top" coordsize="1621,1623" o:gfxdata="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" path="m161,l,,,740r794,882l1620,1622,161,xe" fillcolor="#e6e7e8" stroked="f">
                   <v:fill opacity="32896f"/>
                   <v:path arrowok="t" o:connecttype="custom" o:connectlocs="161,0;0,0;0,740;794,1622;1620,1622;161,0" o:connectangles="0,0,0,0,0,0"/>
                 </v:shape>
-                <v:shape id="Freeform 47" o:spid="_x0000_s1071" style="position:absolute;left:1652;width:4301;height:500;visibility:visible;mso-wrap-style:square;v-text-anchor:top" coordsize="4301,500" o:gfxdata="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" path="m4300,l,,547,500r3101,l4300,xe" fillcolor="#1d63af" stroked="f">
+                <v:shape id="Freeform 47" o:spid="_x0000_s1071" style="position:absolute;left:1652;width:4301;height:500;visibility:visible;mso-wrap-style:square;v-text-anchor:top" coordsize="4301,500" o:gfxdata="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" path="m4300,l,,547,500r3101,l4300,xe" fillcolor="#1d63af" stroked="f">
                   <v:path arrowok="t" o:connecttype="custom" o:connectlocs="4300,0;0,0;547,500;3648,500;4300,0" o:connectangles="0,0,0,0,0"/>
                 </v:shape>
-                <v:shape id="Freeform 48" o:spid="_x0000_s1072" style="position:absolute;left:5300;width:6940;height:500;visibility:visible;mso-wrap-style:square;v-text-anchor:top" coordsize="6940,500" o:gfxdata="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" path="m6939,l652,,,500r6939,l6939,xe" fillcolor="#55ace0" stroked="f">
+                <v:shape id="Freeform 48" o:spid="_x0000_s1072" style="position:absolute;left:5300;width:6940;height:500;visibility:visible;mso-wrap-style:square;v-text-anchor:top" coordsize="6940,500" o:gfxdata="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" path="m6939,l652,,,500r6939,l6939,xe" fillcolor="#55ace0" stroked="f">
                   <v:path arrowok="t" o:connecttype="custom" o:connectlocs="6939,0;652,0;0,500;6939,500;6939,0" o:connectangles="0,0,0,0,0"/>
                 </v:shape>
                 <w10:wrap anchorx="page" anchory="page"/>
@@ -3689,7 +3689,7 @@
           <w:szCs w:val="20"/>
         </w:rPr>
         <w:drawing>
-          <wp:inline distT="0" distB="0" distL="0" distR="0" wp14:anchorId="7E3050FB" wp14:editId="1E9FAB84">
+          <wp:inline distT="0" distB="0" distL="0" distR="0">
             <wp:extent cx="2457450" cy="361950"/>
             <wp:effectExtent l="0" t="0" r="0" b="0"/>
             <wp:docPr id="1" name="Imagen 2"/>
@@ -3768,7 +3768,7 @@
           <w:szCs w:val="20"/>
         </w:rPr>
         <w:drawing>
-          <wp:inline distT="0" distB="0" distL="0" distR="0" wp14:anchorId="6E83A404" wp14:editId="4B382F14">
+          <wp:inline distT="0" distB="0" distL="0" distR="0">
             <wp:extent cx="2333625" cy="371475"/>
             <wp:effectExtent l="0" t="0" r="0" b="0"/>
             <wp:docPr id="2" name="Imagen 1"/>
@@ -4008,7 +4008,7 @@
         <w:ind w:left="2413" w:right="2564"/>
         <w:jc w:val="center"/>
         <w:rPr>
-          <w:color w:val="231F20"/>
+          <w:color w:val="1D63AF"/>
         </w:rPr>
       </w:pPr>
       <w:r>
@@ -4056,32 +4056,19 @@
         <w:rPr>
           <w:color w:val="231F20"/>
         </w:rPr>
-        <w:t>Mejorando la Base de Datos</w:t>
-      </w:r>
-    </w:p>
-    <w:p>
-      <w:pPr>
-        <w:pStyle w:val="Textoindependiente"/>
-        <w:kinsoku w:val="0"/>
-        <w:overflowPunct w:val="0"/>
-        <w:spacing w:before="257" w:line="508" w:lineRule="auto"/>
-        <w:ind w:left="2413" w:right="2564"/>
-        <w:jc w:val="center"/>
+        <w:t>Calculo de IMC</w:t>
+      </w:r>
+      <w:r>
+        <w:rPr>
+          <w:color w:val="231F20"/>
+        </w:rPr>
+        <w:t xml:space="preserve"> </w:t>
+      </w:r>
+      <w:r>
         <w:rPr>
           <w:color w:val="1D63AF"/>
         </w:rPr>
-      </w:pPr>
-      <w:r>
-        <w:rPr>
-          <w:color w:val="231F20"/>
-        </w:rPr>
-        <w:t xml:space="preserve"> </w:t>
-      </w:r>
-      <w:r>
-        <w:rPr>
-          <w:color w:val="1D63AF"/>
-        </w:rPr>
-        <w:t xml:space="preserve">Administración de Base de Datos </w:t>
+        <w:t>Lenguajes de Programación IV</w:t>
       </w:r>
     </w:p>
     <w:p>
@@ -4442,7 +4429,87 @@
         <w:pStyle w:val="Textoindependiente"/>
         <w:kinsoku w:val="0"/>
         <w:overflowPunct w:val="0"/>
+        <w:rPr>
+          <w:b w:val="0"/>
+          <w:bCs w:val="0"/>
+          <w:sz w:val="20"/>
+          <w:szCs w:val="20"/>
+        </w:rPr>
+      </w:pPr>
+    </w:p>
+    <w:p>
+      <w:pPr>
+        <w:pStyle w:val="Textoindependiente"/>
+        <w:kinsoku w:val="0"/>
+        <w:overflowPunct w:val="0"/>
+        <w:rPr>
+          <w:b w:val="0"/>
+          <w:bCs w:val="0"/>
+          <w:sz w:val="20"/>
+          <w:szCs w:val="20"/>
+        </w:rPr>
+      </w:pPr>
+    </w:p>
+    <w:p>
+      <w:pPr>
+        <w:pStyle w:val="Textoindependiente"/>
+        <w:kinsoku w:val="0"/>
+        <w:overflowPunct w:val="0"/>
+        <w:rPr>
+          <w:b w:val="0"/>
+          <w:bCs w:val="0"/>
+          <w:sz w:val="20"/>
+          <w:szCs w:val="20"/>
+        </w:rPr>
+      </w:pPr>
+    </w:p>
+    <w:p>
+      <w:pPr>
+        <w:pStyle w:val="Textoindependiente"/>
+        <w:kinsoku w:val="0"/>
+        <w:overflowPunct w:val="0"/>
+        <w:rPr>
+          <w:b w:val="0"/>
+          <w:bCs w:val="0"/>
+          <w:sz w:val="20"/>
+          <w:szCs w:val="20"/>
+        </w:rPr>
+      </w:pPr>
+    </w:p>
+    <w:p>
+      <w:pPr>
+        <w:pStyle w:val="Textoindependiente"/>
+        <w:kinsoku w:val="0"/>
+        <w:overflowPunct w:val="0"/>
+        <w:rPr>
+          <w:b w:val="0"/>
+          <w:bCs w:val="0"/>
+          <w:sz w:val="20"/>
+          <w:szCs w:val="20"/>
+        </w:rPr>
+      </w:pPr>
+    </w:p>
+    <w:p>
+      <w:pPr>
+        <w:pStyle w:val="Textoindependiente"/>
+        <w:kinsoku w:val="0"/>
+        <w:overflowPunct w:val="0"/>
+        <w:spacing w:before="11"/>
+        <w:rPr>
+          <w:b w:val="0"/>
+          <w:bCs w:val="0"/>
+          <w:sz w:val="21"/>
+          <w:szCs w:val="21"/>
+        </w:rPr>
+      </w:pPr>
+    </w:p>
+    <w:p>
+      <w:pPr>
+        <w:pStyle w:val="Textoindependiente"/>
+        <w:kinsoku w:val="0"/>
+        <w:overflowPunct w:val="0"/>
         <w:spacing w:before="92"/>
+        <w:ind w:left="100"/>
         <w:rPr>
           <w:b w:val="0"/>
           <w:bCs w:val="0"/>
@@ -4472,7 +4539,7 @@
           <w:sz w:val="24"/>
           <w:szCs w:val="24"/>
         </w:rPr>
-        <w:t xml:space="preserve"> Miguel </w:t>
+        <w:t xml:space="preserve"> </w:t>
       </w:r>
       <w:r>
         <w:rPr>
@@ -4483,9 +4550,28 @@
           <w:sz w:val="24"/>
           <w:szCs w:val="24"/>
         </w:rPr>
-        <w:t>Ángel</w:t>
-      </w:r>
-      <w:r>
+        <w:t>Aarón Iván Salazar Macías</w:t>
+      </w:r>
+    </w:p>
+    <w:p>
+      <w:pPr>
+        <w:pStyle w:val="Textoindependiente"/>
+        <w:kinsoku w:val="0"/>
+        <w:overflowPunct w:val="0"/>
+        <w:rPr>
+          <w:b w:val="0"/>
+          <w:bCs w:val="0"/>
+          <w:sz w:val="33"/>
+          <w:szCs w:val="33"/>
+        </w:rPr>
+      </w:pPr>
+    </w:p>
+    <w:p>
+      <w:pPr>
+        <w:pStyle w:val="Textoindependiente"/>
+        <w:kinsoku w:val="0"/>
+        <w:overflowPunct w:val="0"/>
+        <w:ind w:left="700"/>
         <w:rPr>
           <w:b w:val="0"/>
           <w:bCs w:val="0"/>
@@ -4494,8 +4580,7 @@
           <w:sz w:val="24"/>
           <w:szCs w:val="24"/>
         </w:rPr>
-        <w:t xml:space="preserve"> </w:t>
-      </w:r>
+      </w:pPr>
       <w:r>
         <w:rPr>
           <w:b w:val="0"/>
@@ -4505,7 +4590,7 @@
           <w:sz w:val="24"/>
           <w:szCs w:val="24"/>
         </w:rPr>
-        <w:t>Rodríguez</w:t>
+        <w:t>ALUMNO:</w:t>
       </w:r>
       <w:r>
         <w:rPr>
@@ -4516,7 +4601,7 @@
           <w:sz w:val="24"/>
           <w:szCs w:val="24"/>
         </w:rPr>
-        <w:t xml:space="preserve"> Vega</w:t>
+        <w:t xml:space="preserve"> Erick Alfredo Quiroz Figueroa</w:t>
       </w:r>
     </w:p>
     <w:p>
@@ -4524,6 +4609,7 @@
         <w:pStyle w:val="Textoindependiente"/>
         <w:kinsoku w:val="0"/>
         <w:overflowPunct w:val="0"/>
+        <w:spacing w:before="1"/>
         <w:rPr>
           <w:b w:val="0"/>
           <w:bCs w:val="0"/>
@@ -4537,7 +4623,7 @@
         <w:pStyle w:val="Textoindependiente"/>
         <w:kinsoku w:val="0"/>
         <w:overflowPunct w:val="0"/>
-        <w:ind w:left="700"/>
+        <w:ind w:left="1300"/>
         <w:rPr>
           <w:b w:val="0"/>
           <w:bCs w:val="0"/>
@@ -4556,7 +4642,7 @@
           <w:sz w:val="24"/>
           <w:szCs w:val="24"/>
         </w:rPr>
-        <w:t>ALUMNO:</w:t>
+        <w:t>FECHA:</w:t>
       </w:r>
       <w:r>
         <w:rPr>
@@ -4567,76 +4653,8 @@
           <w:sz w:val="24"/>
           <w:szCs w:val="24"/>
         </w:rPr>
-        <w:t xml:space="preserve"> Erick Alfredo Quiroz Figueroa</w:t>
-      </w:r>
-    </w:p>
-    <w:p>
-      <w:pPr>
-        <w:pStyle w:val="Textoindependiente"/>
-        <w:kinsoku w:val="0"/>
-        <w:overflowPunct w:val="0"/>
-        <w:spacing w:before="1"/>
-        <w:rPr>
-          <w:b w:val="0"/>
-          <w:bCs w:val="0"/>
-          <w:sz w:val="33"/>
-          <w:szCs w:val="33"/>
-        </w:rPr>
-      </w:pPr>
-    </w:p>
-    <w:p>
-      <w:pPr>
-        <w:pStyle w:val="Textoindependiente"/>
-        <w:kinsoku w:val="0"/>
-        <w:overflowPunct w:val="0"/>
-        <w:ind w:left="1300"/>
-        <w:rPr>
-          <w:b w:val="0"/>
-          <w:bCs w:val="0"/>
-          <w:color w:val="231F20"/>
-          <w:spacing w:val="-2"/>
-          <w:sz w:val="24"/>
-          <w:szCs w:val="24"/>
-        </w:rPr>
-      </w:pPr>
-      <w:r>
-        <w:rPr>
-          <w:b w:val="0"/>
-          <w:bCs w:val="0"/>
-          <w:color w:val="231F20"/>
-          <w:spacing w:val="-2"/>
-          <w:sz w:val="24"/>
-          <w:szCs w:val="24"/>
-        </w:rPr>
-        <w:t>FECHA:</w:t>
-      </w:r>
-      <w:r>
-        <w:rPr>
-          <w:b w:val="0"/>
-          <w:bCs w:val="0"/>
-          <w:color w:val="231F20"/>
-          <w:spacing w:val="-2"/>
-          <w:sz w:val="24"/>
-          <w:szCs w:val="24"/>
-        </w:rPr>
-        <w:t xml:space="preserve"> 24/01/2025</w:t>
-      </w:r>
-    </w:p>
-    <w:p>
-      <w:pPr>
-        <w:pStyle w:val="Textoindependiente"/>
-        <w:kinsoku w:val="0"/>
-        <w:overflowPunct w:val="0"/>
-        <w:ind w:left="1300"/>
-        <w:rPr>
-          <w:b w:val="0"/>
-          <w:bCs w:val="0"/>
-          <w:color w:val="231F20"/>
-          <w:spacing w:val="-2"/>
-          <w:sz w:val="24"/>
-          <w:szCs w:val="24"/>
-        </w:rPr>
-      </w:pPr>
+        <w:t xml:space="preserve"> 23/07/2025</w:t>
+      </w:r>
     </w:p>
     <w:p>
       <w:pPr>
@@ -4682,7 +4700,7 @@
     </w:p>
     <w:sdt>
       <w:sdtPr>
-        <w:id w:val="1311444841"/>
+        <w:id w:val="758795371"/>
         <w:docPartObj>
           <w:docPartGallery w:val="Table of Contents"/>
           <w:docPartUnique/>
@@ -4703,8 +4721,19 @@
         <w:p>
           <w:pPr>
             <w:pStyle w:val="TtuloTDC"/>
+            <w:spacing w:line="480" w:lineRule="auto"/>
+            <w:rPr>
+              <w:rFonts w:ascii="Times New Roman" w:hAnsi="Times New Roman" w:cs="Times New Roman"/>
+              <w:sz w:val="24"/>
+              <w:szCs w:val="24"/>
+            </w:rPr>
           </w:pPr>
           <w:r>
+            <w:rPr>
+              <w:rFonts w:ascii="Times New Roman" w:hAnsi="Times New Roman" w:cs="Times New Roman"/>
+              <w:sz w:val="24"/>
+              <w:szCs w:val="24"/>
+            </w:rPr>
             <w:t>Contenido</w:t>
           </w:r>
         </w:p>
@@ -4723,19 +4752,36 @@
             </w:rPr>
           </w:pPr>
           <w:r>
+            <w:rPr>
+              <w:rFonts w:ascii="Times New Roman" w:hAnsi="Times New Roman" w:cs="Times New Roman"/>
+              <w:sz w:val="24"/>
+              <w:szCs w:val="24"/>
+            </w:rPr>
             <w:fldChar w:fldCharType="begin"/>
           </w:r>
           <w:r>
+            <w:rPr>
+              <w:rFonts w:ascii="Times New Roman" w:hAnsi="Times New Roman" w:cs="Times New Roman"/>
+              <w:sz w:val="24"/>
+              <w:szCs w:val="24"/>
+            </w:rPr>
             <w:instrText xml:space="preserve"> TOC \o "1-3" \h \z \u </w:instrText>
           </w:r>
           <w:r>
+            <w:rPr>
+              <w:rFonts w:ascii="Times New Roman" w:hAnsi="Times New Roman" w:cs="Times New Roman"/>
+              <w:sz w:val="24"/>
+              <w:szCs w:val="24"/>
+            </w:rPr>
             <w:fldChar w:fldCharType="separate"/>
           </w:r>
-          <w:hyperlink w:anchor="_Toc189483105" w:history="1">
+          <w:hyperlink w:anchor="_Toc204334972" w:history="1">
             <w:r>
               <w:rPr>
                 <w:rStyle w:val="Hipervnculo"/>
                 <w:rFonts w:ascii="Times New Roman" w:hAnsi="Times New Roman" w:cs="Times New Roman"/>
+                <w:b/>
+                <w:bCs/>
                 <w:noProof/>
                 <w:sz w:val="24"/>
                 <w:szCs w:val="24"/>
@@ -4770,7 +4816,7 @@
                 <w:sz w:val="24"/>
                 <w:szCs w:val="24"/>
               </w:rPr>
-              <w:instrText xml:space="preserve"> PAGEREF _Toc189483105 \h </w:instrText>
+              <w:instrText xml:space="preserve"> PAGEREF _Toc204334972 \h </w:instrText>
             </w:r>
             <w:r>
               <w:rPr>
@@ -4827,11 +4873,13 @@
               <w:szCs w:val="24"/>
             </w:rPr>
           </w:pPr>
-          <w:hyperlink w:anchor="_Toc189483106" w:history="1">
+          <w:hyperlink w:anchor="_Toc204334973" w:history="1">
             <w:r>
               <w:rPr>
                 <w:rStyle w:val="Hipervnculo"/>
                 <w:rFonts w:ascii="Times New Roman" w:hAnsi="Times New Roman" w:cs="Times New Roman"/>
+                <w:b/>
+                <w:bCs/>
                 <w:noProof/>
                 <w:sz w:val="24"/>
                 <w:szCs w:val="24"/>
@@ -4866,7 +4914,7 @@
                 <w:sz w:val="24"/>
                 <w:szCs w:val="24"/>
               </w:rPr>
-              <w:instrText xml:space="preserve"> PAGEREF _Toc189483106 \h </w:instrText>
+              <w:instrText xml:space="preserve"> PAGEREF _Toc204334973 \h </w:instrText>
             </w:r>
             <w:r>
               <w:rPr>
@@ -4923,11 +4971,13 @@
               <w:szCs w:val="24"/>
             </w:rPr>
           </w:pPr>
-          <w:hyperlink w:anchor="_Toc189483107" w:history="1">
+          <w:hyperlink w:anchor="_Toc204334974" w:history="1">
             <w:r>
               <w:rPr>
                 <w:rStyle w:val="Hipervnculo"/>
                 <w:rFonts w:ascii="Times New Roman" w:hAnsi="Times New Roman" w:cs="Times New Roman"/>
+                <w:b/>
+                <w:bCs/>
                 <w:noProof/>
                 <w:sz w:val="24"/>
                 <w:szCs w:val="24"/>
@@ -4962,7 +5012,7 @@
                 <w:sz w:val="24"/>
                 <w:szCs w:val="24"/>
               </w:rPr>
-              <w:instrText xml:space="preserve"> PAGEREF _Toc189483107 \h </w:instrText>
+              <w:instrText xml:space="preserve"> PAGEREF _Toc204334974 \h </w:instrText>
             </w:r>
             <w:r>
               <w:rPr>
@@ -5019,11 +5069,13 @@
               <w:szCs w:val="24"/>
             </w:rPr>
           </w:pPr>
-          <w:hyperlink w:anchor="_Toc189483108" w:history="1">
+          <w:hyperlink w:anchor="_Toc204334975" w:history="1">
             <w:r>
               <w:rPr>
                 <w:rStyle w:val="Hipervnculo"/>
                 <w:rFonts w:ascii="Times New Roman" w:hAnsi="Times New Roman" w:cs="Times New Roman"/>
+                <w:b/>
+                <w:bCs/>
                 <w:noProof/>
                 <w:sz w:val="24"/>
                 <w:szCs w:val="24"/>
@@ -5058,7 +5110,7 @@
                 <w:sz w:val="24"/>
                 <w:szCs w:val="24"/>
               </w:rPr>
-              <w:instrText xml:space="preserve"> PAGEREF _Toc189483108 \h </w:instrText>
+              <w:instrText xml:space="preserve"> PAGEREF _Toc204334975 \h </w:instrText>
             </w:r>
             <w:r>
               <w:rPr>
@@ -5115,7 +5167,7 @@
               <w:szCs w:val="24"/>
             </w:rPr>
           </w:pPr>
-          <w:hyperlink w:anchor="_Toc189483109" w:history="1">
+          <w:hyperlink w:anchor="_Toc204334976" w:history="1">
             <w:r>
               <w:rPr>
                 <w:rStyle w:val="Hipervnculo"/>
@@ -5126,7 +5178,7 @@
                 <w:sz w:val="24"/>
                 <w:szCs w:val="24"/>
               </w:rPr>
-              <w:t>Analizar Base de Datos (Relaciones)</w:t>
+              <w:t>Interfaz</w:t>
             </w:r>
             <w:r>
               <w:rPr>
@@ -5156,7 +5208,7 @@
                 <w:sz w:val="24"/>
                 <w:szCs w:val="24"/>
               </w:rPr>
-              <w:instrText xml:space="preserve"> PAGEREF _Toc189483109 \h </w:instrText>
+              <w:instrText xml:space="preserve"> PAGEREF _Toc204334976 \h </w:instrText>
             </w:r>
             <w:r>
               <w:rPr>
@@ -5213,7 +5265,7 @@
               <w:szCs w:val="24"/>
             </w:rPr>
           </w:pPr>
-          <w:hyperlink w:anchor="_Toc189483110" w:history="1">
+          <w:hyperlink w:anchor="_Toc204334977" w:history="1">
             <w:r>
               <w:rPr>
                 <w:rStyle w:val="Hipervnculo"/>
@@ -5224,7 +5276,7 @@
                 <w:sz w:val="24"/>
                 <w:szCs w:val="24"/>
               </w:rPr>
-              <w:t>Tablas Empleados</w:t>
+              <w:t>Codificación</w:t>
             </w:r>
             <w:r>
               <w:rPr>
@@ -5254,7 +5306,7 @@
                 <w:sz w:val="24"/>
                 <w:szCs w:val="24"/>
               </w:rPr>
-              <w:instrText xml:space="preserve"> PAGEREF _Toc189483110 \h </w:instrText>
+              <w:instrText xml:space="preserve"> PAGEREF _Toc204334977 \h </w:instrText>
             </w:r>
             <w:r>
               <w:rPr>
@@ -5283,203 +5335,7 @@
                 <w:sz w:val="24"/>
                 <w:szCs w:val="24"/>
               </w:rPr>
-              <w:t>7</w:t>
-            </w:r>
-            <w:r>
-              <w:rPr>
-                <w:rFonts w:ascii="Times New Roman" w:hAnsi="Times New Roman" w:cs="Times New Roman"/>
-                <w:noProof/>
-                <w:webHidden/>
-                <w:sz w:val="24"/>
-                <w:szCs w:val="24"/>
-              </w:rPr>
-              <w:fldChar w:fldCharType="end"/>
-            </w:r>
-          </w:hyperlink>
-        </w:p>
-        <w:p>
-          <w:pPr>
-            <w:pStyle w:val="TDC2"/>
-            <w:tabs>
-              <w:tab w:val="right" w:leader="dot" w:pos="9350"/>
-            </w:tabs>
-            <w:spacing w:line="480" w:lineRule="auto"/>
-            <w:rPr>
-              <w:rFonts w:ascii="Times New Roman" w:hAnsi="Times New Roman" w:cs="Times New Roman"/>
-              <w:noProof/>
-              <w:sz w:val="24"/>
-              <w:szCs w:val="24"/>
-            </w:rPr>
-          </w:pPr>
-          <w:hyperlink w:anchor="_Toc189483111" w:history="1">
-            <w:r>
-              <w:rPr>
-                <w:rStyle w:val="Hipervnculo"/>
-                <w:rFonts w:ascii="Times New Roman" w:hAnsi="Times New Roman" w:cs="Times New Roman"/>
-                <w:b/>
-                <w:bCs/>
-                <w:noProof/>
-                <w:sz w:val="24"/>
-                <w:szCs w:val="24"/>
-              </w:rPr>
-              <w:t>Tablas Sucursal</w:t>
-            </w:r>
-            <w:r>
-              <w:rPr>
-                <w:rFonts w:ascii="Times New Roman" w:hAnsi="Times New Roman" w:cs="Times New Roman"/>
-                <w:noProof/>
-                <w:webHidden/>
-                <w:sz w:val="24"/>
-                <w:szCs w:val="24"/>
-              </w:rPr>
-              <w:tab/>
-            </w:r>
-            <w:r>
-              <w:rPr>
-                <w:rFonts w:ascii="Times New Roman" w:hAnsi="Times New Roman" w:cs="Times New Roman"/>
-                <w:noProof/>
-                <w:webHidden/>
-                <w:sz w:val="24"/>
-                <w:szCs w:val="24"/>
-              </w:rPr>
-              <w:fldChar w:fldCharType="begin"/>
-            </w:r>
-            <w:r>
-              <w:rPr>
-                <w:rFonts w:ascii="Times New Roman" w:hAnsi="Times New Roman" w:cs="Times New Roman"/>
-                <w:noProof/>
-                <w:webHidden/>
-                <w:sz w:val="24"/>
-                <w:szCs w:val="24"/>
-              </w:rPr>
-              <w:instrText xml:space="preserve"> PAGEREF _Toc189483111 \h </w:instrText>
-            </w:r>
-            <w:r>
-              <w:rPr>
-                <w:rFonts w:ascii="Times New Roman" w:hAnsi="Times New Roman" w:cs="Times New Roman"/>
-                <w:noProof/>
-                <w:webHidden/>
-                <w:sz w:val="24"/>
-                <w:szCs w:val="24"/>
-              </w:rPr>
-            </w:r>
-            <w:r>
-              <w:rPr>
-                <w:rFonts w:ascii="Times New Roman" w:hAnsi="Times New Roman" w:cs="Times New Roman"/>
-                <w:noProof/>
-                <w:webHidden/>
-                <w:sz w:val="24"/>
-                <w:szCs w:val="24"/>
-              </w:rPr>
-              <w:fldChar w:fldCharType="separate"/>
-            </w:r>
-            <w:r>
-              <w:rPr>
-                <w:rFonts w:ascii="Times New Roman" w:hAnsi="Times New Roman" w:cs="Times New Roman"/>
-                <w:noProof/>
-                <w:webHidden/>
-                <w:sz w:val="24"/>
-                <w:szCs w:val="24"/>
-              </w:rPr>
-              <w:t>8</w:t>
-            </w:r>
-            <w:r>
-              <w:rPr>
-                <w:rFonts w:ascii="Times New Roman" w:hAnsi="Times New Roman" w:cs="Times New Roman"/>
-                <w:noProof/>
-                <w:webHidden/>
-                <w:sz w:val="24"/>
-                <w:szCs w:val="24"/>
-              </w:rPr>
-              <w:fldChar w:fldCharType="end"/>
-            </w:r>
-          </w:hyperlink>
-        </w:p>
-        <w:p>
-          <w:pPr>
-            <w:pStyle w:val="TDC2"/>
-            <w:tabs>
-              <w:tab w:val="right" w:leader="dot" w:pos="9350"/>
-            </w:tabs>
-            <w:spacing w:line="480" w:lineRule="auto"/>
-            <w:rPr>
-              <w:rFonts w:ascii="Times New Roman" w:hAnsi="Times New Roman" w:cs="Times New Roman"/>
-              <w:noProof/>
-              <w:sz w:val="24"/>
-              <w:szCs w:val="24"/>
-            </w:rPr>
-          </w:pPr>
-          <w:hyperlink w:anchor="_Toc189483112" w:history="1">
-            <w:r>
-              <w:rPr>
-                <w:rStyle w:val="Hipervnculo"/>
-                <w:rFonts w:ascii="Times New Roman" w:hAnsi="Times New Roman" w:cs="Times New Roman"/>
-                <w:b/>
-                <w:bCs/>
-                <w:noProof/>
-                <w:sz w:val="24"/>
-                <w:szCs w:val="24"/>
-              </w:rPr>
-              <w:t>Consultas</w:t>
-            </w:r>
-            <w:r>
-              <w:rPr>
-                <w:rFonts w:ascii="Times New Roman" w:hAnsi="Times New Roman" w:cs="Times New Roman"/>
-                <w:noProof/>
-                <w:webHidden/>
-                <w:sz w:val="24"/>
-                <w:szCs w:val="24"/>
-              </w:rPr>
-              <w:tab/>
-            </w:r>
-            <w:r>
-              <w:rPr>
-                <w:rFonts w:ascii="Times New Roman" w:hAnsi="Times New Roman" w:cs="Times New Roman"/>
-                <w:noProof/>
-                <w:webHidden/>
-                <w:sz w:val="24"/>
-                <w:szCs w:val="24"/>
-              </w:rPr>
-              <w:fldChar w:fldCharType="begin"/>
-            </w:r>
-            <w:r>
-              <w:rPr>
-                <w:rFonts w:ascii="Times New Roman" w:hAnsi="Times New Roman" w:cs="Times New Roman"/>
-                <w:noProof/>
-                <w:webHidden/>
-                <w:sz w:val="24"/>
-                <w:szCs w:val="24"/>
-              </w:rPr>
-              <w:instrText xml:space="preserve"> PAGEREF _Toc189483112 \h </w:instrText>
-            </w:r>
-            <w:r>
-              <w:rPr>
-                <w:rFonts w:ascii="Times New Roman" w:hAnsi="Times New Roman" w:cs="Times New Roman"/>
-                <w:noProof/>
-                <w:webHidden/>
-                <w:sz w:val="24"/>
-                <w:szCs w:val="24"/>
-              </w:rPr>
-            </w:r>
-            <w:r>
-              <w:rPr>
-                <w:rFonts w:ascii="Times New Roman" w:hAnsi="Times New Roman" w:cs="Times New Roman"/>
-                <w:noProof/>
-                <w:webHidden/>
-                <w:sz w:val="24"/>
-                <w:szCs w:val="24"/>
-              </w:rPr>
-              <w:fldChar w:fldCharType="separate"/>
-            </w:r>
-            <w:r>
-              <w:rPr>
-                <w:rFonts w:ascii="Times New Roman" w:hAnsi="Times New Roman" w:cs="Times New Roman"/>
-                <w:noProof/>
-                <w:webHidden/>
-                <w:sz w:val="24"/>
-                <w:szCs w:val="24"/>
-              </w:rPr>
-              <w:t>10</w:t>
+              <w:t>9</w:t>
             </w:r>
             <w:r>
               <w:rPr>
@@ -5507,11 +5363,13 @@
               <w:szCs w:val="24"/>
             </w:rPr>
           </w:pPr>
-          <w:hyperlink w:anchor="_Toc189483113" w:history="1">
+          <w:hyperlink w:anchor="_Toc204334978" w:history="1">
             <w:r>
               <w:rPr>
                 <w:rStyle w:val="Hipervnculo"/>
                 <w:rFonts w:ascii="Times New Roman" w:hAnsi="Times New Roman" w:cs="Times New Roman"/>
+                <w:b/>
+                <w:bCs/>
                 <w:noProof/>
                 <w:sz w:val="24"/>
                 <w:szCs w:val="24"/>
@@ -5546,7 +5404,7 @@
                 <w:sz w:val="24"/>
                 <w:szCs w:val="24"/>
               </w:rPr>
-              <w:instrText xml:space="preserve"> PAGEREF _Toc189483113 \h </w:instrText>
+              <w:instrText xml:space="preserve"> PAGEREF _Toc204334978 \h </w:instrText>
             </w:r>
             <w:r>
               <w:rPr>
@@ -5575,7 +5433,7 @@
                 <w:sz w:val="24"/>
                 <w:szCs w:val="24"/>
               </w:rPr>
-              <w:t>13</w:t>
+              <w:t>12</w:t>
             </w:r>
             <w:r>
               <w:rPr>
@@ -5590,10 +5448,16 @@
           </w:hyperlink>
         </w:p>
         <w:p>
+          <w:pPr>
+            <w:spacing w:line="480" w:lineRule="auto"/>
+          </w:pPr>
           <w:r>
             <w:rPr>
+              <w:rFonts w:ascii="Times New Roman" w:hAnsi="Times New Roman" w:cs="Times New Roman"/>
               <w:b/>
               <w:bCs/>
+              <w:sz w:val="24"/>
+              <w:szCs w:val="24"/>
             </w:rPr>
             <w:fldChar w:fldCharType="end"/>
           </w:r>
@@ -5607,10 +5471,150 @@
         <w:autoSpaceDN/>
         <w:adjustRightInd/>
         <w:spacing w:after="160" w:line="278" w:lineRule="auto"/>
-      </w:pPr>
-      <w:r>
+        <w:rPr>
+          <w:b/>
+          <w:bCs/>
+          <w:color w:val="231F20"/>
+          <w:spacing w:val="-2"/>
+          <w:sz w:val="24"/>
+          <w:szCs w:val="24"/>
+        </w:rPr>
+      </w:pPr>
+      <w:r>
+        <w:rPr>
+          <w:b/>
+          <w:bCs/>
+          <w:color w:val="231F20"/>
+          <w:spacing w:val="-2"/>
+          <w:sz w:val="24"/>
+          <w:szCs w:val="24"/>
+        </w:rPr>
         <w:br w:type="page"/>
       </w:r>
+    </w:p>
+    <w:p>
+      <w:pPr>
+        <w:pStyle w:val="Ttulo1"/>
+        <w:jc w:val="center"/>
+        <w:rPr>
+          <w:rFonts w:ascii="Times New Roman" w:hAnsi="Times New Roman" w:cs="Times New Roman"/>
+          <w:b/>
+          <w:bCs/>
+          <w:color w:val="auto"/>
+          <w:sz w:val="24"/>
+          <w:szCs w:val="24"/>
+          <w:u w:val="single"/>
+        </w:rPr>
+      </w:pPr>
+      <w:bookmarkStart w:id="0" w:name="_Toc204334972"/>
+      <w:r>
+        <w:rPr>
+          <w:rFonts w:ascii="Times New Roman" w:hAnsi="Times New Roman" w:cs="Times New Roman"/>
+          <w:b/>
+          <w:bCs/>
+          <w:color w:val="auto"/>
+          <w:sz w:val="24"/>
+          <w:szCs w:val="24"/>
+          <w:u w:val="single"/>
+        </w:rPr>
+        <w:lastRenderedPageBreak/>
+        <w:t>Introducción</w:t>
+      </w:r>
+      <w:bookmarkEnd w:id="0"/>
+    </w:p>
+    <w:p/>
+    <w:p/>
+    <w:p>
+      <w:pPr>
+        <w:spacing w:line="480" w:lineRule="auto"/>
+        <w:rPr>
+          <w:rFonts w:ascii="Times New Roman" w:hAnsi="Times New Roman" w:cs="Times New Roman"/>
+          <w:sz w:val="24"/>
+          <w:szCs w:val="24"/>
+        </w:rPr>
+      </w:pPr>
+      <w:r>
+        <w:rPr>
+          <w:rFonts w:ascii="Times New Roman" w:hAnsi="Times New Roman" w:cs="Times New Roman"/>
+          <w:sz w:val="24"/>
+          <w:szCs w:val="24"/>
+        </w:rPr>
+        <w:t xml:space="preserve">Como sabemos existen infinidad de lenguajes de programación en el mundo de la ingeniería, que van desde los lenguajes de bajo nivel hasta los de alto nivel y cada uno con una lógica y sintaxis diferentes, usados para distintas actividades de nuestro día a día y que nos permiten conocer y utilizarlos según sea el caso. </w:t>
+      </w:r>
+    </w:p>
+    <w:p>
+      <w:pPr>
+        <w:spacing w:line="480" w:lineRule="auto"/>
+        <w:rPr>
+          <w:rFonts w:ascii="Times New Roman" w:hAnsi="Times New Roman" w:cs="Times New Roman"/>
+          <w:sz w:val="24"/>
+          <w:szCs w:val="24"/>
+        </w:rPr>
+      </w:pPr>
+    </w:p>
+    <w:p>
+      <w:pPr>
+        <w:spacing w:line="480" w:lineRule="auto"/>
+        <w:rPr>
+          <w:rFonts w:ascii="Times New Roman" w:hAnsi="Times New Roman" w:cs="Times New Roman"/>
+          <w:sz w:val="24"/>
+          <w:szCs w:val="24"/>
+        </w:rPr>
+      </w:pPr>
+      <w:r>
+        <w:rPr>
+          <w:rFonts w:ascii="Times New Roman" w:hAnsi="Times New Roman" w:cs="Times New Roman"/>
+          <w:sz w:val="24"/>
+          <w:szCs w:val="24"/>
+        </w:rPr>
+        <w:t xml:space="preserve">En esta actividad conoceremos un poco sobre el lenguaje Java que fue creado por la empresa Sun Microsystems y que nos permite crear programas con interfaces graficas usando el paradigma de orientado a objetos o como sus siglas lo dicen POO. </w:t>
+      </w:r>
+    </w:p>
+    <w:p>
+      <w:pPr>
+        <w:spacing w:line="480" w:lineRule="auto"/>
+        <w:rPr>
+          <w:rFonts w:ascii="Times New Roman" w:hAnsi="Times New Roman" w:cs="Times New Roman"/>
+          <w:sz w:val="24"/>
+          <w:szCs w:val="24"/>
+        </w:rPr>
+      </w:pPr>
+    </w:p>
+    <w:p>
+      <w:pPr>
+        <w:spacing w:line="480" w:lineRule="auto"/>
+        <w:rPr>
+          <w:rFonts w:ascii="Times New Roman" w:hAnsi="Times New Roman" w:cs="Times New Roman"/>
+          <w:sz w:val="24"/>
+          <w:szCs w:val="24"/>
+        </w:rPr>
+      </w:pPr>
+      <w:r>
+        <w:rPr>
+          <w:rFonts w:ascii="Times New Roman" w:hAnsi="Times New Roman" w:cs="Times New Roman"/>
+          <w:sz w:val="24"/>
+          <w:szCs w:val="24"/>
+        </w:rPr>
+        <w:t xml:space="preserve">El lenguaje Java fue uno de los primeros lenguajes de alto nivel en usar una metodología bastante diferente a como se tenia pensado en </w:t>
+      </w:r>
+      <w:r>
+        <w:rPr>
+          <w:rFonts w:ascii="Times New Roman" w:hAnsi="Times New Roman" w:cs="Times New Roman"/>
+          <w:sz w:val="24"/>
+          <w:szCs w:val="24"/>
+        </w:rPr>
+        <w:t xml:space="preserve">el ámbito de la programación ya que este incluía ya en sus paquetes los componentes o elementos que se necesitarían para hacer una aplicación grafica. </w:t>
+      </w:r>
+    </w:p>
+    <w:p>
+      <w:pPr>
+        <w:spacing w:line="480" w:lineRule="auto"/>
+        <w:rPr>
+          <w:rFonts w:ascii="Times New Roman" w:hAnsi="Times New Roman" w:cs="Times New Roman"/>
+          <w:sz w:val="24"/>
+          <w:szCs w:val="24"/>
+        </w:rPr>
+      </w:pPr>
     </w:p>
     <w:p>
       <w:pPr>
@@ -5620,206 +5624,41 @@
         <w:adjustRightInd/>
         <w:spacing w:after="160" w:line="278" w:lineRule="auto"/>
         <w:rPr>
-          <w:rFonts w:asciiTheme="majorHAnsi" w:eastAsiaTheme="majorEastAsia" w:hAnsiTheme="majorHAnsi" w:cstheme="majorBidi"/>
+          <w:rFonts w:ascii="Times New Roman" w:hAnsi="Times New Roman" w:cs="Times New Roman"/>
+          <w:sz w:val="24"/>
+          <w:szCs w:val="24"/>
+        </w:rPr>
+      </w:pPr>
+      <w:r>
+        <w:rPr>
+          <w:rFonts w:ascii="Times New Roman" w:hAnsi="Times New Roman" w:cs="Times New Roman"/>
+          <w:sz w:val="24"/>
+          <w:szCs w:val="24"/>
+        </w:rPr>
+        <w:br w:type="page"/>
+      </w:r>
+    </w:p>
+    <w:p>
+      <w:pPr>
+        <w:pStyle w:val="Ttulo1"/>
+        <w:jc w:val="center"/>
+        <w:rPr>
+          <w:rFonts w:ascii="Times New Roman" w:hAnsi="Times New Roman" w:cs="Times New Roman"/>
           <w:b/>
           <w:bCs/>
-          <w:kern w:val="32"/>
-          <w:sz w:val="32"/>
-          <w:szCs w:val="32"/>
-        </w:rPr>
-      </w:pPr>
-    </w:p>
-    <w:p>
-      <w:pPr>
-        <w:pStyle w:val="Ttulo1"/>
-        <w:jc w:val="center"/>
-        <w:rPr>
-          <w:rFonts w:ascii="Times New Roman" w:hAnsi="Times New Roman" w:cs="Times New Roman"/>
+          <w:color w:val="auto"/>
           <w:sz w:val="24"/>
           <w:szCs w:val="24"/>
           <w:u w:val="single"/>
         </w:rPr>
       </w:pPr>
-      <w:bookmarkStart w:id="0" w:name="_Toc189483105"/>
-      <w:r>
-        <w:rPr>
-          <w:rFonts w:ascii="Times New Roman" w:hAnsi="Times New Roman" w:cs="Times New Roman"/>
-          <w:sz w:val="24"/>
-          <w:szCs w:val="24"/>
-          <w:u w:val="single"/>
-        </w:rPr>
-        <w:t>Introducción</w:t>
-      </w:r>
-      <w:bookmarkEnd w:id="0"/>
-    </w:p>
-    <w:p/>
-    <w:p>
-      <w:pPr>
-        <w:spacing w:line="480" w:lineRule="auto"/>
-        <w:rPr>
-          <w:rFonts w:ascii="Times New Roman" w:hAnsi="Times New Roman" w:cs="Times New Roman"/>
-          <w:sz w:val="24"/>
-          <w:szCs w:val="24"/>
-        </w:rPr>
-      </w:pPr>
-    </w:p>
-    <w:p>
-      <w:pPr>
-        <w:spacing w:line="480" w:lineRule="auto"/>
-        <w:rPr>
-          <w:rFonts w:ascii="Times New Roman" w:hAnsi="Times New Roman" w:cs="Times New Roman"/>
-          <w:sz w:val="24"/>
-          <w:szCs w:val="24"/>
-        </w:rPr>
-      </w:pPr>
-      <w:r>
-        <w:rPr>
-          <w:rFonts w:ascii="Times New Roman" w:hAnsi="Times New Roman" w:cs="Times New Roman"/>
-          <w:sz w:val="24"/>
-          <w:szCs w:val="24"/>
-        </w:rPr>
-        <w:t xml:space="preserve">Como sabemos una base de datos es un registro de cosas, objetos y/o personas en tablas o en sistemas los cuales nos ayudan a llevar un control especifico en modo de inventario. </w:t>
-      </w:r>
-    </w:p>
-    <w:p>
-      <w:pPr>
-        <w:spacing w:line="480" w:lineRule="auto"/>
-        <w:rPr>
-          <w:rFonts w:ascii="Times New Roman" w:hAnsi="Times New Roman" w:cs="Times New Roman"/>
-          <w:sz w:val="24"/>
-          <w:szCs w:val="24"/>
-        </w:rPr>
-      </w:pPr>
-      <w:r>
-        <w:rPr>
-          <w:rFonts w:ascii="Times New Roman" w:hAnsi="Times New Roman" w:cs="Times New Roman"/>
-          <w:sz w:val="24"/>
-          <w:szCs w:val="24"/>
-        </w:rPr>
-        <w:t xml:space="preserve">Estas bases de datos tienen como objetivo almacenar y organizar información para estar disponible cuando se le requiera. </w:t>
-      </w:r>
-    </w:p>
-    <w:p>
-      <w:pPr>
-        <w:spacing w:line="480" w:lineRule="auto"/>
-        <w:rPr>
-          <w:rFonts w:ascii="Times New Roman" w:hAnsi="Times New Roman" w:cs="Times New Roman"/>
-          <w:sz w:val="24"/>
-          <w:szCs w:val="24"/>
-        </w:rPr>
-      </w:pPr>
-    </w:p>
-    <w:p>
-      <w:pPr>
-        <w:spacing w:line="480" w:lineRule="auto"/>
-        <w:rPr>
-          <w:rFonts w:ascii="Times New Roman" w:hAnsi="Times New Roman" w:cs="Times New Roman"/>
-          <w:sz w:val="24"/>
-          <w:szCs w:val="24"/>
-        </w:rPr>
-      </w:pPr>
-      <w:r>
-        <w:rPr>
-          <w:rFonts w:ascii="Times New Roman" w:hAnsi="Times New Roman" w:cs="Times New Roman"/>
-          <w:sz w:val="24"/>
-          <w:szCs w:val="24"/>
-        </w:rPr>
-        <w:t xml:space="preserve">Las bases de datos se pueden organizar de acuerdo a diferentes modelos y paradigmas, cada uno con características, ventajas y desventajas según su estructura, jerarquía, entre otros. </w:t>
-      </w:r>
-    </w:p>
-    <w:p>
-      <w:pPr>
-        <w:spacing w:line="480" w:lineRule="auto"/>
-        <w:rPr>
-          <w:rFonts w:ascii="Times New Roman" w:hAnsi="Times New Roman" w:cs="Times New Roman"/>
-          <w:sz w:val="24"/>
-          <w:szCs w:val="24"/>
-        </w:rPr>
-      </w:pPr>
-    </w:p>
-    <w:p>
-      <w:pPr>
-        <w:spacing w:line="480" w:lineRule="auto"/>
-        <w:rPr>
-          <w:rFonts w:ascii="Times New Roman" w:hAnsi="Times New Roman" w:cs="Times New Roman"/>
-          <w:sz w:val="24"/>
-          <w:szCs w:val="24"/>
-        </w:rPr>
-      </w:pPr>
-      <w:r>
-        <w:rPr>
-          <w:rFonts w:ascii="Times New Roman" w:hAnsi="Times New Roman" w:cs="Times New Roman"/>
-          <w:sz w:val="24"/>
-          <w:szCs w:val="24"/>
-        </w:rPr>
-        <w:t xml:space="preserve">De acuerdo a lo que representa una base de datos en la programación y la parte de los sistemas podemos decir que estas pueden o tienen la capacidad de mejorarse para tener un mejor control de lo que se busca en la empresa o en la acción que se esta realizando. </w:t>
-      </w:r>
-    </w:p>
-    <w:p>
-      <w:pPr>
-        <w:spacing w:line="480" w:lineRule="auto"/>
-        <w:rPr>
-          <w:rFonts w:ascii="Times New Roman" w:hAnsi="Times New Roman" w:cs="Times New Roman"/>
-          <w:sz w:val="24"/>
-          <w:szCs w:val="24"/>
-        </w:rPr>
-      </w:pPr>
-    </w:p>
-    <w:p>
-      <w:pPr>
-        <w:spacing w:line="480" w:lineRule="auto"/>
-        <w:rPr>
-          <w:rFonts w:ascii="Times New Roman" w:hAnsi="Times New Roman" w:cs="Times New Roman"/>
-          <w:sz w:val="24"/>
-          <w:szCs w:val="24"/>
-        </w:rPr>
-      </w:pPr>
-      <w:r>
-        <w:rPr>
-          <w:rFonts w:ascii="Times New Roman" w:hAnsi="Times New Roman" w:cs="Times New Roman"/>
-          <w:sz w:val="24"/>
-          <w:szCs w:val="24"/>
-        </w:rPr>
-        <w:t xml:space="preserve">Una base de datos siempre se puede mejorar para tener una mejor calidad y manejo de los datos que se quieren percibir dentro de una organización y sus intereses. </w:t>
-      </w:r>
-    </w:p>
-    <w:p>
-      <w:pPr>
-        <w:widowControl/>
-        <w:autoSpaceDE/>
-        <w:autoSpaceDN/>
-        <w:adjustRightInd/>
-        <w:spacing w:after="160" w:line="278" w:lineRule="auto"/>
-        <w:rPr>
-          <w:rFonts w:ascii="Times New Roman" w:hAnsi="Times New Roman" w:cs="Times New Roman"/>
-          <w:sz w:val="24"/>
-          <w:szCs w:val="24"/>
-        </w:rPr>
-      </w:pPr>
-      <w:r>
-        <w:rPr>
-          <w:rFonts w:ascii="Times New Roman" w:hAnsi="Times New Roman" w:cs="Times New Roman"/>
-          <w:sz w:val="24"/>
-          <w:szCs w:val="24"/>
-        </w:rPr>
-        <w:br w:type="page"/>
-      </w:r>
-    </w:p>
-    <w:p>
-      <w:pPr>
-        <w:pStyle w:val="Ttulo1"/>
-        <w:jc w:val="center"/>
-        <w:rPr>
-          <w:rFonts w:ascii="Times New Roman" w:hAnsi="Times New Roman" w:cs="Times New Roman"/>
-          <w:sz w:val="24"/>
-          <w:szCs w:val="24"/>
-          <w:u w:val="single"/>
-        </w:rPr>
-      </w:pPr>
-      <w:bookmarkStart w:id="1" w:name="_Toc189483106"/>
-      <w:r>
-        <w:rPr>
-          <w:rFonts w:ascii="Times New Roman" w:hAnsi="Times New Roman" w:cs="Times New Roman"/>
+      <w:bookmarkStart w:id="1" w:name="_Toc204334973"/>
+      <w:r>
+        <w:rPr>
+          <w:rFonts w:ascii="Times New Roman" w:hAnsi="Times New Roman" w:cs="Times New Roman"/>
+          <w:b/>
+          <w:bCs/>
+          <w:color w:val="auto"/>
           <w:sz w:val="24"/>
           <w:szCs w:val="24"/>
           <w:u w:val="single"/>
@@ -5830,6 +5669,8 @@
       <w:bookmarkEnd w:id="1"/>
     </w:p>
     <w:p/>
+    <w:p/>
+    <w:p/>
     <w:p>
       <w:pPr>
         <w:spacing w:line="480" w:lineRule="auto"/>
@@ -5839,6 +5680,14 @@
           <w:szCs w:val="24"/>
         </w:rPr>
       </w:pPr>
+      <w:r>
+        <w:rPr>
+          <w:rFonts w:ascii="Times New Roman" w:hAnsi="Times New Roman" w:cs="Times New Roman"/>
+          <w:sz w:val="24"/>
+          <w:szCs w:val="24"/>
+        </w:rPr>
+        <w:t xml:space="preserve">En esta actividad realizaremos un pequeño programa que nos ayude a calcular el IMC de las personas que es el Índice de Masa Corporal la cual para su cálculo introduciremos una fórmula que nos permita saber dicha información. </w:t>
+      </w:r>
     </w:p>
     <w:p>
       <w:pPr>
@@ -5849,14 +5698,6 @@
           <w:szCs w:val="24"/>
         </w:rPr>
       </w:pPr>
-      <w:r>
-        <w:rPr>
-          <w:rFonts w:ascii="Times New Roman" w:hAnsi="Times New Roman" w:cs="Times New Roman"/>
-          <w:sz w:val="24"/>
-          <w:szCs w:val="24"/>
-        </w:rPr>
-        <w:t xml:space="preserve">Teniendo en cuenta lo que es una base de datos y como es que funciona podemos darnos a la tarea de llevar a cabo la siguiente actividad. </w:t>
-      </w:r>
     </w:p>
     <w:p>
       <w:pPr>
@@ -5867,6 +5708,70 @@
           <w:szCs w:val="24"/>
         </w:rPr>
       </w:pPr>
+      <w:r>
+        <w:rPr>
+          <w:rFonts w:ascii="Times New Roman" w:hAnsi="Times New Roman" w:cs="Times New Roman"/>
+          <w:sz w:val="24"/>
+          <w:szCs w:val="24"/>
+        </w:rPr>
+        <w:t xml:space="preserve">Se dice </w:t>
+      </w:r>
+      <w:r>
+        <w:rPr>
+          <w:rFonts w:ascii="Times New Roman" w:hAnsi="Times New Roman" w:cs="Times New Roman"/>
+          <w:sz w:val="24"/>
+          <w:szCs w:val="24"/>
+        </w:rPr>
+        <w:t>que,</w:t>
+      </w:r>
+      <w:r>
+        <w:rPr>
+          <w:rFonts w:ascii="Times New Roman" w:hAnsi="Times New Roman" w:cs="Times New Roman"/>
+          <w:sz w:val="24"/>
+          <w:szCs w:val="24"/>
+        </w:rPr>
+        <w:t xml:space="preserve"> en </w:t>
+      </w:r>
+      <w:r>
+        <w:rPr>
+          <w:rFonts w:ascii="Times New Roman" w:hAnsi="Times New Roman" w:cs="Times New Roman"/>
+          <w:sz w:val="24"/>
+          <w:szCs w:val="24"/>
+        </w:rPr>
+        <w:t>México</w:t>
+      </w:r>
+      <w:r>
+        <w:rPr>
+          <w:rFonts w:ascii="Times New Roman" w:hAnsi="Times New Roman" w:cs="Times New Roman"/>
+          <w:sz w:val="24"/>
+          <w:szCs w:val="24"/>
+        </w:rPr>
+        <w:t xml:space="preserve">, se tiene uno de los niveles </w:t>
+      </w:r>
+      <w:r>
+        <w:rPr>
+          <w:rFonts w:ascii="Times New Roman" w:hAnsi="Times New Roman" w:cs="Times New Roman"/>
+          <w:sz w:val="24"/>
+          <w:szCs w:val="24"/>
+        </w:rPr>
+        <w:t>más</w:t>
+      </w:r>
+      <w:r>
+        <w:rPr>
+          <w:rFonts w:ascii="Times New Roman" w:hAnsi="Times New Roman" w:cs="Times New Roman"/>
+          <w:sz w:val="24"/>
+          <w:szCs w:val="24"/>
+        </w:rPr>
+        <w:t xml:space="preserve"> altos índices de masa corporal en la población y por lo tanto un hospital busca un sistema exclusivo que le permita conocer el estatus de los pacientes que ingresan</w:t>
+      </w:r>
+      <w:r>
+        <w:rPr>
+          <w:rFonts w:ascii="Times New Roman" w:hAnsi="Times New Roman" w:cs="Times New Roman"/>
+          <w:sz w:val="24"/>
+          <w:szCs w:val="24"/>
+        </w:rPr>
+        <w:t xml:space="preserve">. </w:t>
+      </w:r>
     </w:p>
     <w:p>
       <w:pPr>
@@ -5877,14 +5782,6 @@
           <w:szCs w:val="24"/>
         </w:rPr>
       </w:pPr>
-      <w:r>
-        <w:rPr>
-          <w:rFonts w:ascii="Times New Roman" w:hAnsi="Times New Roman" w:cs="Times New Roman"/>
-          <w:sz w:val="24"/>
-          <w:szCs w:val="24"/>
-        </w:rPr>
-        <w:t xml:space="preserve">Teniendo ya una pequeña base de datos de una tienda de ropa donde ya se tiene los registros de clientes, productos, factura, detalle y categoría; se busca realizar dos tablas mas donde se capturen los datos de los empleados y las sucursales de dicho negocio. </w:t>
-      </w:r>
     </w:p>
     <w:p>
       <w:pPr>
@@ -5895,6 +5792,14 @@
           <w:szCs w:val="24"/>
         </w:rPr>
       </w:pPr>
+      <w:r>
+        <w:rPr>
+          <w:rFonts w:ascii="Times New Roman" w:hAnsi="Times New Roman" w:cs="Times New Roman"/>
+          <w:sz w:val="24"/>
+          <w:szCs w:val="24"/>
+        </w:rPr>
+        <w:t>Para ello se necesitará crear dicho sistema o aplicación con el lenguaje Java para que se pueda conocer la información requerida.</w:t>
+      </w:r>
     </w:p>
     <w:p>
       <w:pPr>
@@ -5905,41 +5810,55 @@
           <w:szCs w:val="24"/>
         </w:rPr>
       </w:pPr>
-      <w:r>
-        <w:rPr>
-          <w:rFonts w:ascii="Times New Roman" w:hAnsi="Times New Roman" w:cs="Times New Roman"/>
-          <w:sz w:val="24"/>
-          <w:szCs w:val="24"/>
-        </w:rPr>
-        <w:t xml:space="preserve">En la tabla de </w:t>
-      </w:r>
-      <w:r>
-        <w:rPr>
-          <w:rFonts w:ascii="Times New Roman" w:hAnsi="Times New Roman" w:cs="Times New Roman"/>
-          <w:i/>
-          <w:iCs/>
-          <w:sz w:val="24"/>
-          <w:szCs w:val="24"/>
-        </w:rPr>
-        <w:t>Empleados</w:t>
-      </w:r>
-      <w:r>
-        <w:rPr>
-          <w:rFonts w:ascii="Times New Roman" w:hAnsi="Times New Roman" w:cs="Times New Roman"/>
-          <w:i/>
-          <w:iCs/>
-          <w:sz w:val="24"/>
-          <w:szCs w:val="24"/>
-        </w:rPr>
-        <w:t xml:space="preserve"> </w:t>
-      </w:r>
-      <w:r>
-        <w:rPr>
-          <w:rFonts w:ascii="Times New Roman" w:hAnsi="Times New Roman" w:cs="Times New Roman"/>
-          <w:sz w:val="24"/>
-          <w:szCs w:val="24"/>
-        </w:rPr>
-        <w:t>se tomarán en cuenta los siguientes datos:</w:t>
+    </w:p>
+    <w:p>
+      <w:pPr>
+        <w:spacing w:line="480" w:lineRule="auto"/>
+        <w:rPr>
+          <w:rFonts w:ascii="Times New Roman" w:hAnsi="Times New Roman" w:cs="Times New Roman"/>
+          <w:sz w:val="24"/>
+          <w:szCs w:val="24"/>
+        </w:rPr>
+      </w:pPr>
+      <w:r>
+        <w:rPr>
+          <w:rFonts w:ascii="Times New Roman" w:hAnsi="Times New Roman" w:cs="Times New Roman"/>
+          <w:sz w:val="24"/>
+          <w:szCs w:val="24"/>
+        </w:rPr>
+        <w:t>Seg</w:t>
+      </w:r>
+      <w:r>
+        <w:rPr>
+          <w:rFonts w:ascii="Times New Roman" w:hAnsi="Times New Roman" w:cs="Times New Roman" w:hint="eastAsia"/>
+          <w:sz w:val="24"/>
+          <w:szCs w:val="24"/>
+        </w:rPr>
+        <w:t>ú</w:t>
+      </w:r>
+      <w:r>
+        <w:rPr>
+          <w:rFonts w:ascii="Times New Roman" w:hAnsi="Times New Roman" w:cs="Times New Roman"/>
+          <w:sz w:val="24"/>
+          <w:szCs w:val="24"/>
+        </w:rPr>
+        <w:t>n sea el resultado del c</w:t>
+      </w:r>
+      <w:r>
+        <w:rPr>
+          <w:rFonts w:ascii="Times New Roman" w:hAnsi="Times New Roman" w:cs="Times New Roman" w:hint="eastAsia"/>
+          <w:sz w:val="24"/>
+          <w:szCs w:val="24"/>
+        </w:rPr>
+        <w:t>á</w:t>
+      </w:r>
+      <w:r>
+        <w:rPr>
+          <w:rFonts w:ascii="Times New Roman" w:hAnsi="Times New Roman" w:cs="Times New Roman"/>
+          <w:sz w:val="24"/>
+          <w:szCs w:val="24"/>
+        </w:rPr>
+        <w:t>lculo, mostrar un enunciado donde diga si la persona tiene:</w:t>
       </w:r>
     </w:p>
     <w:p>
@@ -5952,7 +5871,7 @@
         <w:spacing w:line="480" w:lineRule="auto"/>
       </w:pPr>
       <w:r>
-        <w:t>Nombre</w:t>
+        <w:t>Bajo peso</w:t>
       </w:r>
     </w:p>
     <w:p>
@@ -5965,7 +5884,7 @@
         <w:spacing w:line="480" w:lineRule="auto"/>
       </w:pPr>
       <w:r>
-        <w:t xml:space="preserve">Dirección </w:t>
+        <w:t>Peso normal</w:t>
       </w:r>
     </w:p>
     <w:p>
@@ -5978,7 +5897,7 @@
         <w:spacing w:line="480" w:lineRule="auto"/>
       </w:pPr>
       <w:r>
-        <w:t>Teléfono</w:t>
+        <w:t>Sobrepeso</w:t>
       </w:r>
     </w:p>
     <w:p>
@@ -5991,7 +5910,10 @@
         <w:spacing w:line="480" w:lineRule="auto"/>
       </w:pPr>
       <w:r>
-        <w:t>Edad</w:t>
+        <w:t xml:space="preserve">Obesidad grado </w:t>
+      </w:r>
+      <w:r>
+        <w:t>I</w:t>
       </w:r>
     </w:p>
     <w:p>
@@ -6004,7 +5926,10 @@
         <w:spacing w:line="480" w:lineRule="auto"/>
       </w:pPr>
       <w:r>
-        <w:t>Sucursal a la que pertenecen</w:t>
+        <w:t xml:space="preserve"> Obesidad grado I</w:t>
+      </w:r>
+      <w:r>
+        <w:t>I</w:t>
       </w:r>
     </w:p>
     <w:p>
@@ -6017,502 +5942,44 @@
         <w:spacing w:line="480" w:lineRule="auto"/>
       </w:pPr>
       <w:r>
-        <w:t>Correo electrónico</w:t>
-      </w:r>
-    </w:p>
-    <w:p>
-      <w:pPr>
-        <w:pStyle w:val="Prrafodelista"/>
-        <w:numPr>
-          <w:ilvl w:val="0"/>
-          <w:numId w:val="1"/>
-        </w:numPr>
+        <w:t>Obesidad grado III</w:t>
+      </w:r>
+    </w:p>
+    <w:p>
+      <w:pPr>
         <w:spacing w:line="480" w:lineRule="auto"/>
-      </w:pPr>
-      <w:r>
-        <w:t>Contraseña</w:t>
+        <w:rPr>
+          <w:rFonts w:ascii="Times New Roman" w:hAnsi="Times New Roman" w:cs="Times New Roman"/>
+          <w:sz w:val="24"/>
+          <w:szCs w:val="24"/>
+        </w:rPr>
+      </w:pPr>
+      <w:r>
+        <w:rPr>
+          <w:rFonts w:ascii="Times New Roman" w:hAnsi="Times New Roman" w:cs="Times New Roman"/>
+          <w:sz w:val="24"/>
+          <w:szCs w:val="24"/>
+        </w:rPr>
+        <w:t>Tomando en cuenta los IMC de la imagen siguiente:</w:t>
       </w:r>
     </w:p>
     <w:p>
       <w:pPr>
         <w:spacing w:line="480" w:lineRule="auto"/>
-      </w:pPr>
-    </w:p>
-    <w:p>
-      <w:pPr>
-        <w:spacing w:line="480" w:lineRule="auto"/>
-        <w:rPr>
-          <w:rFonts w:ascii="Times New Roman" w:hAnsi="Times New Roman" w:cs="Times New Roman"/>
-          <w:sz w:val="24"/>
-          <w:szCs w:val="24"/>
-        </w:rPr>
-      </w:pPr>
-      <w:r>
-        <w:rPr>
-          <w:rFonts w:ascii="Times New Roman" w:hAnsi="Times New Roman" w:cs="Times New Roman"/>
-          <w:sz w:val="24"/>
-          <w:szCs w:val="24"/>
-        </w:rPr>
-        <w:t xml:space="preserve">En la tabla de </w:t>
-      </w:r>
-      <w:r>
-        <w:rPr>
-          <w:rFonts w:ascii="Times New Roman" w:hAnsi="Times New Roman" w:cs="Times New Roman"/>
-          <w:i/>
-          <w:iCs/>
-          <w:sz w:val="24"/>
-          <w:szCs w:val="24"/>
-        </w:rPr>
-        <w:t xml:space="preserve">Sucursales </w:t>
-      </w:r>
-      <w:r>
-        <w:rPr>
-          <w:rFonts w:ascii="Times New Roman" w:hAnsi="Times New Roman" w:cs="Times New Roman"/>
-          <w:sz w:val="24"/>
-          <w:szCs w:val="24"/>
-        </w:rPr>
-        <w:t xml:space="preserve">se tomarán en cuenta: </w:t>
-      </w:r>
-    </w:p>
-    <w:p>
-      <w:pPr>
-        <w:pStyle w:val="Prrafodelista"/>
-        <w:numPr>
-          <w:ilvl w:val="0"/>
-          <w:numId w:val="2"/>
-        </w:numPr>
-        <w:spacing w:line="480" w:lineRule="auto"/>
-      </w:pPr>
-      <w:r>
-        <w:t>Numero sucursal</w:t>
-      </w:r>
-    </w:p>
-    <w:p>
-      <w:pPr>
-        <w:pStyle w:val="Prrafodelista"/>
-        <w:numPr>
-          <w:ilvl w:val="0"/>
-          <w:numId w:val="2"/>
-        </w:numPr>
-        <w:spacing w:line="480" w:lineRule="auto"/>
-      </w:pPr>
-      <w:r>
-        <w:t>Nombre de sucursal</w:t>
-      </w:r>
-    </w:p>
-    <w:p>
-      <w:pPr>
-        <w:pStyle w:val="Prrafodelista"/>
-        <w:numPr>
-          <w:ilvl w:val="0"/>
-          <w:numId w:val="2"/>
-        </w:numPr>
-        <w:spacing w:line="480" w:lineRule="auto"/>
-      </w:pPr>
-      <w:r>
-        <w:t>Nombre de encargado</w:t>
-      </w:r>
-    </w:p>
-    <w:p>
-      <w:pPr>
-        <w:pStyle w:val="Prrafodelista"/>
-        <w:numPr>
-          <w:ilvl w:val="0"/>
-          <w:numId w:val="2"/>
-        </w:numPr>
-        <w:spacing w:line="480" w:lineRule="auto"/>
-      </w:pPr>
-      <w:r>
-        <w:t xml:space="preserve">Dirección </w:t>
-      </w:r>
-    </w:p>
-    <w:p>
-      <w:pPr>
-        <w:pStyle w:val="Prrafodelista"/>
-        <w:numPr>
-          <w:ilvl w:val="0"/>
-          <w:numId w:val="2"/>
-        </w:numPr>
-        <w:spacing w:line="480" w:lineRule="auto"/>
-      </w:pPr>
-      <w:r>
+        <w:rPr>
+          <w:noProof/>
+        </w:rPr>
+      </w:pPr>
+      <w:r>
+        <w:rPr>
+          <w:noProof/>
+        </w:rPr>
         <w:lastRenderedPageBreak/>
-        <w:t xml:space="preserve">Teléfono </w:t>
-      </w:r>
-    </w:p>
-    <w:p>
-      <w:pPr>
-        <w:pStyle w:val="Prrafodelista"/>
-        <w:numPr>
-          <w:ilvl w:val="0"/>
-          <w:numId w:val="2"/>
-        </w:numPr>
-        <w:spacing w:line="480" w:lineRule="auto"/>
-      </w:pPr>
-      <w:r>
-        <w:t xml:space="preserve">Ciudad </w:t>
-      </w:r>
-    </w:p>
-    <w:p>
-      <w:pPr>
-        <w:pStyle w:val="Prrafodelista"/>
-        <w:numPr>
-          <w:ilvl w:val="0"/>
-          <w:numId w:val="2"/>
-        </w:numPr>
-        <w:spacing w:line="480" w:lineRule="auto"/>
-      </w:pPr>
-      <w:r>
-        <w:t>Estado</w:t>
-      </w:r>
-    </w:p>
-    <w:p>
-      <w:pPr>
-        <w:spacing w:line="480" w:lineRule="auto"/>
-        <w:rPr>
-          <w:rFonts w:ascii="Times New Roman" w:hAnsi="Times New Roman" w:cs="Times New Roman"/>
-          <w:sz w:val="24"/>
-          <w:szCs w:val="24"/>
-        </w:rPr>
-      </w:pPr>
-    </w:p>
-    <w:p>
-      <w:pPr>
-        <w:spacing w:line="480" w:lineRule="auto"/>
-        <w:rPr>
-          <w:rFonts w:ascii="Times New Roman" w:hAnsi="Times New Roman" w:cs="Times New Roman"/>
-          <w:sz w:val="24"/>
-          <w:szCs w:val="24"/>
-        </w:rPr>
-      </w:pPr>
-      <w:r>
-        <w:rPr>
-          <w:rFonts w:ascii="Times New Roman" w:hAnsi="Times New Roman" w:cs="Times New Roman"/>
-          <w:sz w:val="24"/>
-          <w:szCs w:val="24"/>
-        </w:rPr>
-        <w:t>Una vez creadas las tablas ingresaremos en la base de datos la información proporcionada</w:t>
-      </w:r>
-      <w:r>
-        <w:rPr>
-          <w:rFonts w:ascii="Times New Roman" w:hAnsi="Times New Roman" w:cs="Times New Roman"/>
-          <w:sz w:val="24"/>
-          <w:szCs w:val="24"/>
-        </w:rPr>
-        <w:t xml:space="preserve"> en la actividad. </w:t>
-      </w:r>
-    </w:p>
-    <w:p>
-      <w:pPr>
-        <w:spacing w:line="480" w:lineRule="auto"/>
-        <w:rPr>
-          <w:rFonts w:ascii="Times New Roman" w:hAnsi="Times New Roman" w:cs="Times New Roman"/>
-          <w:sz w:val="24"/>
-          <w:szCs w:val="24"/>
-        </w:rPr>
-      </w:pPr>
-    </w:p>
-    <w:p>
-      <w:pPr>
-        <w:spacing w:line="480" w:lineRule="auto"/>
-        <w:rPr>
-          <w:rFonts w:ascii="Times New Roman" w:hAnsi="Times New Roman" w:cs="Times New Roman"/>
-          <w:sz w:val="24"/>
-          <w:szCs w:val="24"/>
-        </w:rPr>
-      </w:pPr>
-      <w:r>
-        <w:rPr>
-          <w:rFonts w:ascii="Times New Roman" w:hAnsi="Times New Roman" w:cs="Times New Roman"/>
-          <w:sz w:val="24"/>
-          <w:szCs w:val="24"/>
-        </w:rPr>
-        <w:t xml:space="preserve">Una vez teniendo en cuenta estos datos los llevaremos a cabo en la base de datos para analizar su comportamiento dentro de la misma. </w:t>
-      </w:r>
-    </w:p>
-    <w:p>
-      <w:pPr>
-        <w:widowControl/>
-        <w:autoSpaceDE/>
-        <w:autoSpaceDN/>
-        <w:adjustRightInd/>
-        <w:spacing w:after="160" w:line="278" w:lineRule="auto"/>
-        <w:rPr>
-          <w:rFonts w:ascii="Times New Roman" w:hAnsi="Times New Roman" w:cs="Times New Roman"/>
-          <w:sz w:val="24"/>
-          <w:szCs w:val="24"/>
-        </w:rPr>
-      </w:pPr>
-      <w:r>
-        <w:rPr>
-          <w:rFonts w:ascii="Times New Roman" w:hAnsi="Times New Roman" w:cs="Times New Roman"/>
-          <w:sz w:val="24"/>
-          <w:szCs w:val="24"/>
-        </w:rPr>
-        <w:br w:type="page"/>
-      </w:r>
-    </w:p>
-    <w:p>
-      <w:pPr>
-        <w:pStyle w:val="Ttulo1"/>
-        <w:jc w:val="center"/>
-        <w:rPr>
-          <w:rFonts w:ascii="Times New Roman" w:hAnsi="Times New Roman" w:cs="Times New Roman"/>
-          <w:sz w:val="24"/>
-          <w:szCs w:val="24"/>
-          <w:u w:val="single"/>
-        </w:rPr>
-      </w:pPr>
-      <w:bookmarkStart w:id="2" w:name="_Toc189483107"/>
-      <w:r>
-        <w:rPr>
-          <w:rFonts w:ascii="Times New Roman" w:hAnsi="Times New Roman" w:cs="Times New Roman"/>
-          <w:sz w:val="24"/>
-          <w:szCs w:val="24"/>
-          <w:u w:val="single"/>
-        </w:rPr>
-        <w:lastRenderedPageBreak/>
-        <w:t>Justificación</w:t>
-      </w:r>
-      <w:bookmarkEnd w:id="2"/>
-    </w:p>
-    <w:p/>
-    <w:p/>
-    <w:p>
-      <w:pPr>
-        <w:spacing w:line="480" w:lineRule="auto"/>
-        <w:rPr>
-          <w:rFonts w:ascii="Times New Roman" w:hAnsi="Times New Roman" w:cs="Times New Roman"/>
-          <w:sz w:val="24"/>
-          <w:szCs w:val="24"/>
-        </w:rPr>
-      </w:pPr>
-      <w:r>
-        <w:rPr>
-          <w:rFonts w:ascii="Times New Roman" w:hAnsi="Times New Roman" w:cs="Times New Roman"/>
-          <w:sz w:val="24"/>
-          <w:szCs w:val="24"/>
-        </w:rPr>
-        <w:t xml:space="preserve">El motivo de la actividad es poder desarrollar la habilidad de poder modificar y alterar una base de datos ya creada buscando así crear mas tablas necesarias para el tipo de base que estemos creando. </w:t>
-      </w:r>
-    </w:p>
-    <w:p>
-      <w:pPr>
-        <w:spacing w:line="480" w:lineRule="auto"/>
-        <w:rPr>
-          <w:rFonts w:ascii="Times New Roman" w:hAnsi="Times New Roman" w:cs="Times New Roman"/>
-          <w:sz w:val="24"/>
-          <w:szCs w:val="24"/>
-        </w:rPr>
-      </w:pPr>
-    </w:p>
-    <w:p>
-      <w:pPr>
-        <w:spacing w:line="480" w:lineRule="auto"/>
-        <w:rPr>
-          <w:rFonts w:ascii="Times New Roman" w:hAnsi="Times New Roman" w:cs="Times New Roman"/>
-          <w:sz w:val="24"/>
-          <w:szCs w:val="24"/>
-        </w:rPr>
-      </w:pPr>
-      <w:r>
-        <w:rPr>
-          <w:rFonts w:ascii="Times New Roman" w:hAnsi="Times New Roman" w:cs="Times New Roman"/>
-          <w:sz w:val="24"/>
-          <w:szCs w:val="24"/>
-        </w:rPr>
-        <w:t xml:space="preserve">Esto nos ayudará a entender mejor como es que está estructurada y en base a ello poder modificarla para crear o añadir mas elementos al sistema si este llega a requerirlos. </w:t>
-      </w:r>
-    </w:p>
-    <w:p>
-      <w:pPr>
-        <w:spacing w:line="480" w:lineRule="auto"/>
-        <w:rPr>
-          <w:rFonts w:ascii="Times New Roman" w:hAnsi="Times New Roman" w:cs="Times New Roman"/>
-          <w:sz w:val="24"/>
-          <w:szCs w:val="24"/>
-        </w:rPr>
-      </w:pPr>
-      <w:r>
-        <w:rPr>
-          <w:rFonts w:ascii="Times New Roman" w:hAnsi="Times New Roman" w:cs="Times New Roman"/>
-          <w:sz w:val="24"/>
-          <w:szCs w:val="24"/>
-        </w:rPr>
-        <w:t>Debemos comprender que siempre existirán cosas a mejorar y que para el buen funcionamiento de una DB es importante las actualizaciones y la optimización de la misma para que se pueda trabajar con mayor fluidez dentro de ella.</w:t>
-      </w:r>
-    </w:p>
-    <w:p>
-      <w:pPr>
-        <w:spacing w:line="480" w:lineRule="auto"/>
-        <w:rPr>
-          <w:rFonts w:ascii="Times New Roman" w:hAnsi="Times New Roman" w:cs="Times New Roman"/>
-          <w:sz w:val="24"/>
-          <w:szCs w:val="24"/>
-        </w:rPr>
-      </w:pPr>
-    </w:p>
-    <w:p>
-      <w:pPr>
-        <w:spacing w:line="480" w:lineRule="auto"/>
-        <w:rPr>
-          <w:rFonts w:ascii="Times New Roman" w:hAnsi="Times New Roman" w:cs="Times New Roman"/>
-          <w:sz w:val="24"/>
-          <w:szCs w:val="24"/>
-        </w:rPr>
-      </w:pPr>
-      <w:r>
-        <w:rPr>
-          <w:rFonts w:ascii="Times New Roman" w:hAnsi="Times New Roman" w:cs="Times New Roman"/>
-          <w:sz w:val="24"/>
-          <w:szCs w:val="24"/>
-        </w:rPr>
-        <w:t xml:space="preserve">Tener una DB completa nos ayuda a tener un mejor manejo de lo que estamos haciendo y como es que podemos ayudar a la gente a estar comunicados para cubrir las diferentes necesidades que se presentan día con día en un negocio en particular. </w:t>
-      </w:r>
-    </w:p>
-    <w:p>
-      <w:pPr>
-        <w:spacing w:line="480" w:lineRule="auto"/>
-        <w:rPr>
-          <w:rFonts w:ascii="Times New Roman" w:hAnsi="Times New Roman" w:cs="Times New Roman"/>
-          <w:sz w:val="24"/>
-          <w:szCs w:val="24"/>
-        </w:rPr>
-      </w:pPr>
-    </w:p>
-    <w:p>
-      <w:pPr>
-        <w:spacing w:line="480" w:lineRule="auto"/>
-        <w:rPr>
-          <w:rFonts w:ascii="Times New Roman" w:hAnsi="Times New Roman" w:cs="Times New Roman"/>
-          <w:sz w:val="24"/>
-          <w:szCs w:val="24"/>
-        </w:rPr>
-      </w:pPr>
-      <w:r>
-        <w:rPr>
-          <w:rFonts w:ascii="Times New Roman" w:hAnsi="Times New Roman" w:cs="Times New Roman"/>
-          <w:sz w:val="24"/>
-          <w:szCs w:val="24"/>
-        </w:rPr>
-        <w:t xml:space="preserve">Una vez explicado esto pasamos a la actividad. </w:t>
-      </w:r>
-    </w:p>
-    <w:p>
-      <w:pPr>
-        <w:widowControl/>
-        <w:autoSpaceDE/>
-        <w:autoSpaceDN/>
-        <w:adjustRightInd/>
-        <w:spacing w:after="160" w:line="278" w:lineRule="auto"/>
-        <w:rPr>
-          <w:rFonts w:ascii="Times New Roman" w:hAnsi="Times New Roman" w:cs="Times New Roman"/>
-          <w:sz w:val="24"/>
-          <w:szCs w:val="24"/>
-        </w:rPr>
-      </w:pPr>
-      <w:r>
-        <w:rPr>
-          <w:rFonts w:ascii="Times New Roman" w:hAnsi="Times New Roman" w:cs="Times New Roman"/>
-          <w:sz w:val="24"/>
-          <w:szCs w:val="24"/>
-        </w:rPr>
-        <w:br w:type="page"/>
-      </w:r>
-    </w:p>
-    <w:p>
-      <w:pPr>
-        <w:pStyle w:val="Ttulo1"/>
-        <w:jc w:val="center"/>
-        <w:rPr>
-          <w:rFonts w:ascii="Times New Roman" w:hAnsi="Times New Roman" w:cs="Times New Roman"/>
-          <w:sz w:val="24"/>
-          <w:szCs w:val="24"/>
-          <w:u w:val="single"/>
-        </w:rPr>
-      </w:pPr>
-      <w:bookmarkStart w:id="3" w:name="_Toc189483108"/>
-      <w:r>
-        <w:rPr>
-          <w:rFonts w:ascii="Times New Roman" w:hAnsi="Times New Roman" w:cs="Times New Roman"/>
-          <w:sz w:val="24"/>
-          <w:szCs w:val="24"/>
-          <w:u w:val="single"/>
-        </w:rPr>
-        <w:lastRenderedPageBreak/>
-        <w:t>Desarrollo</w:t>
-      </w:r>
-      <w:bookmarkEnd w:id="3"/>
-    </w:p>
-    <w:p>
-      <w:pPr>
-        <w:spacing w:line="480" w:lineRule="auto"/>
-        <w:rPr>
-          <w:rFonts w:ascii="Times New Roman" w:hAnsi="Times New Roman" w:cs="Times New Roman"/>
-          <w:sz w:val="24"/>
-          <w:szCs w:val="24"/>
-        </w:rPr>
-      </w:pPr>
-    </w:p>
-    <w:p>
-      <w:pPr>
-        <w:pStyle w:val="Ttulo2"/>
-        <w:rPr>
-          <w:rFonts w:ascii="Times New Roman" w:hAnsi="Times New Roman" w:cs="Times New Roman"/>
-          <w:b/>
-          <w:bCs/>
-          <w:color w:val="auto"/>
-          <w:sz w:val="24"/>
-          <w:szCs w:val="24"/>
-          <w:u w:val="single"/>
-        </w:rPr>
-      </w:pPr>
-      <w:bookmarkStart w:id="4" w:name="_Toc189483109"/>
-      <w:r>
-        <w:rPr>
-          <w:rFonts w:ascii="Times New Roman" w:hAnsi="Times New Roman" w:cs="Times New Roman"/>
-          <w:b/>
-          <w:bCs/>
-          <w:color w:val="auto"/>
-          <w:sz w:val="24"/>
-          <w:szCs w:val="24"/>
-          <w:u w:val="single"/>
-        </w:rPr>
-        <w:t>Analizar Base de Datos (Relaciones)</w:t>
-      </w:r>
-      <w:bookmarkEnd w:id="4"/>
-    </w:p>
-    <w:p>
-      <w:pPr>
-        <w:spacing w:line="480" w:lineRule="auto"/>
-        <w:rPr>
-          <w:rFonts w:ascii="Times New Roman" w:hAnsi="Times New Roman" w:cs="Times New Roman"/>
-          <w:sz w:val="24"/>
-          <w:szCs w:val="24"/>
-        </w:rPr>
-      </w:pPr>
-    </w:p>
-    <w:p>
-      <w:pPr>
-        <w:spacing w:line="480" w:lineRule="auto"/>
-        <w:rPr>
-          <w:rFonts w:ascii="Times New Roman" w:hAnsi="Times New Roman" w:cs="Times New Roman"/>
-          <w:sz w:val="24"/>
-          <w:szCs w:val="24"/>
-        </w:rPr>
-      </w:pPr>
-      <w:r>
-        <w:rPr>
-          <w:rFonts w:ascii="Times New Roman" w:hAnsi="Times New Roman" w:cs="Times New Roman"/>
-          <w:noProof/>
-          <w:sz w:val="24"/>
-          <w:szCs w:val="24"/>
-        </w:rPr>
         <w:drawing>
-          <wp:inline distT="0" distB="0" distL="0" distR="0" wp14:anchorId="59CFB700" wp14:editId="10AC6D1E">
-            <wp:extent cx="5924550" cy="3190875"/>
-            <wp:effectExtent l="0" t="0" r="0" b="9525"/>
-            <wp:docPr id="572076474" name="Imagen 35"/>
+          <wp:inline distT="0" distB="0" distL="0" distR="0" wp14:anchorId="109B362C" wp14:editId="2D7A01AA">
+            <wp:extent cx="5676900" cy="3124200"/>
+            <wp:effectExtent l="0" t="0" r="0" b="0"/>
+            <wp:docPr id="176213046" name="Imagen 3" descr="Imagen que contiene firmar, hecho de madera, parada, calle&#10;&#10;El contenido generado por IA puede ser incorrecto."/>
             <wp:cNvGraphicFramePr>
               <a:graphicFrameLocks xmlns:a="http://schemas.openxmlformats.org/drawingml/2006/main" noChangeAspect="1"/>
             </wp:cNvGraphicFramePr>
@@ -6520,12 +5987,12 @@
               <a:graphicData uri="http://schemas.openxmlformats.org/drawingml/2006/picture">
                 <pic:pic xmlns:pic="http://schemas.openxmlformats.org/drawingml/2006/picture">
                   <pic:nvPicPr>
-                    <pic:cNvPr id="0" name="Picture 1"/>
+                    <pic:cNvPr id="176213046" name="Imagen 3" descr="Imagen que contiene firmar, hecho de madera, parada, calle&#10;&#10;El contenido generado por IA puede ser incorrecto."/>
                     <pic:cNvPicPr>
                       <a:picLocks noChangeAspect="1" noChangeArrowheads="1"/>
                     </pic:cNvPicPr>
                   </pic:nvPicPr>
-                  <pic:blipFill>
+                  <pic:blipFill rotWithShape="1">
                     <a:blip r:embed="rId21">
                       <a:extLst>
                         <a:ext uri="{28A0092B-C50C-407E-A947-70E740481C1C}">
@@ -6533,7 +6000,7 @@
                         </a:ext>
                       </a:extLst>
                     </a:blip>
-                    <a:srcRect/>
+                    <a:srcRect t="2089"/>
                     <a:stretch>
                       <a:fillRect/>
                     </a:stretch>
@@ -6541,7 +6008,7 @@
                   <pic:spPr bwMode="auto">
                     <a:xfrm>
                       <a:off x="0" y="0"/>
-                      <a:ext cx="5924550" cy="3190875"/>
+                      <a:ext cx="5676900" cy="3124200"/>
                     </a:xfrm>
                     <a:prstGeom prst="rect">
                       <a:avLst/>
@@ -6550,6 +6017,11 @@
                     <a:ln>
                       <a:noFill/>
                     </a:ln>
+                    <a:extLst>
+                      <a:ext uri="{53640926-AAD7-44D8-BBD7-CCE9431645EC}">
+                        <a14:shadowObscured xmlns:a14="http://schemas.microsoft.com/office/drawing/2010/main"/>
+                      </a:ext>
+                    </a:extLst>
                   </pic:spPr>
                 </pic:pic>
               </a:graphicData>
@@ -6560,45 +6032,54 @@
     </w:p>
     <w:p>
       <w:pPr>
-        <w:spacing w:line="480" w:lineRule="auto"/>
-        <w:rPr>
-          <w:rFonts w:ascii="Times New Roman" w:hAnsi="Times New Roman" w:cs="Times New Roman"/>
-          <w:sz w:val="24"/>
-          <w:szCs w:val="24"/>
-        </w:rPr>
-      </w:pPr>
-    </w:p>
-    <w:p>
-      <w:pPr>
-        <w:spacing w:line="480" w:lineRule="auto"/>
-        <w:rPr>
-          <w:rFonts w:ascii="Times New Roman" w:hAnsi="Times New Roman" w:cs="Times New Roman"/>
-          <w:sz w:val="24"/>
-          <w:szCs w:val="24"/>
-        </w:rPr>
-      </w:pPr>
-      <w:r>
-        <w:rPr>
-          <w:rFonts w:ascii="Times New Roman" w:hAnsi="Times New Roman" w:cs="Times New Roman"/>
-          <w:sz w:val="24"/>
-          <w:szCs w:val="24"/>
-        </w:rPr>
-        <w:t xml:space="preserve">En esta captura de pantalla podemos observar cómo es que se relacionan las tablas y cuales son sus claves primarias y sus claves foráneas. </w:t>
-      </w:r>
-    </w:p>
-    <w:p>
-      <w:pPr>
-        <w:spacing w:line="480" w:lineRule="auto"/>
-        <w:rPr>
-          <w:rFonts w:ascii="Times New Roman" w:hAnsi="Times New Roman" w:cs="Times New Roman"/>
-          <w:sz w:val="24"/>
-          <w:szCs w:val="24"/>
-        </w:rPr>
-      </w:pPr>
-    </w:p>
-    <w:p>
-      <w:pPr>
-        <w:pStyle w:val="Ttulo2"/>
+        <w:rPr>
+          <w:noProof/>
+        </w:rPr>
+      </w:pPr>
+    </w:p>
+    <w:p>
+      <w:pPr>
+        <w:rPr>
+          <w:rFonts w:ascii="Times New Roman" w:hAnsi="Times New Roman" w:cs="Times New Roman"/>
+          <w:sz w:val="24"/>
+          <w:szCs w:val="24"/>
+        </w:rPr>
+      </w:pPr>
+      <w:r>
+        <w:rPr>
+          <w:rFonts w:ascii="Times New Roman" w:hAnsi="Times New Roman" w:cs="Times New Roman"/>
+          <w:sz w:val="24"/>
+          <w:szCs w:val="24"/>
+        </w:rPr>
+        <w:t xml:space="preserve">Teniendo en cuenta esta información realizaremos la aplicación que se nos pide en la actividad. </w:t>
+      </w:r>
+    </w:p>
+    <w:p>
+      <w:pPr>
+        <w:widowControl/>
+        <w:autoSpaceDE/>
+        <w:autoSpaceDN/>
+        <w:adjustRightInd/>
+        <w:spacing w:after="160" w:line="278" w:lineRule="auto"/>
+        <w:rPr>
+          <w:rFonts w:ascii="Times New Roman" w:hAnsi="Times New Roman" w:cs="Times New Roman"/>
+          <w:sz w:val="24"/>
+          <w:szCs w:val="24"/>
+        </w:rPr>
+      </w:pPr>
+      <w:r>
+        <w:rPr>
+          <w:rFonts w:ascii="Times New Roman" w:hAnsi="Times New Roman" w:cs="Times New Roman"/>
+          <w:sz w:val="24"/>
+          <w:szCs w:val="24"/>
+        </w:rPr>
+        <w:br w:type="page"/>
+      </w:r>
+    </w:p>
+    <w:p>
+      <w:pPr>
+        <w:pStyle w:val="Ttulo1"/>
+        <w:jc w:val="center"/>
         <w:rPr>
           <w:rFonts w:ascii="Times New Roman" w:hAnsi="Times New Roman" w:cs="Times New Roman"/>
           <w:b/>
@@ -6609,7 +6090,7 @@
           <w:u w:val="single"/>
         </w:rPr>
       </w:pPr>
-      <w:bookmarkStart w:id="5" w:name="_Toc189483110"/>
+      <w:bookmarkStart w:id="2" w:name="_Toc204334974"/>
       <w:r>
         <w:rPr>
           <w:rFonts w:ascii="Times New Roman" w:hAnsi="Times New Roman" w:cs="Times New Roman"/>
@@ -6620,12 +6101,15 @@
           <w:szCs w:val="24"/>
           <w:u w:val="single"/>
         </w:rPr>
-        <w:t>Tablas Empleados</w:t>
-      </w:r>
-      <w:bookmarkEnd w:id="5"/>
+        <w:lastRenderedPageBreak/>
+        <w:t>Justificación</w:t>
+      </w:r>
+      <w:bookmarkEnd w:id="2"/>
     </w:p>
     <w:p/>
     <w:p/>
+    <w:p/>
+    <w:p/>
     <w:p>
       <w:pPr>
         <w:spacing w:line="480" w:lineRule="auto"/>
@@ -6637,21 +6121,182 @@
       </w:pPr>
       <w:r>
         <w:rPr>
+          <w:rFonts w:ascii="Times New Roman" w:hAnsi="Times New Roman" w:cs="Times New Roman"/>
+          <w:sz w:val="24"/>
+          <w:szCs w:val="24"/>
+        </w:rPr>
+        <w:t xml:space="preserve">El propósito de esta actividad es aprender a desarrollar una aplicación en el lenguaje de programación Java utilizando la metodología de orientada a objetos la cual nos permite crear una interfaz grafica para nuestro proyecto como tal. </w:t>
+      </w:r>
+    </w:p>
+    <w:p>
+      <w:pPr>
+        <w:spacing w:line="480" w:lineRule="auto"/>
+        <w:rPr>
+          <w:rFonts w:ascii="Times New Roman" w:hAnsi="Times New Roman" w:cs="Times New Roman"/>
+          <w:sz w:val="24"/>
+          <w:szCs w:val="24"/>
+        </w:rPr>
+      </w:pPr>
+    </w:p>
+    <w:p>
+      <w:pPr>
+        <w:spacing w:line="480" w:lineRule="auto"/>
+        <w:rPr>
+          <w:rFonts w:ascii="Times New Roman" w:hAnsi="Times New Roman" w:cs="Times New Roman"/>
+          <w:sz w:val="24"/>
+          <w:szCs w:val="24"/>
+        </w:rPr>
+      </w:pPr>
+      <w:r>
+        <w:rPr>
+          <w:rFonts w:ascii="Times New Roman" w:hAnsi="Times New Roman" w:cs="Times New Roman"/>
+          <w:sz w:val="24"/>
+          <w:szCs w:val="24"/>
+        </w:rPr>
+        <w:t xml:space="preserve">Hoy día existen cientos de lenguajes de programación de alto nivel que nos permiten desarrollar el frontend de un programa y hacerlo funcionar en el backend con el código adecuado para su funcionamiento. </w:t>
+      </w:r>
+    </w:p>
+    <w:p>
+      <w:pPr>
+        <w:spacing w:line="480" w:lineRule="auto"/>
+        <w:rPr>
+          <w:rFonts w:ascii="Times New Roman" w:hAnsi="Times New Roman" w:cs="Times New Roman"/>
+          <w:sz w:val="24"/>
+          <w:szCs w:val="24"/>
+        </w:rPr>
+      </w:pPr>
+    </w:p>
+    <w:p>
+      <w:pPr>
+        <w:spacing w:line="480" w:lineRule="auto"/>
+        <w:rPr>
+          <w:rFonts w:ascii="Times New Roman" w:hAnsi="Times New Roman" w:cs="Times New Roman"/>
+          <w:sz w:val="24"/>
+          <w:szCs w:val="24"/>
+        </w:rPr>
+      </w:pPr>
+      <w:r>
+        <w:rPr>
+          <w:rFonts w:ascii="Times New Roman" w:hAnsi="Times New Roman" w:cs="Times New Roman"/>
+          <w:sz w:val="24"/>
+          <w:szCs w:val="24"/>
+        </w:rPr>
+        <w:t xml:space="preserve">Desarrollando y practicando la codificación en un lenguaje nos ayuda a abrir mas nuestra mente y entrenar nuestra lógica para poder resolver problemas de manera rápida y eficaz según la situación. </w:t>
+      </w:r>
+    </w:p>
+    <w:p>
+      <w:pPr>
+        <w:spacing w:line="480" w:lineRule="auto"/>
+        <w:rPr>
+          <w:rFonts w:ascii="Times New Roman" w:hAnsi="Times New Roman" w:cs="Times New Roman"/>
+          <w:sz w:val="24"/>
+          <w:szCs w:val="24"/>
+        </w:rPr>
+      </w:pPr>
+    </w:p>
+    <w:p>
+      <w:pPr>
+        <w:widowControl/>
+        <w:autoSpaceDE/>
+        <w:autoSpaceDN/>
+        <w:adjustRightInd/>
+        <w:spacing w:after="160" w:line="278" w:lineRule="auto"/>
+        <w:rPr>
+          <w:rFonts w:ascii="Times New Roman" w:hAnsi="Times New Roman" w:cs="Times New Roman"/>
+          <w:sz w:val="24"/>
+          <w:szCs w:val="24"/>
+        </w:rPr>
+      </w:pPr>
+      <w:r>
+        <w:rPr>
+          <w:rFonts w:ascii="Times New Roman" w:hAnsi="Times New Roman" w:cs="Times New Roman"/>
+          <w:sz w:val="24"/>
+          <w:szCs w:val="24"/>
+        </w:rPr>
+        <w:br w:type="page"/>
+      </w:r>
+    </w:p>
+    <w:p>
+      <w:pPr>
+        <w:pStyle w:val="Ttulo1"/>
+        <w:jc w:val="center"/>
+        <w:rPr>
+          <w:rFonts w:ascii="Times New Roman" w:hAnsi="Times New Roman" w:cs="Times New Roman"/>
+          <w:b/>
+          <w:bCs/>
+          <w:color w:val="auto"/>
+          <w:sz w:val="24"/>
+          <w:szCs w:val="24"/>
+          <w:u w:val="single"/>
+        </w:rPr>
+      </w:pPr>
+      <w:bookmarkStart w:id="3" w:name="_Toc204334975"/>
+      <w:r>
+        <w:rPr>
+          <w:rFonts w:ascii="Times New Roman" w:hAnsi="Times New Roman" w:cs="Times New Roman"/>
+          <w:b/>
+          <w:bCs/>
+          <w:color w:val="auto"/>
+          <w:sz w:val="24"/>
+          <w:szCs w:val="24"/>
+          <w:u w:val="single"/>
+        </w:rPr>
+        <w:lastRenderedPageBreak/>
+        <w:t>Desarrollo</w:t>
+      </w:r>
+      <w:bookmarkEnd w:id="3"/>
+    </w:p>
+    <w:p/>
+    <w:p>
+      <w:pPr>
+        <w:pStyle w:val="Ttulo2"/>
+      </w:pPr>
+      <w:bookmarkStart w:id="4" w:name="_Toc204334976"/>
+      <w:r>
+        <w:rPr>
+          <w:rFonts w:ascii="Times New Roman" w:hAnsi="Times New Roman" w:cs="Times New Roman"/>
+          <w:b/>
+          <w:bCs/>
+          <w:color w:val="auto"/>
+          <w:sz w:val="24"/>
+          <w:szCs w:val="24"/>
+          <w:u w:val="single"/>
+        </w:rPr>
+        <w:t>Interfaz</w:t>
+      </w:r>
+      <w:bookmarkEnd w:id="4"/>
+    </w:p>
+    <w:p>
+      <w:pPr>
+        <w:spacing w:line="480" w:lineRule="auto"/>
+        <w:rPr>
+          <w:rFonts w:ascii="Times New Roman" w:hAnsi="Times New Roman" w:cs="Times New Roman"/>
+          <w:sz w:val="24"/>
+          <w:szCs w:val="24"/>
+        </w:rPr>
+      </w:pPr>
+    </w:p>
+    <w:p>
+      <w:pPr>
+        <w:spacing w:line="480" w:lineRule="auto"/>
+        <w:rPr>
+          <w:rFonts w:ascii="Times New Roman" w:hAnsi="Times New Roman" w:cs="Times New Roman"/>
+          <w:sz w:val="24"/>
+          <w:szCs w:val="24"/>
+        </w:rPr>
+      </w:pPr>
+      <w:r>
+        <w:rPr>
+          <w:rFonts w:ascii="Times New Roman" w:hAnsi="Times New Roman" w:cs="Times New Roman"/>
           <w:noProof/>
+          <w:sz w:val="24"/>
+          <w:szCs w:val="24"/>
         </w:rPr>
         <w:drawing>
-          <wp:anchor distT="0" distB="0" distL="114300" distR="114300" simplePos="0" relativeHeight="251659264" behindDoc="0" locked="0" layoutInCell="1" allowOverlap="1" wp14:anchorId="41E2E3E0" wp14:editId="384CE942">
-            <wp:simplePos x="0" y="0"/>
-            <wp:positionH relativeFrom="margin">
-              <wp:align>left</wp:align>
-            </wp:positionH>
-            <wp:positionV relativeFrom="paragraph">
-              <wp:posOffset>116205</wp:posOffset>
-            </wp:positionV>
-            <wp:extent cx="2647950" cy="1695450"/>
-            <wp:effectExtent l="0" t="0" r="0" b="0"/>
-            <wp:wrapSquare wrapText="bothSides"/>
-            <wp:docPr id="572253893" name="Imagen 36"/>
+          <wp:inline distT="0" distB="0" distL="0" distR="0" wp14:anchorId="42F8A857" wp14:editId="585EF436">
+            <wp:extent cx="5924550" cy="3152775"/>
+            <wp:effectExtent l="0" t="0" r="0" b="9525"/>
+            <wp:docPr id="387072726" name="Imagen 35" descr="Interfaz de usuario gráfica, Aplicación&#10;&#10;El contenido generado por IA puede ser incorrecto."/>
             <wp:cNvGraphicFramePr>
               <a:graphicFrameLocks xmlns:a="http://schemas.openxmlformats.org/drawingml/2006/main" noChangeAspect="1"/>
             </wp:cNvGraphicFramePr>
@@ -6659,7 +6304,7 @@
               <a:graphicData uri="http://schemas.openxmlformats.org/drawingml/2006/picture">
                 <pic:pic xmlns:pic="http://schemas.openxmlformats.org/drawingml/2006/picture">
                   <pic:nvPicPr>
-                    <pic:cNvPr id="0" name="Picture 2"/>
+                    <pic:cNvPr id="387072726" name="Imagen 35" descr="Interfaz de usuario gráfica, Aplicación&#10;&#10;El contenido generado por IA puede ser incorrecto."/>
                     <pic:cNvPicPr>
                       <a:picLocks noChangeAspect="1" noChangeArrowheads="1"/>
                     </pic:cNvPicPr>
@@ -6680,7 +6325,7 @@
                   <pic:spPr bwMode="auto">
                     <a:xfrm>
                       <a:off x="0" y="0"/>
-                      <a:ext cx="2647950" cy="1695450"/>
+                      <a:ext cx="5924550" cy="3152775"/>
                     </a:xfrm>
                     <a:prstGeom prst="rect">
                       <a:avLst/>
@@ -6693,7 +6338,7 @@
                 </pic:pic>
               </a:graphicData>
             </a:graphic>
-          </wp:anchor>
+          </wp:inline>
         </w:drawing>
       </w:r>
     </w:p>
@@ -6716,50 +6361,18 @@
           <w:szCs w:val="24"/>
         </w:rPr>
       </w:pPr>
-    </w:p>
-    <w:p>
-      <w:pPr>
-        <w:spacing w:line="480" w:lineRule="auto"/>
-        <w:rPr>
-          <w:rFonts w:ascii="Times New Roman" w:hAnsi="Times New Roman" w:cs="Times New Roman"/>
-          <w:sz w:val="24"/>
-          <w:szCs w:val="24"/>
-        </w:rPr>
-      </w:pPr>
-    </w:p>
-    <w:p>
-      <w:pPr>
-        <w:spacing w:line="480" w:lineRule="auto"/>
-        <w:rPr>
-          <w:rFonts w:ascii="Times New Roman" w:hAnsi="Times New Roman" w:cs="Times New Roman"/>
-          <w:sz w:val="24"/>
-          <w:szCs w:val="24"/>
-        </w:rPr>
-      </w:pPr>
-    </w:p>
-    <w:p>
-      <w:pPr>
-        <w:spacing w:line="480" w:lineRule="auto"/>
+      <w:r>
         <w:rPr>
           <w:rFonts w:ascii="Times New Roman" w:hAnsi="Times New Roman" w:cs="Times New Roman"/>
           <w:noProof/>
           <w:sz w:val="24"/>
           <w:szCs w:val="24"/>
         </w:rPr>
-      </w:pPr>
-      <w:r>
-        <w:rPr>
-          <w:rFonts w:ascii="Times New Roman" w:hAnsi="Times New Roman" w:cs="Times New Roman"/>
-          <w:noProof/>
-          <w:sz w:val="24"/>
-          <w:szCs w:val="24"/>
-        </w:rPr>
-        <w:lastRenderedPageBreak/>
         <w:drawing>
-          <wp:inline distT="0" distB="0" distL="0" distR="0" wp14:anchorId="799D5D7E" wp14:editId="2518A6C8">
-            <wp:extent cx="6048347" cy="3257550"/>
-            <wp:effectExtent l="0" t="0" r="0" b="0"/>
-            <wp:docPr id="1119742263" name="Imagen 37"/>
+          <wp:inline distT="0" distB="0" distL="0" distR="0">
+            <wp:extent cx="3829050" cy="3324225"/>
+            <wp:effectExtent l="0" t="0" r="0" b="9525"/>
+            <wp:docPr id="1332588005" name="Imagen 36"/>
             <wp:cNvGraphicFramePr>
               <a:graphicFrameLocks xmlns:a="http://schemas.openxmlformats.org/drawingml/2006/main" noChangeAspect="1"/>
             </wp:cNvGraphicFramePr>
@@ -6767,7 +6380,7 @@
               <a:graphicData uri="http://schemas.openxmlformats.org/drawingml/2006/picture">
                 <pic:pic xmlns:pic="http://schemas.openxmlformats.org/drawingml/2006/picture">
                   <pic:nvPicPr>
-                    <pic:cNvPr id="0" name="Picture 3"/>
+                    <pic:cNvPr id="0" name="Picture 2"/>
                     <pic:cNvPicPr>
                       <a:picLocks noChangeAspect="1" noChangeArrowheads="1"/>
                     </pic:cNvPicPr>
@@ -6788,7 +6401,7 @@
                   <pic:spPr bwMode="auto">
                     <a:xfrm>
                       <a:off x="0" y="0"/>
-                      <a:ext cx="6053251" cy="3260191"/>
+                      <a:ext cx="3829050" cy="3324225"/>
                     </a:xfrm>
                     <a:prstGeom prst="rect">
                       <a:avLst/>
@@ -6807,15 +6420,6 @@
     </w:p>
     <w:p>
       <w:pPr>
-        <w:rPr>
-          <w:rFonts w:ascii="Times New Roman" w:hAnsi="Times New Roman" w:cs="Times New Roman"/>
-          <w:sz w:val="24"/>
-          <w:szCs w:val="24"/>
-        </w:rPr>
-      </w:pPr>
-    </w:p>
-    <w:p>
-      <w:pPr>
         <w:spacing w:line="480" w:lineRule="auto"/>
         <w:rPr>
           <w:rFonts w:ascii="Times New Roman" w:hAnsi="Times New Roman" w:cs="Times New Roman"/>
@@ -6826,78 +6430,16 @@
       <w:r>
         <w:rPr>
           <w:rFonts w:ascii="Times New Roman" w:hAnsi="Times New Roman" w:cs="Times New Roman"/>
-          <w:sz w:val="24"/>
-          <w:szCs w:val="24"/>
-        </w:rPr>
-        <w:t>En esta parte creamos la tabla empleados y hacemos el llenado de las tablas con INSERT INTO (Atributos) VALUES (Datos) y, posteriormente, vemos la tabla con SELECT * FROM empleado. Para ver cómo es que está llena la tabla.</w:t>
-      </w:r>
-    </w:p>
-    <w:p>
-      <w:pPr>
-        <w:spacing w:line="480" w:lineRule="auto"/>
-        <w:rPr>
-          <w:rFonts w:ascii="Times New Roman" w:hAnsi="Times New Roman" w:cs="Times New Roman"/>
-          <w:sz w:val="24"/>
-          <w:szCs w:val="24"/>
-        </w:rPr>
-      </w:pPr>
-    </w:p>
-    <w:p>
-      <w:pPr>
-        <w:rPr>
-          <w:rFonts w:ascii="Times New Roman" w:hAnsi="Times New Roman" w:cs="Times New Roman"/>
-          <w:sz w:val="24"/>
-          <w:szCs w:val="24"/>
-        </w:rPr>
-      </w:pPr>
-    </w:p>
-    <w:p>
-      <w:pPr>
-        <w:pStyle w:val="Ttulo2"/>
-        <w:rPr>
-          <w:rFonts w:ascii="Times New Roman" w:hAnsi="Times New Roman" w:cs="Times New Roman"/>
-          <w:b/>
-          <w:bCs/>
-          <w:color w:val="auto"/>
-          <w:sz w:val="24"/>
-          <w:szCs w:val="24"/>
-          <w:u w:val="single"/>
-        </w:rPr>
-      </w:pPr>
-      <w:bookmarkStart w:id="6" w:name="_Toc189483111"/>
-      <w:r>
-        <w:rPr>
-          <w:rFonts w:ascii="Times New Roman" w:hAnsi="Times New Roman" w:cs="Times New Roman"/>
-          <w:b/>
-          <w:bCs/>
-          <w:color w:val="auto"/>
-          <w:sz w:val="24"/>
-          <w:szCs w:val="24"/>
-          <w:u w:val="single"/>
-        </w:rPr>
-        <w:t>Tablas Sucursal</w:t>
-      </w:r>
-      <w:bookmarkEnd w:id="6"/>
-    </w:p>
-    <w:p/>
-    <w:p>
-      <w:r>
-        <w:rPr>
           <w:noProof/>
-        </w:rPr>
+          <w:sz w:val="24"/>
+          <w:szCs w:val="24"/>
+        </w:rPr>
+        <w:lastRenderedPageBreak/>
         <w:drawing>
-          <wp:anchor distT="0" distB="0" distL="114300" distR="114300" simplePos="0" relativeHeight="251660288" behindDoc="0" locked="0" layoutInCell="1" allowOverlap="1" wp14:anchorId="3DC311CF" wp14:editId="7F8F1327">
-            <wp:simplePos x="0" y="0"/>
-            <wp:positionH relativeFrom="margin">
-              <wp:align>left</wp:align>
-            </wp:positionH>
-            <wp:positionV relativeFrom="paragraph">
-              <wp:posOffset>250190</wp:posOffset>
-            </wp:positionV>
-            <wp:extent cx="2381250" cy="1590675"/>
+          <wp:inline distT="0" distB="0" distL="0" distR="0">
+            <wp:extent cx="5924550" cy="3152775"/>
             <wp:effectExtent l="0" t="0" r="0" b="9525"/>
-            <wp:wrapSquare wrapText="bothSides"/>
-            <wp:docPr id="2056582692" name="Imagen 38"/>
+            <wp:docPr id="1074311097" name="Imagen 37"/>
             <wp:cNvGraphicFramePr>
               <a:graphicFrameLocks xmlns:a="http://schemas.openxmlformats.org/drawingml/2006/main" noChangeAspect="1"/>
             </wp:cNvGraphicFramePr>
@@ -6905,7 +6447,7 @@
               <a:graphicData uri="http://schemas.openxmlformats.org/drawingml/2006/picture">
                 <pic:pic xmlns:pic="http://schemas.openxmlformats.org/drawingml/2006/picture">
                   <pic:nvPicPr>
-                    <pic:cNvPr id="0" name="Picture 4"/>
+                    <pic:cNvPr id="0" name="Picture 3"/>
                     <pic:cNvPicPr>
                       <a:picLocks noChangeAspect="1" noChangeArrowheads="1"/>
                     </pic:cNvPicPr>
@@ -6926,7 +6468,7 @@
                   <pic:spPr bwMode="auto">
                     <a:xfrm>
                       <a:off x="0" y="0"/>
-                      <a:ext cx="2381250" cy="1590675"/>
+                      <a:ext cx="5924550" cy="3152775"/>
                     </a:xfrm>
                     <a:prstGeom prst="rect">
                       <a:avLst/>
@@ -6939,50 +6481,41 @@
                 </pic:pic>
               </a:graphicData>
             </a:graphic>
-          </wp:anchor>
+          </wp:inline>
         </w:drawing>
       </w:r>
     </w:p>
-    <w:p/>
-    <w:p/>
-    <w:p/>
-    <w:p/>
-    <w:p/>
-    <w:p/>
-    <w:p/>
-    <w:p/>
-    <w:p/>
-    <w:p/>
-    <w:p/>
-    <w:p/>
-    <w:p>
-      <w:pPr>
-        <w:widowControl/>
-        <w:autoSpaceDE/>
-        <w:autoSpaceDN/>
-        <w:adjustRightInd/>
-        <w:spacing w:after="160" w:line="278" w:lineRule="auto"/>
-      </w:pPr>
-      <w:r>
-        <w:br w:type="page"/>
-      </w:r>
-    </w:p>
-    <w:p>
-      <w:pPr>
-        <w:rPr>
+    <w:p>
+      <w:pPr>
+        <w:spacing w:line="480" w:lineRule="auto"/>
+        <w:rPr>
+          <w:rFonts w:ascii="Times New Roman" w:hAnsi="Times New Roman" w:cs="Times New Roman"/>
+          <w:sz w:val="24"/>
+          <w:szCs w:val="24"/>
+        </w:rPr>
+      </w:pPr>
+    </w:p>
+    <w:p>
+      <w:pPr>
+        <w:spacing w:line="480" w:lineRule="auto"/>
+        <w:rPr>
+          <w:rFonts w:ascii="Times New Roman" w:hAnsi="Times New Roman" w:cs="Times New Roman"/>
+          <w:sz w:val="24"/>
+          <w:szCs w:val="24"/>
+        </w:rPr>
+      </w:pPr>
+      <w:r>
+        <w:rPr>
+          <w:rFonts w:ascii="Times New Roman" w:hAnsi="Times New Roman" w:cs="Times New Roman"/>
           <w:noProof/>
-        </w:rPr>
-      </w:pPr>
-      <w:r>
-        <w:rPr>
-          <w:noProof/>
-        </w:rPr>
-        <w:lastRenderedPageBreak/>
+          <w:sz w:val="24"/>
+          <w:szCs w:val="24"/>
+        </w:rPr>
         <w:drawing>
-          <wp:inline distT="0" distB="0" distL="0" distR="0" wp14:anchorId="2EDEC105" wp14:editId="329FAE6A">
-            <wp:extent cx="5924550" cy="3190875"/>
+          <wp:inline distT="0" distB="0" distL="0" distR="0">
+            <wp:extent cx="5924550" cy="3152775"/>
             <wp:effectExtent l="0" t="0" r="0" b="9525"/>
-            <wp:docPr id="1995101582" name="Imagen 39"/>
+            <wp:docPr id="158254571" name="Imagen 38"/>
             <wp:cNvGraphicFramePr>
               <a:graphicFrameLocks xmlns:a="http://schemas.openxmlformats.org/drawingml/2006/main" noChangeAspect="1"/>
             </wp:cNvGraphicFramePr>
@@ -6990,7 +6523,7 @@
               <a:graphicData uri="http://schemas.openxmlformats.org/drawingml/2006/picture">
                 <pic:pic xmlns:pic="http://schemas.openxmlformats.org/drawingml/2006/picture">
                   <pic:nvPicPr>
-                    <pic:cNvPr id="0" name="Picture 5"/>
+                    <pic:cNvPr id="0" name="Picture 4"/>
                     <pic:cNvPicPr>
                       <a:picLocks noChangeAspect="1" noChangeArrowheads="1"/>
                     </pic:cNvPicPr>
@@ -7011,7 +6544,7 @@
                   <pic:spPr bwMode="auto">
                     <a:xfrm>
                       <a:off x="0" y="0"/>
-                      <a:ext cx="5924550" cy="3190875"/>
+                      <a:ext cx="5924550" cy="3152775"/>
                     </a:xfrm>
                     <a:prstGeom prst="rect">
                       <a:avLst/>
@@ -7028,16 +6561,6 @@
         </w:drawing>
       </w:r>
     </w:p>
-    <w:p/>
-    <w:p>
-      <w:pPr>
-        <w:rPr>
-          <w:rFonts w:ascii="Times New Roman" w:hAnsi="Times New Roman" w:cs="Times New Roman"/>
-          <w:sz w:val="24"/>
-          <w:szCs w:val="24"/>
-        </w:rPr>
-      </w:pPr>
-    </w:p>
     <w:p>
       <w:pPr>
         <w:spacing w:line="480" w:lineRule="auto"/>
@@ -7047,14 +6570,6 @@
           <w:szCs w:val="24"/>
         </w:rPr>
       </w:pPr>
-      <w:r>
-        <w:rPr>
-          <w:rFonts w:ascii="Times New Roman" w:hAnsi="Times New Roman" w:cs="Times New Roman"/>
-          <w:sz w:val="24"/>
-          <w:szCs w:val="24"/>
-        </w:rPr>
-        <w:t>Como podemos observar, aquí también creamos nuestra Tabla Sucursal y la llenamos con información llevando a cabo la misma dinámica que la tabla Empleados.</w:t>
-      </w:r>
     </w:p>
     <w:p>
       <w:pPr>
@@ -7080,16 +6595,6 @@
     </w:p>
     <w:p>
       <w:pPr>
-        <w:spacing w:line="480" w:lineRule="auto"/>
-        <w:rPr>
-          <w:rFonts w:ascii="Times New Roman" w:hAnsi="Times New Roman" w:cs="Times New Roman"/>
-          <w:sz w:val="24"/>
-          <w:szCs w:val="24"/>
-        </w:rPr>
-      </w:pPr>
-    </w:p>
-    <w:p>
-      <w:pPr>
         <w:pStyle w:val="Ttulo2"/>
         <w:rPr>
           <w:rFonts w:ascii="Times New Roman" w:hAnsi="Times New Roman" w:cs="Times New Roman"/>
@@ -7101,7 +6606,7 @@
           <w:u w:val="single"/>
         </w:rPr>
       </w:pPr>
-      <w:bookmarkStart w:id="7" w:name="_Toc189483112"/>
+      <w:bookmarkStart w:id="5" w:name="_Toc204334977"/>
       <w:r>
         <w:rPr>
           <w:rFonts w:ascii="Times New Roman" w:hAnsi="Times New Roman" w:cs="Times New Roman"/>
@@ -7112,9 +6617,10 @@
           <w:szCs w:val="24"/>
           <w:u w:val="single"/>
         </w:rPr>
-        <w:t>Consultas</w:t>
-      </w:r>
-      <w:bookmarkEnd w:id="7"/>
+        <w:lastRenderedPageBreak/>
+        <w:t>Codificación</w:t>
+      </w:r>
+      <w:bookmarkEnd w:id="5"/>
     </w:p>
     <w:p/>
     <w:p>
@@ -7132,41 +6638,19 @@
           <w:sz w:val="24"/>
           <w:szCs w:val="24"/>
         </w:rPr>
-        <w:t>He aquí algunas de las consultas realizadas con SELECT * FROM para el verificar el correcto funcionamiento de la BD.</w:t>
-      </w:r>
-    </w:p>
-    <w:p>
-      <w:pPr>
-        <w:spacing w:line="480" w:lineRule="auto"/>
-        <w:rPr>
-          <w:rFonts w:ascii="Times New Roman" w:hAnsi="Times New Roman" w:cs="Times New Roman"/>
-          <w:sz w:val="24"/>
-          <w:szCs w:val="24"/>
-        </w:rPr>
-      </w:pPr>
-    </w:p>
-    <w:p>
-      <w:pPr>
-        <w:spacing w:line="480" w:lineRule="auto"/>
-        <w:rPr>
-          <w:rFonts w:ascii="Times New Roman" w:hAnsi="Times New Roman" w:cs="Times New Roman"/>
+        <w:t>En esta parte del código le damos un evento o una acción al botón de Calculo donde programamos las variables y las alineamos junto a los campos de texto para poder conseguir un mensaje esperado.</w:t>
+      </w:r>
+    </w:p>
+    <w:p>
+      <w:r>
+        <w:rPr>
           <w:noProof/>
-          <w:sz w:val="24"/>
-          <w:szCs w:val="24"/>
-        </w:rPr>
-      </w:pPr>
-      <w:r>
-        <w:rPr>
-          <w:rFonts w:ascii="Times New Roman" w:hAnsi="Times New Roman" w:cs="Times New Roman"/>
-          <w:noProof/>
-          <w:sz w:val="24"/>
-          <w:szCs w:val="24"/>
         </w:rPr>
         <w:drawing>
-          <wp:inline distT="0" distB="0" distL="0" distR="0" wp14:anchorId="32F2EAEE" wp14:editId="2C2B7ECF">
-            <wp:extent cx="5924550" cy="3190875"/>
-            <wp:effectExtent l="0" t="0" r="0" b="9525"/>
-            <wp:docPr id="905261773" name="Imagen 40"/>
+          <wp:inline distT="0" distB="0" distL="0" distR="0">
+            <wp:extent cx="5686425" cy="2743200"/>
+            <wp:effectExtent l="0" t="0" r="9525" b="0"/>
+            <wp:docPr id="466397549" name="Imagen 39"/>
             <wp:cNvGraphicFramePr>
               <a:graphicFrameLocks xmlns:a="http://schemas.openxmlformats.org/drawingml/2006/main" noChangeAspect="1"/>
             </wp:cNvGraphicFramePr>
@@ -7174,7 +6658,7 @@
               <a:graphicData uri="http://schemas.openxmlformats.org/drawingml/2006/picture">
                 <pic:pic xmlns:pic="http://schemas.openxmlformats.org/drawingml/2006/picture">
                   <pic:nvPicPr>
-                    <pic:cNvPr id="0" name="Picture 6"/>
+                    <pic:cNvPr id="0" name="Picture 5"/>
                     <pic:cNvPicPr>
                       <a:picLocks noChangeAspect="1" noChangeArrowheads="1"/>
                     </pic:cNvPicPr>
@@ -7195,7 +6679,7 @@
                   <pic:spPr bwMode="auto">
                     <a:xfrm>
                       <a:off x="0" y="0"/>
-                      <a:ext cx="5924550" cy="3190875"/>
+                      <a:ext cx="5686425" cy="2743200"/>
                     </a:xfrm>
                     <a:prstGeom prst="rect">
                       <a:avLst/>
@@ -7211,69 +6695,62 @@
           </wp:inline>
         </w:drawing>
       </w:r>
-      <w:r>
-        <w:rPr>
-          <w:rFonts w:ascii="Times New Roman" w:hAnsi="Times New Roman" w:cs="Times New Roman"/>
-          <w:sz w:val="24"/>
-          <w:szCs w:val="24"/>
-        </w:rPr>
-        <w:t xml:space="preserve"> </w:t>
-      </w:r>
-    </w:p>
-    <w:p>
-      <w:pPr>
-        <w:rPr>
-          <w:rFonts w:ascii="Times New Roman" w:hAnsi="Times New Roman" w:cs="Times New Roman"/>
-          <w:sz w:val="24"/>
-          <w:szCs w:val="24"/>
-        </w:rPr>
-      </w:pPr>
-    </w:p>
-    <w:p>
-      <w:pPr>
+    </w:p>
+    <w:p/>
+    <w:p/>
+    <w:p>
+      <w:pPr>
+        <w:widowControl/>
+        <w:autoSpaceDE/>
+        <w:autoSpaceDN/>
+        <w:adjustRightInd/>
+        <w:spacing w:after="160" w:line="278" w:lineRule="auto"/>
+      </w:pPr>
+      <w:r>
+        <w:br w:type="page"/>
+      </w:r>
+    </w:p>
+    <w:p>
+      <w:pPr>
+        <w:spacing w:line="480" w:lineRule="auto"/>
+        <w:rPr>
+          <w:rFonts w:ascii="Times New Roman" w:hAnsi="Times New Roman" w:cs="Times New Roman"/>
+          <w:sz w:val="24"/>
+          <w:szCs w:val="24"/>
+        </w:rPr>
+      </w:pPr>
+      <w:r>
+        <w:rPr>
+          <w:rFonts w:ascii="Times New Roman" w:hAnsi="Times New Roman" w:cs="Times New Roman"/>
+          <w:sz w:val="24"/>
+          <w:szCs w:val="24"/>
+        </w:rPr>
+        <w:lastRenderedPageBreak/>
+        <w:t xml:space="preserve">En esta parte del código declaramos las variables en tipo de dato float o flotante y les damos las acciones o los métodos de ingresar y recibir los datos como es el peso y la estatura. </w:t>
+      </w:r>
+    </w:p>
+    <w:p/>
+    <w:p>
+      <w:pPr>
+        <w:spacing w:line="480" w:lineRule="auto"/>
+        <w:rPr>
+          <w:rFonts w:ascii="Times New Roman" w:hAnsi="Times New Roman" w:cs="Times New Roman"/>
+          <w:sz w:val="24"/>
+          <w:szCs w:val="24"/>
+        </w:rPr>
+      </w:pPr>
+      <w:r>
         <w:rPr>
           <w:rFonts w:ascii="Times New Roman" w:hAnsi="Times New Roman" w:cs="Times New Roman"/>
           <w:noProof/>
           <w:sz w:val="24"/>
           <w:szCs w:val="24"/>
         </w:rPr>
-      </w:pPr>
-    </w:p>
-    <w:p>
-      <w:pPr>
-        <w:rPr>
-          <w:rFonts w:ascii="Times New Roman" w:hAnsi="Times New Roman" w:cs="Times New Roman"/>
-          <w:noProof/>
-          <w:sz w:val="24"/>
-          <w:szCs w:val="24"/>
-        </w:rPr>
-      </w:pPr>
-    </w:p>
-    <w:p>
-      <w:pPr>
-        <w:tabs>
-          <w:tab w:val="left" w:pos="2370"/>
-        </w:tabs>
-        <w:rPr>
-          <w:rFonts w:ascii="Times New Roman" w:hAnsi="Times New Roman" w:cs="Times New Roman"/>
-          <w:noProof/>
-          <w:sz w:val="24"/>
-          <w:szCs w:val="24"/>
-        </w:rPr>
-      </w:pPr>
-      <w:r>
-        <w:rPr>
-          <w:rFonts w:ascii="Times New Roman" w:hAnsi="Times New Roman" w:cs="Times New Roman"/>
-          <w:noProof/>
-          <w:sz w:val="24"/>
-          <w:szCs w:val="24"/>
-        </w:rPr>
-        <w:lastRenderedPageBreak/>
         <w:drawing>
-          <wp:inline distT="0" distB="0" distL="0" distR="0" wp14:anchorId="1BAC9694" wp14:editId="47197B44">
-            <wp:extent cx="5924550" cy="3190875"/>
-            <wp:effectExtent l="0" t="0" r="0" b="9525"/>
-            <wp:docPr id="880124638" name="Imagen 41"/>
+          <wp:inline distT="0" distB="0" distL="0" distR="0">
+            <wp:extent cx="4562475" cy="3505200"/>
+            <wp:effectExtent l="0" t="0" r="9525" b="0"/>
+            <wp:docPr id="1265285943" name="Imagen 40"/>
             <wp:cNvGraphicFramePr>
               <a:graphicFrameLocks xmlns:a="http://schemas.openxmlformats.org/drawingml/2006/main" noChangeAspect="1"/>
             </wp:cNvGraphicFramePr>
@@ -7281,7 +6758,7 @@
               <a:graphicData uri="http://schemas.openxmlformats.org/drawingml/2006/picture">
                 <pic:pic xmlns:pic="http://schemas.openxmlformats.org/drawingml/2006/picture">
                   <pic:nvPicPr>
-                    <pic:cNvPr id="0" name="Picture 7"/>
+                    <pic:cNvPr id="0" name="Picture 6"/>
                     <pic:cNvPicPr>
                       <a:picLocks noChangeAspect="1" noChangeArrowheads="1"/>
                     </pic:cNvPicPr>
@@ -7302,7 +6779,7 @@
                   <pic:spPr bwMode="auto">
                     <a:xfrm>
                       <a:off x="0" y="0"/>
-                      <a:ext cx="5924550" cy="3190875"/>
+                      <a:ext cx="4562475" cy="3505200"/>
                     </a:xfrm>
                     <a:prstGeom prst="rect">
                       <a:avLst/>
@@ -7321,9 +6798,66 @@
     </w:p>
     <w:p>
       <w:pPr>
-        <w:tabs>
-          <w:tab w:val="left" w:pos="2370"/>
-        </w:tabs>
+        <w:widowControl/>
+        <w:autoSpaceDE/>
+        <w:autoSpaceDN/>
+        <w:adjustRightInd/>
+        <w:spacing w:after="160" w:line="278" w:lineRule="auto"/>
+        <w:rPr>
+          <w:rFonts w:ascii="Times New Roman" w:hAnsi="Times New Roman" w:cs="Times New Roman"/>
+          <w:sz w:val="24"/>
+          <w:szCs w:val="24"/>
+        </w:rPr>
+      </w:pPr>
+      <w:r>
+        <w:rPr>
+          <w:rFonts w:ascii="Times New Roman" w:hAnsi="Times New Roman" w:cs="Times New Roman"/>
+          <w:sz w:val="24"/>
+          <w:szCs w:val="24"/>
+        </w:rPr>
+        <w:br w:type="page"/>
+      </w:r>
+    </w:p>
+    <w:p>
+      <w:pPr>
+        <w:spacing w:line="480" w:lineRule="auto"/>
+        <w:rPr>
+          <w:rFonts w:ascii="Times New Roman" w:hAnsi="Times New Roman" w:cs="Times New Roman"/>
+          <w:sz w:val="24"/>
+          <w:szCs w:val="24"/>
+        </w:rPr>
+      </w:pPr>
+      <w:r>
+        <w:rPr>
+          <w:rFonts w:ascii="Times New Roman" w:hAnsi="Times New Roman" w:cs="Times New Roman"/>
+          <w:sz w:val="24"/>
+          <w:szCs w:val="24"/>
+        </w:rPr>
+        <w:lastRenderedPageBreak/>
+        <w:t xml:space="preserve">Como se puede observar en el método que mandamos llamar ingresamos la formula del calculo de lo que necesitamos y usamos la condicional IF – ELSE para hacer las comparaciones y cada que se cumpla una condición nos arroje un Dialogo de Mensaje con la información que le ingresemos. </w:t>
+      </w:r>
+    </w:p>
+    <w:p>
+      <w:pPr>
+        <w:spacing w:line="480" w:lineRule="auto"/>
+        <w:rPr>
+          <w:rFonts w:ascii="Times New Roman" w:hAnsi="Times New Roman" w:cs="Times New Roman"/>
+          <w:sz w:val="24"/>
+          <w:szCs w:val="24"/>
+        </w:rPr>
+      </w:pPr>
+      <w:r>
+        <w:rPr>
+          <w:rFonts w:ascii="Times New Roman" w:hAnsi="Times New Roman" w:cs="Times New Roman"/>
+          <w:sz w:val="24"/>
+          <w:szCs w:val="24"/>
+        </w:rPr>
+        <w:t xml:space="preserve"> </w:t>
+      </w:r>
+    </w:p>
+    <w:p>
+      <w:pPr>
+        <w:spacing w:line="480" w:lineRule="auto"/>
         <w:rPr>
           <w:rFonts w:ascii="Times New Roman" w:hAnsi="Times New Roman" w:cs="Times New Roman"/>
           <w:sz w:val="24"/>
@@ -7337,12 +6871,11 @@
           <w:sz w:val="24"/>
           <w:szCs w:val="24"/>
         </w:rPr>
-        <w:lastRenderedPageBreak/>
         <w:drawing>
-          <wp:inline distT="0" distB="0" distL="0" distR="0" wp14:anchorId="379AAED4" wp14:editId="4431CDA9">
-            <wp:extent cx="5924550" cy="3190875"/>
+          <wp:inline distT="0" distB="0" distL="0" distR="0">
+            <wp:extent cx="5219700" cy="3686175"/>
             <wp:effectExtent l="0" t="0" r="0" b="9525"/>
-            <wp:docPr id="1385372211" name="Imagen 42"/>
+            <wp:docPr id="1047118377" name="Imagen 41"/>
             <wp:cNvGraphicFramePr>
               <a:graphicFrameLocks xmlns:a="http://schemas.openxmlformats.org/drawingml/2006/main" noChangeAspect="1"/>
             </wp:cNvGraphicFramePr>
@@ -7350,7 +6883,7 @@
               <a:graphicData uri="http://schemas.openxmlformats.org/drawingml/2006/picture">
                 <pic:pic xmlns:pic="http://schemas.openxmlformats.org/drawingml/2006/picture">
                   <pic:nvPicPr>
-                    <pic:cNvPr id="0" name="Picture 8"/>
+                    <pic:cNvPr id="0" name="Picture 7"/>
                     <pic:cNvPicPr>
                       <a:picLocks noChangeAspect="1" noChangeArrowheads="1"/>
                     </pic:cNvPicPr>
@@ -7371,7 +6904,7 @@
                   <pic:spPr bwMode="auto">
                     <a:xfrm>
                       <a:off x="0" y="0"/>
-                      <a:ext cx="5924550" cy="3190875"/>
+                      <a:ext cx="5219700" cy="3686175"/>
                     </a:xfrm>
                     <a:prstGeom prst="rect">
                       <a:avLst/>
@@ -7387,156 +6920,38 @@
           </wp:inline>
         </w:drawing>
       </w:r>
-      <w:r>
-        <w:rPr>
-          <w:rFonts w:ascii="Times New Roman" w:hAnsi="Times New Roman" w:cs="Times New Roman"/>
-          <w:noProof/>
-          <w:sz w:val="24"/>
-          <w:szCs w:val="24"/>
-        </w:rPr>
-        <w:drawing>
-          <wp:anchor distT="0" distB="0" distL="114300" distR="114300" simplePos="0" relativeHeight="251661312" behindDoc="1" locked="0" layoutInCell="1" allowOverlap="1" wp14:anchorId="45ABB3A5" wp14:editId="6717A651">
-            <wp:simplePos x="0" y="0"/>
-            <wp:positionH relativeFrom="column">
-              <wp:posOffset>-38100</wp:posOffset>
-            </wp:positionH>
-            <wp:positionV relativeFrom="paragraph">
-              <wp:posOffset>4029075</wp:posOffset>
-            </wp:positionV>
-            <wp:extent cx="5924550" cy="3190875"/>
-            <wp:effectExtent l="0" t="0" r="0" b="9525"/>
-            <wp:wrapSquare wrapText="bothSides"/>
-            <wp:docPr id="1961321545" name="Imagen 43"/>
-            <wp:cNvGraphicFramePr>
-              <a:graphicFrameLocks xmlns:a="http://schemas.openxmlformats.org/drawingml/2006/main" noChangeAspect="1"/>
-            </wp:cNvGraphicFramePr>
-            <a:graphic xmlns:a="http://schemas.openxmlformats.org/drawingml/2006/main">
-              <a:graphicData uri="http://schemas.openxmlformats.org/drawingml/2006/picture">
-                <pic:pic xmlns:pic="http://schemas.openxmlformats.org/drawingml/2006/picture">
-                  <pic:nvPicPr>
-                    <pic:cNvPr id="0" name="Picture 9"/>
-                    <pic:cNvPicPr>
-                      <a:picLocks noChangeAspect="1" noChangeArrowheads="1"/>
-                    </pic:cNvPicPr>
-                  </pic:nvPicPr>
-                  <pic:blipFill>
-                    <a:blip r:embed="rId23">
-                      <a:extLst>
-                        <a:ext uri="{28A0092B-C50C-407E-A947-70E740481C1C}">
-                          <a14:useLocalDpi xmlns:a14="http://schemas.microsoft.com/office/drawing/2010/main" val="0"/>
-                        </a:ext>
-                      </a:extLst>
-                    </a:blip>
-                    <a:srcRect/>
-                    <a:stretch>
-                      <a:fillRect/>
-                    </a:stretch>
-                  </pic:blipFill>
-                  <pic:spPr bwMode="auto">
-                    <a:xfrm>
-                      <a:off x="0" y="0"/>
-                      <a:ext cx="5924550" cy="3190875"/>
-                    </a:xfrm>
-                    <a:prstGeom prst="rect">
-                      <a:avLst/>
-                    </a:prstGeom>
-                    <a:noFill/>
-                    <a:ln>
-                      <a:noFill/>
-                    </a:ln>
-                  </pic:spPr>
-                </pic:pic>
-              </a:graphicData>
-            </a:graphic>
-          </wp:anchor>
-        </w:drawing>
-      </w:r>
-    </w:p>
-    <w:p>
-      <w:pPr>
-        <w:rPr>
-          <w:rFonts w:ascii="Times New Roman" w:hAnsi="Times New Roman" w:cs="Times New Roman"/>
-          <w:sz w:val="24"/>
-          <w:szCs w:val="24"/>
-        </w:rPr>
-      </w:pPr>
-    </w:p>
-    <w:p>
-      <w:pPr>
-        <w:rPr>
-          <w:rFonts w:ascii="Times New Roman" w:hAnsi="Times New Roman" w:cs="Times New Roman"/>
-          <w:sz w:val="24"/>
-          <w:szCs w:val="24"/>
-        </w:rPr>
-      </w:pPr>
-    </w:p>
-    <w:p>
-      <w:pPr>
-        <w:rPr>
-          <w:rFonts w:ascii="Times New Roman" w:hAnsi="Times New Roman" w:cs="Times New Roman"/>
-          <w:sz w:val="24"/>
-          <w:szCs w:val="24"/>
-        </w:rPr>
-      </w:pPr>
-    </w:p>
-    <w:p>
-      <w:pPr>
-        <w:jc w:val="right"/>
-        <w:rPr>
-          <w:rFonts w:ascii="Times New Roman" w:hAnsi="Times New Roman" w:cs="Times New Roman"/>
-          <w:sz w:val="24"/>
-          <w:szCs w:val="24"/>
-        </w:rPr>
-      </w:pPr>
-    </w:p>
-    <w:p>
-      <w:pPr>
-        <w:jc w:val="right"/>
-        <w:rPr>
-          <w:rFonts w:ascii="Times New Roman" w:hAnsi="Times New Roman" w:cs="Times New Roman"/>
-          <w:sz w:val="24"/>
-          <w:szCs w:val="24"/>
-        </w:rPr>
-      </w:pPr>
-    </w:p>
-    <w:p>
-      <w:pPr>
-        <w:jc w:val="right"/>
-        <w:rPr>
-          <w:rFonts w:ascii="Times New Roman" w:hAnsi="Times New Roman" w:cs="Times New Roman"/>
-          <w:sz w:val="24"/>
-          <w:szCs w:val="24"/>
-        </w:rPr>
-      </w:pPr>
-    </w:p>
-    <w:p>
-      <w:pPr>
-        <w:jc w:val="right"/>
-        <w:rPr>
-          <w:rFonts w:ascii="Times New Roman" w:hAnsi="Times New Roman" w:cs="Times New Roman"/>
-          <w:sz w:val="24"/>
-          <w:szCs w:val="24"/>
-        </w:rPr>
-      </w:pPr>
-    </w:p>
-    <w:p>
-      <w:pPr>
-        <w:jc w:val="right"/>
-        <w:rPr>
-          <w:rFonts w:ascii="Times New Roman" w:hAnsi="Times New Roman" w:cs="Times New Roman"/>
-          <w:sz w:val="24"/>
-          <w:szCs w:val="24"/>
-        </w:rPr>
-      </w:pPr>
-    </w:p>
-    <w:p>
-      <w:pPr>
-        <w:rPr>
-          <w:rFonts w:ascii="Times New Roman" w:hAnsi="Times New Roman" w:cs="Times New Roman"/>
-          <w:sz w:val="24"/>
-          <w:szCs w:val="24"/>
-        </w:rPr>
-      </w:pPr>
+    </w:p>
+    <w:p>
+      <w:pPr>
+        <w:spacing w:line="480" w:lineRule="auto"/>
+        <w:rPr>
+          <w:rFonts w:ascii="Times New Roman" w:hAnsi="Times New Roman" w:cs="Times New Roman"/>
+          <w:sz w:val="24"/>
+          <w:szCs w:val="24"/>
+        </w:rPr>
+      </w:pPr>
+    </w:p>
+    <w:p>
+      <w:pPr>
+        <w:widowControl/>
+        <w:autoSpaceDE/>
+        <w:autoSpaceDN/>
+        <w:adjustRightInd/>
+        <w:spacing w:after="160" w:line="278" w:lineRule="auto"/>
+        <w:rPr>
+          <w:rFonts w:ascii="Times New Roman" w:hAnsi="Times New Roman" w:cs="Times New Roman"/>
+          <w:sz w:val="24"/>
+          <w:szCs w:val="24"/>
+        </w:rPr>
+      </w:pPr>
+      <w:r>
+        <w:rPr>
+          <w:rFonts w:ascii="Times New Roman" w:hAnsi="Times New Roman" w:cs="Times New Roman"/>
+          <w:sz w:val="24"/>
+          <w:szCs w:val="24"/>
+        </w:rPr>
+        <w:br w:type="page"/>
+      </w:r>
     </w:p>
     <w:p>
       <w:pPr>
@@ -7544,15 +6959,21 @@
         <w:jc w:val="center"/>
         <w:rPr>
           <w:rFonts w:ascii="Times New Roman" w:hAnsi="Times New Roman" w:cs="Times New Roman"/>
+          <w:b/>
+          <w:bCs/>
+          <w:color w:val="auto"/>
           <w:sz w:val="24"/>
           <w:szCs w:val="24"/>
           <w:u w:val="single"/>
         </w:rPr>
       </w:pPr>
-      <w:bookmarkStart w:id="8" w:name="_Toc189483113"/>
-      <w:r>
-        <w:rPr>
-          <w:rFonts w:ascii="Times New Roman" w:hAnsi="Times New Roman" w:cs="Times New Roman"/>
+      <w:bookmarkStart w:id="6" w:name="_Toc204334978"/>
+      <w:r>
+        <w:rPr>
+          <w:rFonts w:ascii="Times New Roman" w:hAnsi="Times New Roman" w:cs="Times New Roman"/>
+          <w:b/>
+          <w:bCs/>
+          <w:color w:val="auto"/>
           <w:sz w:val="24"/>
           <w:szCs w:val="24"/>
           <w:u w:val="single"/>
@@ -7560,10 +6981,9 @@
         <w:lastRenderedPageBreak/>
         <w:t>Conclusión</w:t>
       </w:r>
-      <w:bookmarkEnd w:id="8"/>
+      <w:bookmarkEnd w:id="6"/>
     </w:p>
     <w:p/>
-    <w:p/>
     <w:p>
       <w:pPr>
         <w:spacing w:line="480" w:lineRule="auto"/>
@@ -7573,22 +6993,6 @@
           <w:szCs w:val="24"/>
         </w:rPr>
       </w:pPr>
-      <w:r>
-        <w:rPr>
-          <w:rFonts w:ascii="Times New Roman" w:hAnsi="Times New Roman" w:cs="Times New Roman"/>
-          <w:sz w:val="24"/>
-          <w:szCs w:val="24"/>
-        </w:rPr>
-        <w:t xml:space="preserve">En esta actividad pudimos apreciar como es que se puede administrar y modificar una base de datos ya creada. Alterando en su defecto las tablas ya creadas o creando nuevas tablas como también </w:t>
-      </w:r>
-      <w:r>
-        <w:rPr>
-          <w:rFonts w:ascii="Times New Roman" w:hAnsi="Times New Roman" w:cs="Times New Roman"/>
-          <w:sz w:val="24"/>
-          <w:szCs w:val="24"/>
-        </w:rPr>
-        <w:t xml:space="preserve">introducir datos en ellas desde el código para ver después como estas fueron agregadas de manera exitosa en dicha base de datos. </w:t>
-      </w:r>
     </w:p>
     <w:p>
       <w:pPr>
@@ -7599,6 +7003,14 @@
           <w:szCs w:val="24"/>
         </w:rPr>
       </w:pPr>
+      <w:r>
+        <w:rPr>
+          <w:rFonts w:ascii="Times New Roman" w:hAnsi="Times New Roman" w:cs="Times New Roman"/>
+          <w:sz w:val="24"/>
+          <w:szCs w:val="24"/>
+        </w:rPr>
+        <w:t xml:space="preserve">Como término de la actividad podemos decir que desarrollar una aplicación es sencillo, no se necesita crear algo laborioso desde el principio sino algo simple que cumpla con las características y cubra las necesidades según la situación que se presente. </w:t>
+      </w:r>
     </w:p>
     <w:p>
       <w:pPr>
@@ -7609,14 +7021,6 @@
           <w:szCs w:val="24"/>
         </w:rPr>
       </w:pPr>
-      <w:r>
-        <w:rPr>
-          <w:rFonts w:ascii="Times New Roman" w:hAnsi="Times New Roman" w:cs="Times New Roman"/>
-          <w:sz w:val="24"/>
-          <w:szCs w:val="24"/>
-        </w:rPr>
-        <w:t xml:space="preserve">Recordemos que las bases de datos hoy en día tienen un impacto importante en el mundo actual ya que nos permiten controlar información tanto personal como registros de objetos para tener un inventario controlado y que muchas empresas hoy en día las utilizan para realizar dichas acciones. </w:t>
-      </w:r>
     </w:p>
     <w:p>
       <w:pPr>
@@ -7627,6 +7031,14 @@
           <w:szCs w:val="24"/>
         </w:rPr>
       </w:pPr>
+      <w:r>
+        <w:rPr>
+          <w:rFonts w:ascii="Times New Roman" w:hAnsi="Times New Roman" w:cs="Times New Roman"/>
+          <w:sz w:val="24"/>
+          <w:szCs w:val="24"/>
+        </w:rPr>
+        <w:t xml:space="preserve">En el mundo de la programación siempre existirá algo que nos ayude con nuestras necesidades y nos facilite el trabajo de una manera especial. Esto sin causarnos más trabajo. </w:t>
+      </w:r>
     </w:p>
     <w:p>
       <w:pPr>
@@ -7637,14 +7049,6 @@
           <w:szCs w:val="24"/>
         </w:rPr>
       </w:pPr>
-      <w:r>
-        <w:rPr>
-          <w:rFonts w:ascii="Times New Roman" w:hAnsi="Times New Roman" w:cs="Times New Roman"/>
-          <w:sz w:val="24"/>
-          <w:szCs w:val="24"/>
-        </w:rPr>
-        <w:t xml:space="preserve">Como dato final aprendimos a manipular a nivel código una BD de un negocio el cual requería crear nuevas tablas y nuevos datos a su registro y control tanto de personal como de sus sucursales ya que, en su defecto, se contaba con las tablas necesarias para la captura de clientes y productos de dicho negocio. </w:t>
-      </w:r>
     </w:p>
     <w:p>
       <w:pPr>
@@ -7661,7 +7065,59 @@
           <w:sz w:val="24"/>
           <w:szCs w:val="24"/>
         </w:rPr>
-        <w:t xml:space="preserve"> Habiendo entendido esto damos por finalizada la actividad.</w:t>
+        <w:t xml:space="preserve">Todas las empresas hoy en </w:t>
+      </w:r>
+      <w:r>
+        <w:rPr>
+          <w:rFonts w:ascii="Times New Roman" w:hAnsi="Times New Roman" w:cs="Times New Roman"/>
+          <w:sz w:val="24"/>
+          <w:szCs w:val="24"/>
+        </w:rPr>
+        <w:t>día</w:t>
+      </w:r>
+      <w:r>
+        <w:rPr>
+          <w:rFonts w:ascii="Times New Roman" w:hAnsi="Times New Roman" w:cs="Times New Roman"/>
+          <w:sz w:val="24"/>
+          <w:szCs w:val="24"/>
+        </w:rPr>
+        <w:t xml:space="preserve"> buscan tener un software que les permita </w:t>
+      </w:r>
+      <w:r>
+        <w:rPr>
+          <w:rFonts w:ascii="Times New Roman" w:hAnsi="Times New Roman" w:cs="Times New Roman"/>
+          <w:sz w:val="24"/>
+          <w:szCs w:val="24"/>
+        </w:rPr>
+        <w:t xml:space="preserve">controlar su inventario de productos y servicios como de personal y hasta un catalogo digital que les permita llegar a sus clientes y estos se sientan cada vez más cerca de la empresa. </w:t>
+      </w:r>
+    </w:p>
+    <w:p>
+      <w:pPr>
+        <w:spacing w:line="480" w:lineRule="auto"/>
+        <w:rPr>
+          <w:rFonts w:ascii="Times New Roman" w:hAnsi="Times New Roman" w:cs="Times New Roman"/>
+          <w:sz w:val="24"/>
+          <w:szCs w:val="24"/>
+        </w:rPr>
+      </w:pPr>
+    </w:p>
+    <w:p>
+      <w:pPr>
+        <w:spacing w:line="480" w:lineRule="auto"/>
+        <w:rPr>
+          <w:rFonts w:ascii="Times New Roman" w:hAnsi="Times New Roman" w:cs="Times New Roman"/>
+          <w:sz w:val="24"/>
+          <w:szCs w:val="24"/>
+        </w:rPr>
+      </w:pPr>
+      <w:r>
+        <w:rPr>
+          <w:rFonts w:ascii="Times New Roman" w:hAnsi="Times New Roman" w:cs="Times New Roman"/>
+          <w:sz w:val="24"/>
+          <w:szCs w:val="24"/>
+        </w:rPr>
+        <w:t xml:space="preserve">Como mencionamos con anterioridad desarrollar una lógica de programación es importante ya que sin ella no podríamos resolver los problemas que se presentan día a día y no podríamos ayudar a la gente a cubrir sus necesidades hablando digitalmente hablando, </w:t>
       </w:r>
     </w:p>
     <w:sectPr>
@@ -7670,6 +7126,8 @@
       <w:pgMar w:top="1440" w:right="1440" w:bottom="1440" w:left="1440" w:header="720" w:footer="720" w:gutter="0"/>
       <w:cols w:space="720"/>
       <w:noEndnote/>
+      <w:titlePg/>
+      <w:docGrid w:linePitch="299"/>
     </w:sectPr>
   </w:body>
 </w:document>
@@ -7715,27 +7173,38 @@
 
 <file path=word/header1.xml><?xml version="1.0" encoding="utf-8"?>
 <w:hdr xmlns:wpc="http://schemas.microsoft.com/office/word/2010/wordprocessingCanvas" xmlns:cx="http://schemas.microsoft.com/office/drawing/2014/chartex" xmlns:cx1="http://schemas.microsoft.com/office/drawing/2015/9/8/chartex" xmlns:cx2="http://schemas.microsoft.com/office/drawing/2015/10/21/chartex" xmlns:cx3="http://schemas.microsoft.com/office/drawing/2016/5/9/chartex" xmlns:cx4="http://schemas.microsoft.com/office/drawing/2016/5/10/chartex" xmlns:cx5="http://schemas.microsoft.com/office/drawing/2016/5/11/chartex" xmlns:cx6="http://schemas.microsoft.com/office/drawing/2016/5/12/chartex" xmlns:cx7="http://schemas.microsoft.com/office/drawing/2016/5/13/chartex" xmlns:cx8="http://schemas.microsoft.com/office/drawing/2016/5/14/chartex" xmlns:mc="http://schemas.openxmlformats.org/markup-compatibility/2006" xmlns:aink="http://schemas.microsoft.com/office/drawing/2016/ink" xmlns:am3d="http://schemas.microsoft.com/office/drawing/2017/model3d" xmlns:o="urn:schemas-microsoft-com:office:office" xmlns:oel="http://schemas.microsoft.com/office/2019/extlst" xmlns:r="http://schemas.openxmlformats.org/officeDocument/2006/relationships" xmlns:m="http://schemas.openxmlformats.org/officeDocument/2006/math" xmlns:v="urn:schemas-microsoft-com:vml" xmlns:wp14="http://schemas.microsoft.com/office/word/2010/wordprocessingDrawing" xmlns:wp="http://schemas.openxmlformats.org/drawingml/2006/wordprocessingDrawing" xmlns:w10="urn:schemas-microsoft-com:office:word" xmlns:w="http://schemas.openxmlformats.org/wordprocessingml/2006/main" xmlns:w14="http://schemas.microsoft.com/office/word/2010/wordml" xmlns:w15="http://schemas.microsoft.com/office/word/2012/wordml" xmlns:w16cex="http://schemas.microsoft.com/office/word/2018/wordml/cex" xmlns:w16cid="http://schemas.microsoft.com/office/word/2016/wordml/cid" xmlns:w16="http://schemas.microsoft.com/office/word/2018/wordml" xmlns:w16du="http://schemas.microsoft.com/office/word/2023/wordml/word16du" xmlns:w16sdtdh="http://schemas.microsoft.com/office/word/2020/wordml/sdtdatahash" xmlns:w16sdtfl="http://schemas.microsoft.com/office/word/2024/wordml/sdtformatlock" xmlns:w16se="http://schemas.microsoft.com/office/word/2015/wordml/symex" xmlns:wpg="http://schemas.microsoft.com/office/word/2010/wordprocessingGroup" xmlns:wpi="http://schemas.microsoft.com/office/word/2010/wordprocessingInk" xmlns:wne="http://schemas.microsoft.com/office/word/2006/wordml" xmlns:wps="http://schemas.microsoft.com/office/word/2010/wordprocessingShape" mc:Ignorable="w14 w15 w16se w16cid w16 w16cex w16sdtdh w16sdtfl w16du wp14">
-  <w:p>
-    <w:pPr>
-      <w:pStyle w:val="Encabezado"/>
-      <w:jc w:val="right"/>
-    </w:pPr>
-    <w:r>
-      <w:fldChar w:fldCharType="begin"/>
-    </w:r>
-    <w:r>
-      <w:instrText>PAGE   \* MERGEFORMAT</w:instrText>
-    </w:r>
-    <w:r>
-      <w:fldChar w:fldCharType="separate"/>
-    </w:r>
-    <w:r>
-      <w:t>2</w:t>
-    </w:r>
-    <w:r>
-      <w:fldChar w:fldCharType="end"/>
-    </w:r>
-  </w:p>
+  <w:sdt>
+    <w:sdtPr>
+      <w:id w:val="-278340451"/>
+      <w:docPartObj>
+        <w:docPartGallery w:val="Page Numbers (Top of Page)"/>
+        <w:docPartUnique/>
+      </w:docPartObj>
+    </w:sdtPr>
+    <w:sdtContent>
+      <w:p>
+        <w:pPr>
+          <w:pStyle w:val="Encabezado"/>
+          <w:jc w:val="right"/>
+        </w:pPr>
+        <w:r>
+          <w:fldChar w:fldCharType="begin"/>
+        </w:r>
+        <w:r>
+          <w:instrText>PAGE   \* MERGEFORMAT</w:instrText>
+        </w:r>
+        <w:r>
+          <w:fldChar w:fldCharType="separate"/>
+        </w:r>
+        <w:r>
+          <w:t>2</w:t>
+        </w:r>
+        <w:r>
+          <w:fldChar w:fldCharType="end"/>
+        </w:r>
+      </w:p>
+    </w:sdtContent>
+  </w:sdt>
   <w:p>
     <w:pPr>
       <w:pStyle w:val="Encabezado"/>
@@ -7747,16 +7216,16 @@
 <file path=word/numbering.xml><?xml version="1.0" encoding="utf-8"?>
 <w:numbering xmlns:wpc="http://schemas.microsoft.com/office/word/2010/wordprocessingCanvas" xmlns:cx="http://schemas.microsoft.com/office/drawing/2014/chartex" xmlns:cx1="http://schemas.microsoft.com/office/drawing/2015/9/8/chartex" xmlns:cx2="http://schemas.microsoft.com/office/drawing/2015/10/21/chartex" xmlns:cx3="http://schemas.microsoft.com/office/drawing/2016/5/9/chartex" xmlns:cx4="http://schemas.microsoft.com/office/drawing/2016/5/10/chartex" xmlns:cx5="http://schemas.microsoft.com/office/drawing/2016/5/11/chartex" xmlns:cx6="http://schemas.microsoft.com/office/drawing/2016/5/12/chartex" xmlns:cx7="http://schemas.microsoft.com/office/drawing/2016/5/13/chartex" xmlns:cx8="http://schemas.microsoft.com/office/drawing/2016/5/14/chartex" xmlns:mc="http://schemas.openxmlformats.org/markup-compatibility/2006" xmlns:aink="http://schemas.microsoft.com/office/drawing/2016/ink" xmlns:am3d="http://schemas.microsoft.com/office/drawing/2017/model3d" xmlns:o="urn:schemas-microsoft-com:office:office" xmlns:oel="http://schemas.microsoft.com/office/2019/extlst" xmlns:r="http://schemas.openxmlformats.org/officeDocument/2006/relationships" xmlns:m="http://schemas.openxmlformats.org/officeDocument/2006/math" xmlns:v="urn:schemas-microsoft-com:vml" xmlns:wp14="http://schemas.microsoft.com/office/word/2010/wordprocessingDrawing" xmlns:wp="http://schemas.openxmlformats.org/drawingml/2006/wordprocessingDrawing" xmlns:w10="urn:schemas-microsoft-com:office:word" xmlns:w="http://schemas.openxmlformats.org/wordprocessingml/2006/main" xmlns:w14="http://schemas.microsoft.com/office/word/2010/wordml" xmlns:w15="http://schemas.microsoft.com/office/word/2012/wordml" xmlns:w16cex="http://schemas.microsoft.com/office/word/2018/wordml/cex" xmlns:w16cid="http://schemas.microsoft.com/office/word/2016/wordml/cid" xmlns:w16="http://schemas.microsoft.com/office/word/2018/wordml" xmlns:w16du="http://schemas.microsoft.com/office/word/2023/wordml/word16du" xmlns:w16sdtdh="http://schemas.microsoft.com/office/word/2020/wordml/sdtdatahash" xmlns:w16sdtfl="http://schemas.microsoft.com/office/word/2024/wordml/sdtformatlock" xmlns:w16se="http://schemas.microsoft.com/office/word/2015/wordml/symex" xmlns:wpg="http://schemas.microsoft.com/office/word/2010/wordprocessingGroup" xmlns:wpi="http://schemas.microsoft.com/office/word/2010/wordprocessingInk" xmlns:wne="http://schemas.microsoft.com/office/word/2006/wordml" xmlns:wps="http://schemas.microsoft.com/office/word/2010/wordprocessingShape" mc:Ignorable="w14 w15 w16se w16cid w16 w16cex w16sdtdh w16sdtfl w16du wp14">
   <w:abstractNum w:abstractNumId="0" w15:restartNumberingAfterBreak="0">
-    <w:nsid w:val="5302472E"/>
+    <w:nsid w:val="2A745966"/>
     <w:multiLevelType w:val="hybridMultilevel"/>
-    <w:tmpl w:val="CFA4426A"/>
+    <w:tmpl w:val="D53041D6"/>
     <w:lvl w:ilvl="0" w:tplc="080A0001">
       <w:start w:val="1"/>
       <w:numFmt w:val="bullet"/>
       <w:lvlText w:val=""/>
       <w:lvlJc w:val="left"/>
       <w:pPr>
-        <w:ind w:left="840" w:hanging="360"/>
+        <w:ind w:left="780" w:hanging="360"/>
       </w:pPr>
       <w:rPr>
         <w:rFonts w:ascii="Symbol" w:hAnsi="Symbol" w:hint="default"/>
@@ -7768,7 +7237,7 @@
       <w:lvlText w:val="o"/>
       <w:lvlJc w:val="left"/>
       <w:pPr>
-        <w:ind w:left="1560" w:hanging="360"/>
+        <w:ind w:left="1500" w:hanging="360"/>
       </w:pPr>
       <w:rPr>
         <w:rFonts w:ascii="Courier New" w:hAnsi="Courier New" w:cs="Courier New" w:hint="default"/>
@@ -7780,7 +7249,7 @@
       <w:lvlText w:val=""/>
       <w:lvlJc w:val="left"/>
       <w:pPr>
-        <w:ind w:left="2280" w:hanging="360"/>
+        <w:ind w:left="2220" w:hanging="360"/>
       </w:pPr>
       <w:rPr>
         <w:rFonts w:ascii="Wingdings" w:hAnsi="Wingdings" w:hint="default"/>
@@ -7792,7 +7261,7 @@
       <w:lvlText w:val=""/>
       <w:lvlJc w:val="left"/>
       <w:pPr>
-        <w:ind w:left="3000" w:hanging="360"/>
+        <w:ind w:left="2940" w:hanging="360"/>
       </w:pPr>
       <w:rPr>
         <w:rFonts w:ascii="Symbol" w:hAnsi="Symbol" w:hint="default"/>
@@ -7804,7 +7273,7 @@
       <w:lvlText w:val="o"/>
       <w:lvlJc w:val="left"/>
       <w:pPr>
-        <w:ind w:left="3720" w:hanging="360"/>
+        <w:ind w:left="3660" w:hanging="360"/>
       </w:pPr>
       <w:rPr>
         <w:rFonts w:ascii="Courier New" w:hAnsi="Courier New" w:cs="Courier New" w:hint="default"/>
@@ -7816,7 +7285,7 @@
       <w:lvlText w:val=""/>
       <w:lvlJc w:val="left"/>
       <w:pPr>
-        <w:ind w:left="4440" w:hanging="360"/>
+        <w:ind w:left="4380" w:hanging="360"/>
       </w:pPr>
       <w:rPr>
         <w:rFonts w:ascii="Wingdings" w:hAnsi="Wingdings" w:hint="default"/>
@@ -7828,7 +7297,7 @@
       <w:lvlText w:val=""/>
       <w:lvlJc w:val="left"/>
       <w:pPr>
-        <w:ind w:left="5160" w:hanging="360"/>
+        <w:ind w:left="5100" w:hanging="360"/>
       </w:pPr>
       <w:rPr>
         <w:rFonts w:ascii="Symbol" w:hAnsi="Symbol" w:hint="default"/>
@@ -7840,7 +7309,7 @@
       <w:lvlText w:val="o"/>
       <w:lvlJc w:val="left"/>
       <w:pPr>
-        <w:ind w:left="5880" w:hanging="360"/>
+        <w:ind w:left="5820" w:hanging="360"/>
       </w:pPr>
       <w:rPr>
         <w:rFonts w:ascii="Courier New" w:hAnsi="Courier New" w:cs="Courier New" w:hint="default"/>
@@ -7852,130 +7321,14 @@
       <w:lvlText w:val=""/>
       <w:lvlJc w:val="left"/>
       <w:pPr>
-        <w:ind w:left="6600" w:hanging="360"/>
+        <w:ind w:left="6540" w:hanging="360"/>
       </w:pPr>
       <w:rPr>
         <w:rFonts w:ascii="Wingdings" w:hAnsi="Wingdings" w:hint="default"/>
       </w:rPr>
     </w:lvl>
   </w:abstractNum>
-  <w:abstractNum w:abstractNumId="1" w15:restartNumberingAfterBreak="0">
-    <w:nsid w:val="6E82490D"/>
-    <w:multiLevelType w:val="hybridMultilevel"/>
-    <w:tmpl w:val="5D04FE98"/>
-    <w:lvl w:ilvl="0" w:tplc="080A0001">
-      <w:start w:val="1"/>
-      <w:numFmt w:val="bullet"/>
-      <w:lvlText w:val=""/>
-      <w:lvlJc w:val="left"/>
-      <w:pPr>
-        <w:ind w:left="720" w:hanging="360"/>
-      </w:pPr>
-      <w:rPr>
-        <w:rFonts w:ascii="Symbol" w:hAnsi="Symbol" w:hint="default"/>
-      </w:rPr>
-    </w:lvl>
-    <w:lvl w:ilvl="1" w:tplc="080A0003" w:tentative="1">
-      <w:start w:val="1"/>
-      <w:numFmt w:val="bullet"/>
-      <w:lvlText w:val="o"/>
-      <w:lvlJc w:val="left"/>
-      <w:pPr>
-        <w:ind w:left="1440" w:hanging="360"/>
-      </w:pPr>
-      <w:rPr>
-        <w:rFonts w:ascii="Courier New" w:hAnsi="Courier New" w:cs="Courier New" w:hint="default"/>
-      </w:rPr>
-    </w:lvl>
-    <w:lvl w:ilvl="2" w:tplc="080A0005" w:tentative="1">
-      <w:start w:val="1"/>
-      <w:numFmt w:val="bullet"/>
-      <w:lvlText w:val=""/>
-      <w:lvlJc w:val="left"/>
-      <w:pPr>
-        <w:ind w:left="2160" w:hanging="360"/>
-      </w:pPr>
-      <w:rPr>
-        <w:rFonts w:ascii="Wingdings" w:hAnsi="Wingdings" w:hint="default"/>
-      </w:rPr>
-    </w:lvl>
-    <w:lvl w:ilvl="3" w:tplc="080A0001" w:tentative="1">
-      <w:start w:val="1"/>
-      <w:numFmt w:val="bullet"/>
-      <w:lvlText w:val=""/>
-      <w:lvlJc w:val="left"/>
-      <w:pPr>
-        <w:ind w:left="2880" w:hanging="360"/>
-      </w:pPr>
-      <w:rPr>
-        <w:rFonts w:ascii="Symbol" w:hAnsi="Symbol" w:hint="default"/>
-      </w:rPr>
-    </w:lvl>
-    <w:lvl w:ilvl="4" w:tplc="080A0003" w:tentative="1">
-      <w:start w:val="1"/>
-      <w:numFmt w:val="bullet"/>
-      <w:lvlText w:val="o"/>
-      <w:lvlJc w:val="left"/>
-      <w:pPr>
-        <w:ind w:left="3600" w:hanging="360"/>
-      </w:pPr>
-      <w:rPr>
-        <w:rFonts w:ascii="Courier New" w:hAnsi="Courier New" w:cs="Courier New" w:hint="default"/>
-      </w:rPr>
-    </w:lvl>
-    <w:lvl w:ilvl="5" w:tplc="080A0005" w:tentative="1">
-      <w:start w:val="1"/>
-      <w:numFmt w:val="bullet"/>
-      <w:lvlText w:val=""/>
-      <w:lvlJc w:val="left"/>
-      <w:pPr>
-        <w:ind w:left="4320" w:hanging="360"/>
-      </w:pPr>
-      <w:rPr>
-        <w:rFonts w:ascii="Wingdings" w:hAnsi="Wingdings" w:hint="default"/>
-      </w:rPr>
-    </w:lvl>
-    <w:lvl w:ilvl="6" w:tplc="080A0001" w:tentative="1">
-      <w:start w:val="1"/>
-      <w:numFmt w:val="bullet"/>
-      <w:lvlText w:val=""/>
-      <w:lvlJc w:val="left"/>
-      <w:pPr>
-        <w:ind w:left="5040" w:hanging="360"/>
-      </w:pPr>
-      <w:rPr>
-        <w:rFonts w:ascii="Symbol" w:hAnsi="Symbol" w:hint="default"/>
-      </w:rPr>
-    </w:lvl>
-    <w:lvl w:ilvl="7" w:tplc="080A0003" w:tentative="1">
-      <w:start w:val="1"/>
-      <w:numFmt w:val="bullet"/>
-      <w:lvlText w:val="o"/>
-      <w:lvlJc w:val="left"/>
-      <w:pPr>
-        <w:ind w:left="5760" w:hanging="360"/>
-      </w:pPr>
-      <w:rPr>
-        <w:rFonts w:ascii="Courier New" w:hAnsi="Courier New" w:cs="Courier New" w:hint="default"/>
-      </w:rPr>
-    </w:lvl>
-    <w:lvl w:ilvl="8" w:tplc="080A0005" w:tentative="1">
-      <w:start w:val="1"/>
-      <w:numFmt w:val="bullet"/>
-      <w:lvlText w:val=""/>
-      <w:lvlJc w:val="left"/>
-      <w:pPr>
-        <w:ind w:left="6480" w:hanging="360"/>
-      </w:pPr>
-      <w:rPr>
-        <w:rFonts w:ascii="Wingdings" w:hAnsi="Wingdings" w:hint="default"/>
-      </w:rPr>
-    </w:lvl>
-  </w:abstractNum>
-  <w:num w:numId="1" w16cid:durableId="635598735">
-    <w:abstractNumId w:val="1"/>
-  </w:num>
-  <w:num w:numId="2" w16cid:durableId="2133749165">
+  <w:num w:numId="1" w16cid:durableId="1677727892">
     <w:abstractNumId w:val="0"/>
   </w:num>
 </w:numbering>
@@ -8403,17 +7756,16 @@
     <w:link w:val="Ttulo1Car"/>
     <w:uiPriority w:val="9"/>
     <w:qFormat/>
-    <w:rsid w:val="007B1A58"/>
+    <w:rsid w:val="009D0212"/>
     <w:pPr>
       <w:keepNext/>
-      <w:spacing w:before="240" w:after="60"/>
+      <w:keepLines/>
+      <w:spacing w:before="240"/>
       <w:outlineLvl w:val="0"/>
     </w:pPr>
     <w:rPr>
       <w:rFonts w:asciiTheme="majorHAnsi" w:eastAsiaTheme="majorEastAsia" w:hAnsiTheme="majorHAnsi" w:cstheme="majorBidi"/>
-      <w:b/>
-      <w:bCs/>
-      <w:kern w:val="32"/>
+      <w:color w:val="0F4761" w:themeColor="accent1" w:themeShade="BF"/>
       <w:sz w:val="32"/>
       <w:szCs w:val="32"/>
     </w:rPr>
@@ -8426,7 +7778,7 @@
     <w:uiPriority w:val="9"/>
     <w:unhideWhenUsed/>
     <w:qFormat/>
-    <w:rsid w:val="00791F54"/>
+    <w:rsid w:val="001B65ED"/>
     <w:pPr>
       <w:keepNext/>
       <w:keepLines/>
@@ -8521,7 +7873,7 @@
     <w:link w:val="EncabezadoCar"/>
     <w:uiPriority w:val="99"/>
     <w:unhideWhenUsed/>
-    <w:rsid w:val="007B1A58"/>
+    <w:rsid w:val="009D0212"/>
     <w:pPr>
       <w:tabs>
         <w:tab w:val="center" w:pos="4419"/>
@@ -8534,7 +7886,7 @@
     <w:basedOn w:val="Fuentedeprrafopredeter"/>
     <w:link w:val="Encabezado"/>
     <w:uiPriority w:val="99"/>
-    <w:rsid w:val="007B1A58"/>
+    <w:rsid w:val="009D0212"/>
     <w:rPr>
       <w:rFonts w:ascii="Arial" w:hAnsi="Arial" w:cs="Arial"/>
       <w:kern w:val="0"/>
@@ -8548,7 +7900,7 @@
     <w:link w:val="PiedepginaCar"/>
     <w:uiPriority w:val="99"/>
     <w:unhideWhenUsed/>
-    <w:rsid w:val="007B1A58"/>
+    <w:rsid w:val="009D0212"/>
     <w:pPr>
       <w:tabs>
         <w:tab w:val="center" w:pos="4419"/>
@@ -8561,7 +7913,7 @@
     <w:basedOn w:val="Fuentedeprrafopredeter"/>
     <w:link w:val="Piedepgina"/>
     <w:uiPriority w:val="99"/>
-    <w:rsid w:val="007B1A58"/>
+    <w:rsid w:val="009D0212"/>
     <w:rPr>
       <w:rFonts w:ascii="Arial" w:hAnsi="Arial" w:cs="Arial"/>
       <w:kern w:val="0"/>
@@ -8574,41 +7926,21 @@
     <w:basedOn w:val="Fuentedeprrafopredeter"/>
     <w:link w:val="Ttulo1"/>
     <w:uiPriority w:val="9"/>
-    <w:rsid w:val="007B1A58"/>
+    <w:rsid w:val="009D0212"/>
     <w:rPr>
       <w:rFonts w:asciiTheme="majorHAnsi" w:eastAsiaTheme="majorEastAsia" w:hAnsiTheme="majorHAnsi" w:cstheme="majorBidi"/>
-      <w:b/>
-      <w:bCs/>
-      <w:kern w:val="32"/>
+      <w:color w:val="0F4761" w:themeColor="accent1" w:themeShade="BF"/>
+      <w:kern w:val="0"/>
       <w:sz w:val="32"/>
       <w:szCs w:val="32"/>
     </w:rPr>
-  </w:style>
-  <w:style w:type="table" w:styleId="Tablaconcuadrcula">
-    <w:name w:val="Table Grid"/>
-    <w:basedOn w:val="Tablanormal"/>
-    <w:uiPriority w:val="39"/>
-    <w:rsid w:val="009907EB"/>
-    <w:pPr>
-      <w:spacing w:after="0" w:line="240" w:lineRule="auto"/>
-    </w:pPr>
-    <w:tblPr>
-      <w:tblBorders>
-        <w:top w:val="single" w:sz="4" w:space="0" w:color="auto"/>
-        <w:left w:val="single" w:sz="4" w:space="0" w:color="auto"/>
-        <w:bottom w:val="single" w:sz="4" w:space="0" w:color="auto"/>
-        <w:right w:val="single" w:sz="4" w:space="0" w:color="auto"/>
-        <w:insideH w:val="single" w:sz="4" w:space="0" w:color="auto"/>
-        <w:insideV w:val="single" w:sz="4" w:space="0" w:color="auto"/>
-      </w:tblBorders>
-    </w:tblPr>
   </w:style>
   <w:style w:type="character" w:customStyle="1" w:styleId="Ttulo2Car">
     <w:name w:val="Título 2 Car"/>
     <w:basedOn w:val="Fuentedeprrafopredeter"/>
     <w:link w:val="Ttulo2"/>
     <w:uiPriority w:val="9"/>
-    <w:rsid w:val="00791F54"/>
+    <w:rsid w:val="001B65ED"/>
     <w:rPr>
       <w:rFonts w:asciiTheme="majorHAnsi" w:eastAsiaTheme="majorEastAsia" w:hAnsiTheme="majorHAnsi" w:cstheme="majorBidi"/>
       <w:color w:val="0F4761" w:themeColor="accent1" w:themeShade="BF"/>
@@ -8624,21 +7956,16 @@
     <w:uiPriority w:val="39"/>
     <w:unhideWhenUsed/>
     <w:qFormat/>
-    <w:rsid w:val="004521D5"/>
+    <w:rsid w:val="00E00DB9"/>
     <w:pPr>
-      <w:keepLines/>
       <w:widowControl/>
       <w:autoSpaceDE/>
       <w:autoSpaceDN/>
       <w:adjustRightInd/>
-      <w:spacing w:after="0" w:line="259" w:lineRule="auto"/>
+      <w:spacing w:line="259" w:lineRule="auto"/>
       <w:outlineLvl w:val="9"/>
     </w:pPr>
     <w:rPr>
-      <w:b w:val="0"/>
-      <w:bCs w:val="0"/>
-      <w:color w:val="0F4761" w:themeColor="accent1" w:themeShade="BF"/>
-      <w:kern w:val="0"/>
       <w14:ligatures w14:val="none"/>
     </w:rPr>
   </w:style>
@@ -8649,7 +7976,7 @@
     <w:autoRedefine/>
     <w:uiPriority w:val="39"/>
     <w:unhideWhenUsed/>
-    <w:rsid w:val="004521D5"/>
+    <w:rsid w:val="00E00DB9"/>
     <w:pPr>
       <w:spacing w:after="100"/>
     </w:pPr>
@@ -8661,7 +7988,7 @@
     <w:autoRedefine/>
     <w:uiPriority w:val="39"/>
     <w:unhideWhenUsed/>
-    <w:rsid w:val="004521D5"/>
+    <w:rsid w:val="00E00DB9"/>
     <w:pPr>
       <w:spacing w:after="100"/>
       <w:ind w:left="220"/>
@@ -8672,7 +7999,7 @@
     <w:basedOn w:val="Fuentedeprrafopredeter"/>
     <w:uiPriority w:val="99"/>
     <w:unhideWhenUsed/>
-    <w:rsid w:val="004521D5"/>
+    <w:rsid w:val="00E00DB9"/>
     <w:rPr>
       <w:color w:val="467886" w:themeColor="hyperlink"/>
       <w:u w:val="single"/>
@@ -8887,13 +8214,6 @@
         </a:gradFill>
       </a:fillStyleLst>
       <a:lnStyleLst>
-        <a:ln w="6350" cap="flat" cmpd="sng" algn="ctr">
-          <a:solidFill>
-            <a:schemeClr val="phClr"/>
-          </a:solidFill>
-          <a:prstDash val="solid"/>
-          <a:miter lim="800000"/>
-        </a:ln>
         <a:ln w="12700" cap="flat" cmpd="sng" algn="ctr">
           <a:solidFill>
             <a:schemeClr val="phClr"/>
@@ -8902,6 +8222,13 @@
           <a:miter lim="800000"/>
         </a:ln>
         <a:ln w="19050" cap="flat" cmpd="sng" algn="ctr">
+          <a:solidFill>
+            <a:schemeClr val="phClr"/>
+          </a:solidFill>
+          <a:prstDash val="solid"/>
+          <a:miter lim="800000"/>
+        </a:ln>
+        <a:ln w="25400" cap="flat" cmpd="sng" algn="ctr">
           <a:solidFill>
             <a:schemeClr val="phClr"/>
           </a:solidFill>
@@ -8966,7 +8293,27 @@
       </a:bgFillStyleLst>
     </a:fmtScheme>
   </a:themeElements>
-  <a:objectDefaults/>
+  <a:objectDefaults>
+    <a:lnDef>
+      <a:spPr/>
+      <a:bodyPr/>
+      <a:lstStyle/>
+      <a:style>
+        <a:lnRef idx="2">
+          <a:schemeClr val="accent1"/>
+        </a:lnRef>
+        <a:fillRef idx="0">
+          <a:schemeClr val="accent1"/>
+        </a:fillRef>
+        <a:effectRef idx="1">
+          <a:schemeClr val="accent1"/>
+        </a:effectRef>
+        <a:fontRef idx="minor">
+          <a:schemeClr val="tx1"/>
+        </a:fontRef>
+      </a:style>
+    </a:lnDef>
+  </a:objectDefaults>
   <a:extraClrSchemeLst/>
   <a:extLst>
     <a:ext uri="{05A4C25C-085E-4340-85A3-A5531E510DB2}">
@@ -8981,7 +8328,7 @@
 </file>
 
 <file path=customXml/itemProps1.xml><?xml version="1.0" encoding="utf-8"?>
-<ds:datastoreItem xmlns:ds="http://schemas.openxmlformats.org/officeDocument/2006/customXml" ds:itemID="{EECF8DA9-1D53-4B9F-A59E-5BC4CEA24BA7}">
+<ds:datastoreItem xmlns:ds="http://schemas.openxmlformats.org/officeDocument/2006/customXml" ds:itemID="{EF16A4FB-2D9C-459A-AF3C-1EA658B1591A}">
   <ds:schemaRefs>
     <ds:schemaRef ds:uri="http://schemas.openxmlformats.org/officeDocument/2006/bibliography"/>
   </ds:schemaRefs>
